--- a/documentos/Documento - Projeto de Extensão - COM Empresa - 2026_1.docx
+++ b/documentos/Documento - Projeto de Extensão - COM Empresa - 2026_1.docx
@@ -160,7 +160,7 @@
       <w:tblPr>
         <w:tblW w:w="9356" w:type="dxa"/>
         <w:jc w:val="left"/>
-        <w:tblInd w:w="216" w:type="dxa"/>
+        <w:tblInd w:w="324" w:type="dxa"/>
         <w:tblBorders>
           <w:top w:val="single" w:color="ffffff" w:sz="8" w:space="0" w:shadow="0" w:frame="0"/>
           <w:left w:val="single" w:color="ffffff" w:sz="8" w:space="0" w:shadow="0" w:frame="0"/>
@@ -180,7 +180,7 @@
           <w:shd w:val="clear" w:color="auto" w:fill="cad1d7"/>
         </w:tblPrEx>
         <w:trPr>
-          <w:trHeight w:val="937" w:hRule="atLeast"/>
+          <w:trHeight w:val="947" w:hRule="atLeast"/>
         </w:trPr>
         <w:tc>
           <w:tcPr>
@@ -308,6 +308,21 @@
         <w:pStyle w:val="Corpo A"/>
         <w:widowControl w:val="0"/>
         <w:spacing w:after="0" w:line="240" w:lineRule="auto"/>
+        <w:ind w:left="216" w:hanging="216"/>
+        <w:rPr>
+          <w:rFonts w:ascii="Arial" w:cs="Arial" w:hAnsi="Arial" w:eastAsia="Arial"/>
+          <w:b w:val="1"/>
+          <w:bCs w:val="1"/>
+          <w:sz w:val="20"/>
+          <w:szCs w:val="20"/>
+        </w:rPr>
+      </w:pPr>
+    </w:p>
+    <w:p>
+      <w:pPr>
+        <w:pStyle w:val="Corpo A"/>
+        <w:widowControl w:val="0"/>
+        <w:spacing w:after="0" w:line="240" w:lineRule="auto"/>
         <w:ind w:left="108" w:hanging="108"/>
         <w:rPr>
           <w:rFonts w:ascii="Arial" w:cs="Arial" w:hAnsi="Arial" w:eastAsia="Arial"/>
@@ -426,7 +441,7 @@
       <w:tblPr>
         <w:tblW w:w="9375" w:type="dxa"/>
         <w:jc w:val="left"/>
-        <w:tblInd w:w="216" w:type="dxa"/>
+        <w:tblInd w:w="324" w:type="dxa"/>
         <w:tblBorders>
           <w:top w:val="single" w:color="ffffff" w:sz="8" w:space="0" w:shadow="0" w:frame="0"/>
           <w:left w:val="single" w:color="ffffff" w:sz="8" w:space="0" w:shadow="0" w:frame="0"/>
@@ -447,7 +462,7 @@
           <w:shd w:val="clear" w:color="auto" w:fill="cad1d7"/>
         </w:tblPrEx>
         <w:trPr>
-          <w:trHeight w:val="453" w:hRule="atLeast"/>
+          <w:trHeight w:val="463" w:hRule="atLeast"/>
         </w:trPr>
         <w:tc>
           <w:tcPr>
@@ -531,7 +546,7 @@
           <w:shd w:val="clear" w:color="auto" w:fill="cad1d7"/>
         </w:tblPrEx>
         <w:trPr>
-          <w:trHeight w:val="233" w:hRule="atLeast"/>
+          <w:trHeight w:val="243" w:hRule="atLeast"/>
         </w:trPr>
         <w:tc>
           <w:tcPr>
@@ -627,7 +642,7 @@
           <w:shd w:val="clear" w:color="auto" w:fill="cad1d7"/>
         </w:tblPrEx>
         <w:trPr>
-          <w:trHeight w:val="233" w:hRule="atLeast"/>
+          <w:trHeight w:val="243" w:hRule="atLeast"/>
         </w:trPr>
         <w:tc>
           <w:tcPr>
@@ -723,7 +738,7 @@
           <w:shd w:val="clear" w:color="auto" w:fill="cad1d7"/>
         </w:tblPrEx>
         <w:trPr>
-          <w:trHeight w:val="233" w:hRule="atLeast"/>
+          <w:trHeight w:val="243" w:hRule="atLeast"/>
         </w:trPr>
         <w:tc>
           <w:tcPr>
@@ -857,7 +872,7 @@
           <w:shd w:val="clear" w:color="auto" w:fill="cad1d7"/>
         </w:tblPrEx>
         <w:trPr>
-          <w:trHeight w:val="453" w:hRule="atLeast"/>
+          <w:trHeight w:val="463" w:hRule="atLeast"/>
         </w:trPr>
         <w:tc>
           <w:tcPr>
@@ -906,7 +921,7 @@
         <w:pStyle w:val="Corpo A"/>
         <w:widowControl w:val="0"/>
         <w:spacing w:after="0" w:line="240" w:lineRule="auto"/>
-        <w:ind w:left="108" w:hanging="108"/>
+        <w:ind w:left="216" w:hanging="216"/>
         <w:rPr>
           <w:rFonts w:ascii="Arial" w:cs="Arial" w:hAnsi="Arial" w:eastAsia="Arial"/>
           <w:b w:val="1"/>
@@ -930,6 +945,30 @@
         <w:pStyle w:val="Corpo A"/>
         <w:widowControl w:val="0"/>
         <w:spacing w:after="0" w:line="240" w:lineRule="auto"/>
+        <w:ind w:left="108" w:hanging="108"/>
+        <w:rPr>
+          <w:rFonts w:ascii="Arial" w:cs="Arial" w:hAnsi="Arial" w:eastAsia="Arial"/>
+          <w:b w:val="1"/>
+          <w:bCs w:val="1"/>
+          <w:outline w:val="0"/>
+          <w:color w:val="0c3512"/>
+          <w:sz w:val="20"/>
+          <w:szCs w:val="20"/>
+          <w:u w:color="0c3512"/>
+          <w:lang w:val="pt-PT"/>
+          <w14:textFill>
+            <w14:solidFill>
+              <w14:srgbClr w14:val="0C3512"/>
+            </w14:solidFill>
+          </w14:textFill>
+        </w:rPr>
+      </w:pPr>
+    </w:p>
+    <w:p>
+      <w:pPr>
+        <w:pStyle w:val="Corpo A"/>
+        <w:widowControl w:val="0"/>
+        <w:spacing w:after="0" w:line="240" w:lineRule="auto"/>
         <w:rPr>
           <w:rFonts w:ascii="Arial" w:cs="Arial" w:hAnsi="Arial" w:eastAsia="Arial"/>
           <w:b w:val="1"/>
@@ -1016,7 +1055,7 @@
       <w:tblPr>
         <w:tblW w:w="9499" w:type="dxa"/>
         <w:jc w:val="left"/>
-        <w:tblInd w:w="216" w:type="dxa"/>
+        <w:tblInd w:w="324" w:type="dxa"/>
         <w:tblBorders>
           <w:top w:val="single" w:color="ffffff" w:sz="8" w:space="0" w:shadow="0" w:frame="0"/>
           <w:left w:val="single" w:color="ffffff" w:sz="8" w:space="0" w:shadow="0" w:frame="0"/>
@@ -1036,7 +1075,7 @@
           <w:shd w:val="clear" w:color="auto" w:fill="cad1d7"/>
         </w:tblPrEx>
         <w:trPr>
-          <w:trHeight w:val="576" w:hRule="atLeast"/>
+          <w:trHeight w:val="586" w:hRule="atLeast"/>
         </w:trPr>
         <w:tc>
           <w:tcPr>
@@ -1082,11 +1121,8 @@
             </w:r>
             <w:r>
               <w:rPr>
-                <w:rFonts w:ascii="Aptos" w:cs="Aptos" w:hAnsi="Aptos" w:eastAsia="Aptos"/>
-                <w:outline w:val="0"/>
-                <w:color w:val="0c3512"/>
-                <w:sz w:val="22"/>
-                <w:szCs w:val="22"/>
+                <w:outline w:val="0"/>
+                <w:color w:val="0c3512"/>
                 <w:u w:color="0c3512"/>
                 <w:shd w:val="nil" w:color="auto" w:fill="auto"/>
                 <w:rtl w:val="0"/>
@@ -1139,11 +1175,8 @@
             </w:r>
             <w:r>
               <w:rPr>
-                <w:rFonts w:ascii="Aptos" w:cs="Aptos" w:hAnsi="Aptos" w:eastAsia="Aptos"/>
-                <w:outline w:val="0"/>
-                <w:color w:val="0c3512"/>
-                <w:sz w:val="22"/>
-                <w:szCs w:val="22"/>
+                <w:outline w:val="0"/>
+                <w:color w:val="0c3512"/>
                 <w:u w:color="0c3512"/>
                 <w:shd w:val="nil" w:color="auto" w:fill="auto"/>
                 <w:rtl w:val="0"/>
@@ -1196,11 +1229,8 @@
             </w:r>
             <w:r>
               <w:rPr>
-                <w:rFonts w:ascii="Aptos" w:cs="Aptos" w:hAnsi="Aptos" w:eastAsia="Aptos"/>
-                <w:outline w:val="0"/>
-                <w:color w:val="0c3512"/>
-                <w:sz w:val="22"/>
-                <w:szCs w:val="22"/>
+                <w:outline w:val="0"/>
+                <w:color w:val="0c3512"/>
                 <w:u w:color="0c3512"/>
                 <w:shd w:val="nil" w:color="auto" w:fill="auto"/>
                 <w:rtl w:val="0"/>
@@ -1253,11 +1283,8 @@
             </w:r>
             <w:r>
               <w:rPr>
-                <w:rFonts w:ascii="Aptos" w:cs="Aptos" w:hAnsi="Aptos" w:eastAsia="Aptos"/>
-                <w:outline w:val="0"/>
-                <w:color w:val="0c3512"/>
-                <w:sz w:val="22"/>
-                <w:szCs w:val="22"/>
+                <w:outline w:val="0"/>
+                <w:color w:val="0c3512"/>
                 <w:u w:color="0c3512"/>
                 <w:shd w:val="nil" w:color="auto" w:fill="auto"/>
                 <w:rtl w:val="0"/>
@@ -1310,11 +1337,8 @@
             </w:r>
             <w:r>
               <w:rPr>
-                <w:rFonts w:ascii="Aptos" w:cs="Aptos" w:hAnsi="Aptos" w:eastAsia="Aptos"/>
-                <w:outline w:val="0"/>
-                <w:color w:val="0c3512"/>
-                <w:sz w:val="22"/>
-                <w:szCs w:val="22"/>
+                <w:outline w:val="0"/>
+                <w:color w:val="0c3512"/>
                 <w:u w:color="0c3512"/>
                 <w:shd w:val="nil" w:color="auto" w:fill="auto"/>
                 <w:rtl w:val="0"/>
@@ -1336,6 +1360,21 @@
         <w:pStyle w:val="Corpo A"/>
         <w:widowControl w:val="0"/>
         <w:spacing w:after="0" w:line="240" w:lineRule="auto"/>
+        <w:ind w:left="216" w:hanging="216"/>
+        <w:rPr>
+          <w:rFonts w:ascii="Arial" w:cs="Arial" w:hAnsi="Arial" w:eastAsia="Arial"/>
+          <w:b w:val="1"/>
+          <w:bCs w:val="1"/>
+          <w:sz w:val="20"/>
+          <w:szCs w:val="20"/>
+        </w:rPr>
+      </w:pPr>
+    </w:p>
+    <w:p>
+      <w:pPr>
+        <w:pStyle w:val="Corpo A"/>
+        <w:widowControl w:val="0"/>
+        <w:spacing w:after="0" w:line="240" w:lineRule="auto"/>
         <w:ind w:left="108" w:hanging="108"/>
         <w:jc w:val="both"/>
         <w:rPr>
@@ -1407,7 +1446,7 @@
       <w:tblPr>
         <w:tblW w:w="9515" w:type="dxa"/>
         <w:jc w:val="left"/>
-        <w:tblInd w:w="216" w:type="dxa"/>
+        <w:tblInd w:w="324" w:type="dxa"/>
         <w:tblBorders>
           <w:top w:val="single" w:color="ffffff" w:sz="8" w:space="0" w:shadow="0" w:frame="0"/>
           <w:left w:val="single" w:color="ffffff" w:sz="8" w:space="0" w:shadow="0" w:frame="0"/>
@@ -1427,7 +1466,7 @@
           <w:shd w:val="clear" w:color="auto" w:fill="cad1d7"/>
         </w:tblPrEx>
         <w:trPr>
-          <w:trHeight w:val="233" w:hRule="atLeast"/>
+          <w:trHeight w:val="243" w:hRule="atLeast"/>
         </w:trPr>
         <w:tc>
           <w:tcPr>
@@ -1556,6 +1595,22 @@
         <w:pStyle w:val="Corpo A"/>
         <w:widowControl w:val="0"/>
         <w:spacing w:after="0" w:line="240" w:lineRule="auto"/>
+        <w:ind w:left="216" w:hanging="216"/>
+        <w:rPr>
+          <w:rFonts w:ascii="Arial" w:cs="Arial" w:hAnsi="Arial" w:eastAsia="Arial"/>
+          <w:b w:val="1"/>
+          <w:bCs w:val="1"/>
+          <w:sz w:val="20"/>
+          <w:szCs w:val="20"/>
+          <w:lang w:val="pt-PT"/>
+        </w:rPr>
+      </w:pPr>
+    </w:p>
+    <w:p>
+      <w:pPr>
+        <w:pStyle w:val="Corpo A"/>
+        <w:widowControl w:val="0"/>
+        <w:spacing w:after="0" w:line="240" w:lineRule="auto"/>
         <w:ind w:left="108" w:hanging="108"/>
         <w:jc w:val="both"/>
         <w:rPr>
@@ -1690,11 +1745,7 @@
       </w:r>
       <w:r>
         <w:rPr>
-          <w:rFonts w:ascii="Arial Unicode MS" w:cs="Arial Unicode MS" w:hAnsi="Arial Unicode MS" w:eastAsia="Arial Unicode MS" w:hint="default"/>
-          <w:b w:val="0"/>
-          <w:bCs w:val="0"/>
-          <w:i w:val="0"/>
-          <w:iCs w:val="0"/>
+          <w:rFonts w:ascii="Arial Unicode MS" w:hAnsi="Arial Unicode MS" w:hint="default"/>
           <w:outline w:val="0"/>
           <w:color w:val="0c3512"/>
           <w:sz w:val="16"/>
@@ -1850,7 +1901,7 @@
       <w:tblPr>
         <w:tblW w:w="9450" w:type="dxa"/>
         <w:jc w:val="left"/>
-        <w:tblInd w:w="216" w:type="dxa"/>
+        <w:tblInd w:w="324" w:type="dxa"/>
         <w:tblBorders>
           <w:top w:val="single" w:color="ffffff" w:sz="8" w:space="0" w:shadow="0" w:frame="0"/>
           <w:left w:val="single" w:color="ffffff" w:sz="8" w:space="0" w:shadow="0" w:frame="0"/>
@@ -1871,7 +1922,7 @@
           <w:shd w:val="clear" w:color="auto" w:fill="cad1d7"/>
         </w:tblPrEx>
         <w:trPr>
-          <w:trHeight w:val="555" w:hRule="atLeast"/>
+          <w:trHeight w:val="565" w:hRule="atLeast"/>
         </w:trPr>
         <w:tc>
           <w:tcPr>
@@ -1936,16 +1987,13 @@
             </w:pPr>
             <w:r>
               <w:rPr>
-                <w:rFonts w:ascii="Arial Unicode MS" w:cs="Arial Unicode MS" w:hAnsi="Arial Unicode MS" w:eastAsia="Arial Unicode MS" w:hint="default"/>
-                <w:b w:val="0"/>
-                <w:bCs w:val="0"/>
-                <w:i w:val="0"/>
-                <w:iCs w:val="0"/>
+                <w:rFonts w:ascii="Arial Unicode MS" w:hAnsi="Arial Unicode MS" w:hint="default"/>
                 <w:outline w:val="0"/>
                 <w:color w:val="0c3512"/>
                 <w:sz w:val="16"/>
                 <w:szCs w:val="16"/>
                 <w:u w:color="0c3512"/>
+                <w:shd w:val="nil" w:color="auto" w:fill="auto"/>
                 <w:rtl w:val="0"/>
                 <w:lang w:val="pt-PT"/>
                 <w14:textFill>
@@ -1966,6 +2014,7 @@
                 <w:sz w:val="16"/>
                 <w:szCs w:val="16"/>
                 <w:u w:color="0c3512"/>
+                <w:shd w:val="nil" w:color="auto" w:fill="auto"/>
                 <w:rtl w:val="0"/>
                 <w:lang w:val="pt-PT"/>
                 <w14:textFill>
@@ -1980,6 +2029,29 @@
         </w:tc>
       </w:tr>
     </w:tbl>
+    <w:p>
+      <w:pPr>
+        <w:pStyle w:val="Corpo A"/>
+        <w:widowControl w:val="0"/>
+        <w:spacing w:after="0" w:line="240" w:lineRule="auto"/>
+        <w:ind w:left="216" w:hanging="216"/>
+        <w:rPr>
+          <w:rFonts w:ascii="Arial" w:cs="Arial" w:hAnsi="Arial" w:eastAsia="Arial"/>
+          <w:b w:val="1"/>
+          <w:bCs w:val="1"/>
+          <w:outline w:val="0"/>
+          <w:color w:val="0c3512"/>
+          <w:sz w:val="20"/>
+          <w:szCs w:val="20"/>
+          <w:u w:color="0c3512"/>
+          <w14:textFill>
+            <w14:solidFill>
+              <w14:srgbClr w14:val="0C3512"/>
+            </w14:solidFill>
+          </w14:textFill>
+        </w:rPr>
+      </w:pPr>
+    </w:p>
     <w:p>
       <w:pPr>
         <w:pStyle w:val="Corpo A"/>
@@ -2118,11 +2190,7 @@
       </w:r>
       <w:r>
         <w:rPr>
-          <w:rFonts w:ascii="Arial Unicode MS" w:cs="Arial Unicode MS" w:hAnsi="Arial Unicode MS" w:eastAsia="Arial Unicode MS" w:hint="default"/>
-          <w:b w:val="0"/>
-          <w:bCs w:val="0"/>
-          <w:i w:val="0"/>
-          <w:iCs w:val="0"/>
+          <w:rFonts w:ascii="Arial Unicode MS" w:hAnsi="Arial Unicode MS" w:hint="default"/>
           <w:outline w:val="0"/>
           <w:color w:val="0c3512"/>
           <w:sz w:val="16"/>
@@ -2163,7 +2231,7 @@
       <w:tblPr>
         <w:tblW w:w="9450" w:type="dxa"/>
         <w:jc w:val="left"/>
-        <w:tblInd w:w="291" w:type="dxa"/>
+        <w:tblInd w:w="399" w:type="dxa"/>
         <w:tblBorders>
           <w:top w:val="single" w:color="ffffff" w:sz="8" w:space="0" w:shadow="0" w:frame="0"/>
           <w:left w:val="single" w:color="ffffff" w:sz="8" w:space="0" w:shadow="0" w:frame="0"/>
@@ -2183,7 +2251,7 @@
           <w:shd w:val="clear" w:color="auto" w:fill="cad1d7"/>
         </w:tblPrEx>
         <w:trPr>
-          <w:trHeight w:val="453" w:hRule="atLeast"/>
+          <w:trHeight w:val="463" w:hRule="atLeast"/>
         </w:trPr>
         <w:tc>
           <w:tcPr>
@@ -2418,11 +2486,7 @@
             </w:r>
             <w:r>
               <w:rPr>
-                <w:rFonts w:ascii="Arial Unicode MS" w:cs="Arial Unicode MS" w:hAnsi="Arial Unicode MS" w:eastAsia="Arial Unicode MS" w:hint="default"/>
-                <w:b w:val="0"/>
-                <w:bCs w:val="0"/>
-                <w:i w:val="0"/>
-                <w:iCs w:val="0"/>
+                <w:rFonts w:ascii="Arial Unicode MS" w:hAnsi="Arial Unicode MS" w:hint="default"/>
                 <w:outline w:val="0"/>
                 <w:color w:val="0c3512"/>
                 <w:sz w:val="16"/>
@@ -2448,8 +2512,7 @@
         <w:pStyle w:val="Corpo A"/>
         <w:widowControl w:val="0"/>
         <w:spacing w:after="0" w:line="240" w:lineRule="auto"/>
-        <w:ind w:left="183" w:hanging="183"/>
-        <w:jc w:val="both"/>
+        <w:ind w:left="291" w:hanging="291"/>
         <w:rPr>
           <w:rFonts w:ascii="Arial" w:cs="Arial" w:hAnsi="Arial" w:eastAsia="Arial"/>
           <w:b w:val="1"/>
@@ -2473,6 +2536,31 @@
         <w:pStyle w:val="Corpo A"/>
         <w:widowControl w:val="0"/>
         <w:spacing w:after="0" w:line="240" w:lineRule="auto"/>
+        <w:ind w:left="183" w:hanging="183"/>
+        <w:jc w:val="both"/>
+        <w:rPr>
+          <w:rFonts w:ascii="Arial" w:cs="Arial" w:hAnsi="Arial" w:eastAsia="Arial"/>
+          <w:b w:val="1"/>
+          <w:bCs w:val="1"/>
+          <w:outline w:val="0"/>
+          <w:color w:val="0c3512"/>
+          <w:sz w:val="16"/>
+          <w:szCs w:val="16"/>
+          <w:u w:color="0c3512"/>
+          <w:lang w:val="pt-PT"/>
+          <w14:textFill>
+            <w14:solidFill>
+              <w14:srgbClr w14:val="0C3512"/>
+            </w14:solidFill>
+          </w14:textFill>
+        </w:rPr>
+      </w:pPr>
+    </w:p>
+    <w:p>
+      <w:pPr>
+        <w:pStyle w:val="Corpo A"/>
+        <w:widowControl w:val="0"/>
+        <w:spacing w:after="0" w:line="240" w:lineRule="auto"/>
         <w:ind w:left="75" w:hanging="75"/>
         <w:jc w:val="both"/>
         <w:rPr>
@@ -2599,7 +2687,7 @@
       <w:tblPr>
         <w:tblW w:w="8498" w:type="dxa"/>
         <w:jc w:val="left"/>
-        <w:tblInd w:w="216" w:type="dxa"/>
+        <w:tblInd w:w="324" w:type="dxa"/>
         <w:tblBorders>
           <w:top w:val="single" w:color="ffffff" w:sz="8" w:space="0" w:shadow="0" w:frame="0"/>
           <w:left w:val="single" w:color="ffffff" w:sz="8" w:space="0" w:shadow="0" w:frame="0"/>
@@ -2619,7 +2707,7 @@
           <w:shd w:val="clear" w:color="auto" w:fill="cad1d7"/>
         </w:tblPrEx>
         <w:trPr>
-          <w:trHeight w:val="2775" w:hRule="atLeast"/>
+          <w:trHeight w:val="2795" w:hRule="atLeast"/>
         </w:trPr>
         <w:tc>
           <w:tcPr>
@@ -3879,6 +3967,23 @@
         <w:pStyle w:val="Corpo A"/>
         <w:widowControl w:val="0"/>
         <w:spacing w:before="240" w:after="0" w:line="240" w:lineRule="auto"/>
+        <w:ind w:left="216" w:hanging="216"/>
+        <w:rPr>
+          <w:rStyle w:val="Nenhum"/>
+          <w:rFonts w:ascii="Arial" w:cs="Arial" w:hAnsi="Arial" w:eastAsia="Arial"/>
+          <w:b w:val="1"/>
+          <w:bCs w:val="1"/>
+          <w:sz w:val="20"/>
+          <w:szCs w:val="20"/>
+          <w:lang w:val="pt-PT"/>
+        </w:rPr>
+      </w:pPr>
+    </w:p>
+    <w:p>
+      <w:pPr>
+        <w:pStyle w:val="Corpo A"/>
+        <w:widowControl w:val="0"/>
+        <w:spacing w:before="240" w:after="0" w:line="240" w:lineRule="auto"/>
         <w:ind w:left="108" w:hanging="108"/>
         <w:jc w:val="both"/>
         <w:rPr>
@@ -3941,7 +4046,7 @@
       <w:tblPr>
         <w:tblW w:w="8336" w:type="dxa"/>
         <w:jc w:val="left"/>
-        <w:tblInd w:w="260" w:type="dxa"/>
+        <w:tblInd w:w="368" w:type="dxa"/>
         <w:tblBorders>
           <w:top w:val="single" w:color="ffffff" w:sz="8" w:space="0" w:shadow="0" w:frame="0"/>
           <w:left w:val="single" w:color="ffffff" w:sz="8" w:space="0" w:shadow="0" w:frame="0"/>
@@ -3961,7 +4066,7 @@
           <w:shd w:val="clear" w:color="auto" w:fill="cad1d7"/>
         </w:tblPrEx>
         <w:trPr>
-          <w:trHeight w:val="9125" w:hRule="atLeast"/>
+          <w:trHeight w:val="9135" w:hRule="atLeast"/>
         </w:trPr>
         <w:tc>
           <w:tcPr>
@@ -4002,13 +4107,15 @@
               </w:tabs>
               <w:suppressAutoHyphens w:val="1"/>
               <w:spacing w:before="0" w:after="140" w:line="240" w:lineRule="auto"/>
-              <w:jc w:val="left"/>
-              <w:rPr>
+              <w:rPr>
+                <w:rStyle w:val="Nenhum"/>
                 <w:rFonts w:ascii="Arial" w:cs="Arial" w:hAnsi="Arial" w:eastAsia="Arial"/>
                 <w:outline w:val="0"/>
                 <w:color w:val="0c3512"/>
                 <w:sz w:val="20"/>
                 <w:szCs w:val="20"/>
+                <w:u w:color="0c3512"/>
+                <w:shd w:val="nil" w:color="auto" w:fill="auto"/>
                 <w14:textFill>
                   <w14:solidFill>
                     <w14:srgbClr w14:val="0C3512"/>
@@ -4018,11 +4125,14 @@
             </w:pPr>
             <w:r>
               <w:rPr>
-                <w:rFonts w:ascii="Arial" w:hAnsi="Arial"/>
-                <w:outline w:val="0"/>
-                <w:color w:val="0c3512"/>
-                <w:sz w:val="20"/>
-                <w:szCs w:val="20"/>
+                <w:rStyle w:val="Nenhum"/>
+                <w:rFonts w:ascii="Arial" w:hAnsi="Arial"/>
+                <w:outline w:val="0"/>
+                <w:color w:val="0c3512"/>
+                <w:sz w:val="20"/>
+                <w:szCs w:val="20"/>
+                <w:u w:color="0c3512"/>
+                <w:shd w:val="nil" w:color="auto" w:fill="auto"/>
                 <w:rtl w:val="0"/>
                 <w:lang w:val="pt-PT"/>
                 <w14:textFill>
@@ -4035,11 +4145,14 @@
             </w:r>
             <w:r>
               <w:rPr>
-                <w:rFonts w:ascii="Arial" w:hAnsi="Arial" w:hint="default"/>
-                <w:outline w:val="0"/>
-                <w:color w:val="0c3512"/>
-                <w:sz w:val="20"/>
-                <w:szCs w:val="20"/>
+                <w:rStyle w:val="Nenhum"/>
+                <w:rFonts w:ascii="Arial" w:hAnsi="Arial" w:hint="default"/>
+                <w:outline w:val="0"/>
+                <w:color w:val="0c3512"/>
+                <w:sz w:val="20"/>
+                <w:szCs w:val="20"/>
+                <w:u w:color="0c3512"/>
+                <w:shd w:val="nil" w:color="auto" w:fill="auto"/>
                 <w:rtl w:val="0"/>
                 <w:lang w:val="fr-FR"/>
                 <w14:textFill>
@@ -4052,11 +4165,14 @@
             </w:r>
             <w:r>
               <w:rPr>
-                <w:rFonts w:ascii="Arial" w:hAnsi="Arial"/>
-                <w:outline w:val="0"/>
-                <w:color w:val="0c3512"/>
-                <w:sz w:val="20"/>
-                <w:szCs w:val="20"/>
+                <w:rStyle w:val="Nenhum"/>
+                <w:rFonts w:ascii="Arial" w:hAnsi="Arial"/>
+                <w:outline w:val="0"/>
+                <w:color w:val="0c3512"/>
+                <w:sz w:val="20"/>
+                <w:szCs w:val="20"/>
+                <w:u w:color="0c3512"/>
+                <w:shd w:val="nil" w:color="auto" w:fill="auto"/>
                 <w:rtl w:val="0"/>
                 <w:lang w:val="pt-PT"/>
                 <w14:textFill>
@@ -4069,12 +4185,16 @@
             </w:r>
             <w:r>
               <w:rPr>
-                <w:rFonts w:ascii="Arial" w:hAnsi="Arial" w:hint="default"/>
-                <w:outline w:val="0"/>
-                <w:color w:val="0c3512"/>
-                <w:sz w:val="20"/>
-                <w:szCs w:val="20"/>
-                <w:rtl w:val="0"/>
+                <w:rStyle w:val="Nenhum"/>
+                <w:rFonts w:ascii="Arial" w:hAnsi="Arial" w:hint="default"/>
+                <w:outline w:val="0"/>
+                <w:color w:val="0c3512"/>
+                <w:sz w:val="20"/>
+                <w:szCs w:val="20"/>
+                <w:u w:color="0c3512"/>
+                <w:shd w:val="nil" w:color="auto" w:fill="auto"/>
+                <w:rtl w:val="0"/>
+                <w:lang w:val="pt-PT"/>
                 <w14:textFill>
                   <w14:solidFill>
                     <w14:srgbClr w14:val="0C3512"/>
@@ -4085,11 +4205,14 @@
             </w:r>
             <w:r>
               <w:rPr>
-                <w:rFonts w:ascii="Arial" w:hAnsi="Arial"/>
-                <w:outline w:val="0"/>
-                <w:color w:val="0c3512"/>
-                <w:sz w:val="20"/>
-                <w:szCs w:val="20"/>
+                <w:rStyle w:val="Nenhum"/>
+                <w:rFonts w:ascii="Arial" w:hAnsi="Arial"/>
+                <w:outline w:val="0"/>
+                <w:color w:val="0c3512"/>
+                <w:sz w:val="20"/>
+                <w:szCs w:val="20"/>
+                <w:u w:color="0c3512"/>
+                <w:shd w:val="nil" w:color="auto" w:fill="auto"/>
                 <w:rtl w:val="0"/>
                 <w:lang w:val="pt-PT"/>
                 <w14:textFill>
@@ -4102,12 +4225,16 @@
             </w:r>
             <w:r>
               <w:rPr>
-                <w:rFonts w:ascii="Arial" w:hAnsi="Arial" w:hint="default"/>
-                <w:outline w:val="0"/>
-                <w:color w:val="0c3512"/>
-                <w:sz w:val="20"/>
-                <w:szCs w:val="20"/>
-                <w:rtl w:val="0"/>
+                <w:rStyle w:val="Nenhum"/>
+                <w:rFonts w:ascii="Arial" w:hAnsi="Arial" w:hint="default"/>
+                <w:outline w:val="0"/>
+                <w:color w:val="0c3512"/>
+                <w:sz w:val="20"/>
+                <w:szCs w:val="20"/>
+                <w:u w:color="0c3512"/>
+                <w:shd w:val="nil" w:color="auto" w:fill="auto"/>
+                <w:rtl w:val="0"/>
+                <w:lang w:val="pt-PT"/>
                 <w14:textFill>
                   <w14:solidFill>
                     <w14:srgbClr w14:val="0C3512"/>
@@ -4118,11 +4245,14 @@
             </w:r>
             <w:r>
               <w:rPr>
-                <w:rFonts w:ascii="Arial" w:hAnsi="Arial"/>
-                <w:outline w:val="0"/>
-                <w:color w:val="0c3512"/>
-                <w:sz w:val="20"/>
-                <w:szCs w:val="20"/>
+                <w:rStyle w:val="Nenhum"/>
+                <w:rFonts w:ascii="Arial" w:hAnsi="Arial"/>
+                <w:outline w:val="0"/>
+                <w:color w:val="0c3512"/>
+                <w:sz w:val="20"/>
+                <w:szCs w:val="20"/>
+                <w:u w:color="0c3512"/>
+                <w:shd w:val="nil" w:color="auto" w:fill="auto"/>
                 <w:rtl w:val="0"/>
                 <w:lang w:val="pt-PT"/>
                 <w14:textFill>
@@ -4135,12 +4265,16 @@
             </w:r>
             <w:r>
               <w:rPr>
-                <w:rFonts w:ascii="Arial" w:hAnsi="Arial" w:hint="default"/>
-                <w:outline w:val="0"/>
-                <w:color w:val="0c3512"/>
-                <w:sz w:val="20"/>
-                <w:szCs w:val="20"/>
-                <w:rtl w:val="0"/>
+                <w:rStyle w:val="Nenhum"/>
+                <w:rFonts w:ascii="Arial" w:hAnsi="Arial" w:hint="default"/>
+                <w:outline w:val="0"/>
+                <w:color w:val="0c3512"/>
+                <w:sz w:val="20"/>
+                <w:szCs w:val="20"/>
+                <w:u w:color="0c3512"/>
+                <w:shd w:val="nil" w:color="auto" w:fill="auto"/>
+                <w:rtl w:val="0"/>
+                <w:lang w:val="pt-PT"/>
                 <w14:textFill>
                   <w14:solidFill>
                     <w14:srgbClr w14:val="0C3512"/>
@@ -4151,11 +4285,14 @@
             </w:r>
             <w:r>
               <w:rPr>
-                <w:rFonts w:ascii="Arial" w:hAnsi="Arial"/>
-                <w:outline w:val="0"/>
-                <w:color w:val="0c3512"/>
-                <w:sz w:val="20"/>
-                <w:szCs w:val="20"/>
+                <w:rStyle w:val="Nenhum"/>
+                <w:rFonts w:ascii="Arial" w:hAnsi="Arial"/>
+                <w:outline w:val="0"/>
+                <w:color w:val="0c3512"/>
+                <w:sz w:val="20"/>
+                <w:szCs w:val="20"/>
+                <w:u w:color="0c3512"/>
+                <w:shd w:val="nil" w:color="auto" w:fill="auto"/>
                 <w:rtl w:val="0"/>
                 <w:lang w:val="pt-PT"/>
                 <w14:textFill>
@@ -4168,11 +4305,14 @@
             </w:r>
             <w:r>
               <w:rPr>
-                <w:rFonts w:ascii="Arial" w:hAnsi="Arial" w:hint="default"/>
-                <w:outline w:val="0"/>
-                <w:color w:val="0c3512"/>
-                <w:sz w:val="20"/>
-                <w:szCs w:val="20"/>
+                <w:rStyle w:val="Nenhum"/>
+                <w:rFonts w:ascii="Arial" w:hAnsi="Arial" w:hint="default"/>
+                <w:outline w:val="0"/>
+                <w:color w:val="0c3512"/>
+                <w:sz w:val="20"/>
+                <w:szCs w:val="20"/>
+                <w:u w:color="0c3512"/>
+                <w:shd w:val="nil" w:color="auto" w:fill="auto"/>
                 <w:rtl w:val="0"/>
                 <w:lang w:val="fr-FR"/>
                 <w14:textFill>
@@ -4185,11 +4325,14 @@
             </w:r>
             <w:r>
               <w:rPr>
-                <w:rFonts w:ascii="Arial" w:hAnsi="Arial"/>
-                <w:outline w:val="0"/>
-                <w:color w:val="0c3512"/>
-                <w:sz w:val="20"/>
-                <w:szCs w:val="20"/>
+                <w:rStyle w:val="Nenhum"/>
+                <w:rFonts w:ascii="Arial" w:hAnsi="Arial"/>
+                <w:outline w:val="0"/>
+                <w:color w:val="0c3512"/>
+                <w:sz w:val="20"/>
+                <w:szCs w:val="20"/>
+                <w:u w:color="0c3512"/>
+                <w:shd w:val="nil" w:color="auto" w:fill="auto"/>
                 <w:rtl w:val="0"/>
                 <w:lang w:val="pt-PT"/>
                 <w14:textFill>
@@ -4202,12 +4345,16 @@
             </w:r>
             <w:r>
               <w:rPr>
-                <w:rFonts w:ascii="Arial" w:hAnsi="Arial" w:hint="default"/>
-                <w:outline w:val="0"/>
-                <w:color w:val="0c3512"/>
-                <w:sz w:val="20"/>
-                <w:szCs w:val="20"/>
-                <w:rtl w:val="0"/>
+                <w:rStyle w:val="Nenhum"/>
+                <w:rFonts w:ascii="Arial" w:hAnsi="Arial" w:hint="default"/>
+                <w:outline w:val="0"/>
+                <w:color w:val="0c3512"/>
+                <w:sz w:val="20"/>
+                <w:szCs w:val="20"/>
+                <w:u w:color="0c3512"/>
+                <w:shd w:val="nil" w:color="auto" w:fill="auto"/>
+                <w:rtl w:val="0"/>
+                <w:lang w:val="pt-PT"/>
                 <w14:textFill>
                   <w14:solidFill>
                     <w14:srgbClr w14:val="0C3512"/>
@@ -4218,11 +4365,14 @@
             </w:r>
             <w:r>
               <w:rPr>
-                <w:rFonts w:ascii="Arial" w:hAnsi="Arial"/>
-                <w:outline w:val="0"/>
-                <w:color w:val="0c3512"/>
-                <w:sz w:val="20"/>
-                <w:szCs w:val="20"/>
+                <w:rStyle w:val="Nenhum"/>
+                <w:rFonts w:ascii="Arial" w:hAnsi="Arial"/>
+                <w:outline w:val="0"/>
+                <w:color w:val="0c3512"/>
+                <w:sz w:val="20"/>
+                <w:szCs w:val="20"/>
+                <w:u w:color="0c3512"/>
+                <w:shd w:val="nil" w:color="auto" w:fill="auto"/>
                 <w:rtl w:val="0"/>
                 <w:lang w:val="pt-PT"/>
                 <w14:textFill>
@@ -4235,11 +4385,14 @@
             </w:r>
             <w:r>
               <w:rPr>
-                <w:rFonts w:ascii="Arial" w:hAnsi="Arial" w:hint="default"/>
-                <w:outline w:val="0"/>
-                <w:color w:val="0c3512"/>
-                <w:sz w:val="20"/>
-                <w:szCs w:val="20"/>
+                <w:rStyle w:val="Nenhum"/>
+                <w:rFonts w:ascii="Arial" w:hAnsi="Arial" w:hint="default"/>
+                <w:outline w:val="0"/>
+                <w:color w:val="0c3512"/>
+                <w:sz w:val="20"/>
+                <w:szCs w:val="20"/>
+                <w:u w:color="0c3512"/>
+                <w:shd w:val="nil" w:color="auto" w:fill="auto"/>
                 <w:rtl w:val="0"/>
                 <w:lang w:val="pt-PT"/>
                 <w14:textFill>
@@ -4252,11 +4405,14 @@
             </w:r>
             <w:r>
               <w:rPr>
-                <w:rFonts w:ascii="Arial" w:hAnsi="Arial"/>
-                <w:outline w:val="0"/>
-                <w:color w:val="0c3512"/>
-                <w:sz w:val="20"/>
-                <w:szCs w:val="20"/>
+                <w:rStyle w:val="Nenhum"/>
+                <w:rFonts w:ascii="Arial" w:hAnsi="Arial"/>
+                <w:outline w:val="0"/>
+                <w:color w:val="0c3512"/>
+                <w:sz w:val="20"/>
+                <w:szCs w:val="20"/>
+                <w:u w:color="0c3512"/>
+                <w:shd w:val="nil" w:color="auto" w:fill="auto"/>
                 <w:rtl w:val="0"/>
                 <w:lang w:val="pt-PT"/>
                 <w14:textFill>
@@ -4269,12 +4425,16 @@
             </w:r>
             <w:r>
               <w:rPr>
-                <w:rFonts w:ascii="Arial" w:hAnsi="Arial" w:hint="default"/>
-                <w:outline w:val="0"/>
-                <w:color w:val="0c3512"/>
-                <w:sz w:val="20"/>
-                <w:szCs w:val="20"/>
-                <w:rtl w:val="0"/>
+                <w:rStyle w:val="Nenhum"/>
+                <w:rFonts w:ascii="Arial" w:hAnsi="Arial" w:hint="default"/>
+                <w:outline w:val="0"/>
+                <w:color w:val="0c3512"/>
+                <w:sz w:val="20"/>
+                <w:szCs w:val="20"/>
+                <w:u w:color="0c3512"/>
+                <w:shd w:val="nil" w:color="auto" w:fill="auto"/>
+                <w:rtl w:val="0"/>
+                <w:lang w:val="pt-PT"/>
                 <w14:textFill>
                   <w14:solidFill>
                     <w14:srgbClr w14:val="0C3512"/>
@@ -4285,11 +4445,14 @@
             </w:r>
             <w:r>
               <w:rPr>
-                <w:rFonts w:ascii="Arial" w:hAnsi="Arial"/>
-                <w:outline w:val="0"/>
-                <w:color w:val="0c3512"/>
-                <w:sz w:val="20"/>
-                <w:szCs w:val="20"/>
+                <w:rStyle w:val="Nenhum"/>
+                <w:rFonts w:ascii="Arial" w:hAnsi="Arial"/>
+                <w:outline w:val="0"/>
+                <w:color w:val="0c3512"/>
+                <w:sz w:val="20"/>
+                <w:szCs w:val="20"/>
+                <w:u w:color="0c3512"/>
+                <w:shd w:val="nil" w:color="auto" w:fill="auto"/>
                 <w:rtl w:val="0"/>
                 <w:lang w:val="pt-PT"/>
                 <w14:textFill>
@@ -4302,11 +4465,14 @@
             </w:r>
             <w:r>
               <w:rPr>
-                <w:rFonts w:ascii="Arial" w:hAnsi="Arial" w:hint="default"/>
-                <w:outline w:val="0"/>
-                <w:color w:val="0c3512"/>
-                <w:sz w:val="20"/>
-                <w:szCs w:val="20"/>
+                <w:rStyle w:val="Nenhum"/>
+                <w:rFonts w:ascii="Arial" w:hAnsi="Arial" w:hint="default"/>
+                <w:outline w:val="0"/>
+                <w:color w:val="0c3512"/>
+                <w:sz w:val="20"/>
+                <w:szCs w:val="20"/>
+                <w:u w:color="0c3512"/>
+                <w:shd w:val="nil" w:color="auto" w:fill="auto"/>
                 <w:rtl w:val="0"/>
                 <w:lang w:val="pt-PT"/>
                 <w14:textFill>
@@ -4319,11 +4485,14 @@
             </w:r>
             <w:r>
               <w:rPr>
-                <w:rFonts w:ascii="Arial" w:hAnsi="Arial"/>
-                <w:outline w:val="0"/>
-                <w:color w:val="0c3512"/>
-                <w:sz w:val="20"/>
-                <w:szCs w:val="20"/>
+                <w:rStyle w:val="Nenhum"/>
+                <w:rFonts w:ascii="Arial" w:hAnsi="Arial"/>
+                <w:outline w:val="0"/>
+                <w:color w:val="0c3512"/>
+                <w:sz w:val="20"/>
+                <w:szCs w:val="20"/>
+                <w:u w:color="0c3512"/>
+                <w:shd w:val="nil" w:color="auto" w:fill="auto"/>
                 <w:rtl w:val="0"/>
                 <w:lang w:val="pt-PT"/>
                 <w14:textFill>
@@ -4336,11 +4505,14 @@
             </w:r>
             <w:r>
               <w:rPr>
-                <w:rFonts w:ascii="Arial" w:hAnsi="Arial" w:hint="default"/>
-                <w:outline w:val="0"/>
-                <w:color w:val="0c3512"/>
-                <w:sz w:val="20"/>
-                <w:szCs w:val="20"/>
+                <w:rStyle w:val="Nenhum"/>
+                <w:rFonts w:ascii="Arial" w:hAnsi="Arial" w:hint="default"/>
+                <w:outline w:val="0"/>
+                <w:color w:val="0c3512"/>
+                <w:sz w:val="20"/>
+                <w:szCs w:val="20"/>
+                <w:u w:color="0c3512"/>
+                <w:shd w:val="nil" w:color="auto" w:fill="auto"/>
                 <w:rtl w:val="0"/>
                 <w:lang w:val="pt-PT"/>
                 <w14:textFill>
@@ -4353,11 +4525,14 @@
             </w:r>
             <w:r>
               <w:rPr>
-                <w:rFonts w:ascii="Arial" w:hAnsi="Arial"/>
-                <w:outline w:val="0"/>
-                <w:color w:val="0c3512"/>
-                <w:sz w:val="20"/>
-                <w:szCs w:val="20"/>
+                <w:rStyle w:val="Nenhum"/>
+                <w:rFonts w:ascii="Arial" w:hAnsi="Arial"/>
+                <w:outline w:val="0"/>
+                <w:color w:val="0c3512"/>
+                <w:sz w:val="20"/>
+                <w:szCs w:val="20"/>
+                <w:u w:color="0c3512"/>
+                <w:shd w:val="nil" w:color="auto" w:fill="auto"/>
                 <w:rtl w:val="0"/>
                 <w:lang w:val="pt-PT"/>
                 <w14:textFill>
@@ -4370,12 +4545,16 @@
             </w:r>
             <w:r>
               <w:rPr>
-                <w:rFonts w:ascii="Arial" w:hAnsi="Arial" w:hint="default"/>
-                <w:outline w:val="0"/>
-                <w:color w:val="0c3512"/>
-                <w:sz w:val="20"/>
-                <w:szCs w:val="20"/>
-                <w:rtl w:val="0"/>
+                <w:rStyle w:val="Nenhum"/>
+                <w:rFonts w:ascii="Arial" w:hAnsi="Arial" w:hint="default"/>
+                <w:outline w:val="0"/>
+                <w:color w:val="0c3512"/>
+                <w:sz w:val="20"/>
+                <w:szCs w:val="20"/>
+                <w:u w:color="0c3512"/>
+                <w:shd w:val="nil" w:color="auto" w:fill="auto"/>
+                <w:rtl w:val="0"/>
+                <w:lang w:val="pt-PT"/>
                 <w14:textFill>
                   <w14:solidFill>
                     <w14:srgbClr w14:val="0C3512"/>
@@ -4386,11 +4565,14 @@
             </w:r>
             <w:r>
               <w:rPr>
-                <w:rFonts w:ascii="Arial" w:hAnsi="Arial"/>
-                <w:outline w:val="0"/>
-                <w:color w:val="0c3512"/>
-                <w:sz w:val="20"/>
-                <w:szCs w:val="20"/>
+                <w:rStyle w:val="Nenhum"/>
+                <w:rFonts w:ascii="Arial" w:hAnsi="Arial"/>
+                <w:outline w:val="0"/>
+                <w:color w:val="0c3512"/>
+                <w:sz w:val="20"/>
+                <w:szCs w:val="20"/>
+                <w:u w:color="0c3512"/>
+                <w:shd w:val="nil" w:color="auto" w:fill="auto"/>
                 <w:rtl w:val="0"/>
                 <w:lang w:val="pt-PT"/>
                 <w14:textFill>
@@ -4403,11 +4585,14 @@
             </w:r>
             <w:r>
               <w:rPr>
-                <w:rFonts w:ascii="Arial" w:hAnsi="Arial" w:hint="default"/>
-                <w:outline w:val="0"/>
-                <w:color w:val="0c3512"/>
-                <w:sz w:val="20"/>
-                <w:szCs w:val="20"/>
+                <w:rStyle w:val="Nenhum"/>
+                <w:rFonts w:ascii="Arial" w:hAnsi="Arial" w:hint="default"/>
+                <w:outline w:val="0"/>
+                <w:color w:val="0c3512"/>
+                <w:sz w:val="20"/>
+                <w:szCs w:val="20"/>
+                <w:u w:color="0c3512"/>
+                <w:shd w:val="nil" w:color="auto" w:fill="auto"/>
                 <w:rtl w:val="0"/>
                 <w:lang w:val="pt-PT"/>
                 <w14:textFill>
@@ -4420,11 +4605,14 @@
             </w:r>
             <w:r>
               <w:rPr>
-                <w:rFonts w:ascii="Arial" w:hAnsi="Arial"/>
-                <w:outline w:val="0"/>
-                <w:color w:val="0c3512"/>
-                <w:sz w:val="20"/>
-                <w:szCs w:val="20"/>
+                <w:rStyle w:val="Nenhum"/>
+                <w:rFonts w:ascii="Arial" w:hAnsi="Arial"/>
+                <w:outline w:val="0"/>
+                <w:color w:val="0c3512"/>
+                <w:sz w:val="20"/>
+                <w:szCs w:val="20"/>
+                <w:u w:color="0c3512"/>
+                <w:shd w:val="nil" w:color="auto" w:fill="auto"/>
                 <w:rtl w:val="0"/>
                 <w:lang w:val="pt-PT"/>
                 <w14:textFill>
@@ -4437,12 +4625,16 @@
             </w:r>
             <w:r>
               <w:rPr>
-                <w:rFonts w:ascii="Arial" w:hAnsi="Arial" w:hint="default"/>
-                <w:outline w:val="0"/>
-                <w:color w:val="0c3512"/>
-                <w:sz w:val="20"/>
-                <w:szCs w:val="20"/>
-                <w:rtl w:val="0"/>
+                <w:rStyle w:val="Nenhum"/>
+                <w:rFonts w:ascii="Arial" w:hAnsi="Arial" w:hint="default"/>
+                <w:outline w:val="0"/>
+                <w:color w:val="0c3512"/>
+                <w:sz w:val="20"/>
+                <w:szCs w:val="20"/>
+                <w:u w:color="0c3512"/>
+                <w:shd w:val="nil" w:color="auto" w:fill="auto"/>
+                <w:rtl w:val="0"/>
+                <w:lang w:val="pt-PT"/>
                 <w14:textFill>
                   <w14:solidFill>
                     <w14:srgbClr w14:val="0C3512"/>
@@ -4453,11 +4645,14 @@
             </w:r>
             <w:r>
               <w:rPr>
-                <w:rFonts w:ascii="Arial" w:hAnsi="Arial"/>
-                <w:outline w:val="0"/>
-                <w:color w:val="0c3512"/>
-                <w:sz w:val="20"/>
-                <w:szCs w:val="20"/>
+                <w:rStyle w:val="Nenhum"/>
+                <w:rFonts w:ascii="Arial" w:hAnsi="Arial"/>
+                <w:outline w:val="0"/>
+                <w:color w:val="0c3512"/>
+                <w:sz w:val="20"/>
+                <w:szCs w:val="20"/>
+                <w:u w:color="0c3512"/>
+                <w:shd w:val="nil" w:color="auto" w:fill="auto"/>
                 <w:rtl w:val="0"/>
                 <w:lang w:val="pt-PT"/>
                 <w14:textFill>
@@ -4470,12 +4665,16 @@
             </w:r>
             <w:r>
               <w:rPr>
-                <w:rFonts w:ascii="Arial" w:hAnsi="Arial" w:hint="default"/>
-                <w:outline w:val="0"/>
-                <w:color w:val="0c3512"/>
-                <w:sz w:val="20"/>
-                <w:szCs w:val="20"/>
-                <w:rtl w:val="0"/>
+                <w:rStyle w:val="Nenhum"/>
+                <w:rFonts w:ascii="Arial" w:hAnsi="Arial" w:hint="default"/>
+                <w:outline w:val="0"/>
+                <w:color w:val="0c3512"/>
+                <w:sz w:val="20"/>
+                <w:szCs w:val="20"/>
+                <w:u w:color="0c3512"/>
+                <w:shd w:val="nil" w:color="auto" w:fill="auto"/>
+                <w:rtl w:val="0"/>
+                <w:lang w:val="pt-PT"/>
                 <w14:textFill>
                   <w14:solidFill>
                     <w14:srgbClr w14:val="0C3512"/>
@@ -4486,11 +4685,14 @@
             </w:r>
             <w:r>
               <w:rPr>
-                <w:rFonts w:ascii="Arial" w:hAnsi="Arial"/>
-                <w:outline w:val="0"/>
-                <w:color w:val="0c3512"/>
-                <w:sz w:val="20"/>
-                <w:szCs w:val="20"/>
+                <w:rStyle w:val="Nenhum"/>
+                <w:rFonts w:ascii="Arial" w:hAnsi="Arial"/>
+                <w:outline w:val="0"/>
+                <w:color w:val="0c3512"/>
+                <w:sz w:val="20"/>
+                <w:szCs w:val="20"/>
+                <w:u w:color="0c3512"/>
+                <w:shd w:val="nil" w:color="auto" w:fill="auto"/>
                 <w:rtl w:val="0"/>
                 <w:lang w:val="pt-PT"/>
                 <w14:textFill>
@@ -4503,11 +4705,14 @@
             </w:r>
             <w:r>
               <w:rPr>
-                <w:rFonts w:ascii="Arial" w:hAnsi="Arial" w:hint="default"/>
-                <w:outline w:val="0"/>
-                <w:color w:val="0c3512"/>
-                <w:sz w:val="20"/>
-                <w:szCs w:val="20"/>
+                <w:rStyle w:val="Nenhum"/>
+                <w:rFonts w:ascii="Arial" w:hAnsi="Arial" w:hint="default"/>
+                <w:outline w:val="0"/>
+                <w:color w:val="0c3512"/>
+                <w:sz w:val="20"/>
+                <w:szCs w:val="20"/>
+                <w:u w:color="0c3512"/>
+                <w:shd w:val="nil" w:color="auto" w:fill="auto"/>
                 <w:rtl w:val="0"/>
                 <w:lang w:val="fr-FR"/>
                 <w14:textFill>
@@ -4520,11 +4725,14 @@
             </w:r>
             <w:r>
               <w:rPr>
-                <w:rFonts w:ascii="Arial" w:hAnsi="Arial"/>
-                <w:outline w:val="0"/>
-                <w:color w:val="0c3512"/>
-                <w:sz w:val="20"/>
-                <w:szCs w:val="20"/>
+                <w:rStyle w:val="Nenhum"/>
+                <w:rFonts w:ascii="Arial" w:hAnsi="Arial"/>
+                <w:outline w:val="0"/>
+                <w:color w:val="0c3512"/>
+                <w:sz w:val="20"/>
+                <w:szCs w:val="20"/>
+                <w:u w:color="0c3512"/>
+                <w:shd w:val="nil" w:color="auto" w:fill="auto"/>
                 <w:rtl w:val="0"/>
                 <w:lang w:val="pt-PT"/>
                 <w14:textFill>
@@ -4537,11 +4745,14 @@
             </w:r>
             <w:r>
               <w:rPr>
-                <w:rFonts w:ascii="Arial" w:hAnsi="Arial" w:hint="default"/>
-                <w:outline w:val="0"/>
-                <w:color w:val="0c3512"/>
-                <w:sz w:val="20"/>
-                <w:szCs w:val="20"/>
+                <w:rStyle w:val="Nenhum"/>
+                <w:rFonts w:ascii="Arial" w:hAnsi="Arial" w:hint="default"/>
+                <w:outline w:val="0"/>
+                <w:color w:val="0c3512"/>
+                <w:sz w:val="20"/>
+                <w:szCs w:val="20"/>
+                <w:u w:color="0c3512"/>
+                <w:shd w:val="nil" w:color="auto" w:fill="auto"/>
                 <w:rtl w:val="0"/>
                 <w:lang w:val="fr-FR"/>
                 <w14:textFill>
@@ -4554,11 +4765,14 @@
             </w:r>
             <w:r>
               <w:rPr>
-                <w:rFonts w:ascii="Arial" w:hAnsi="Arial"/>
-                <w:outline w:val="0"/>
-                <w:color w:val="0c3512"/>
-                <w:sz w:val="20"/>
-                <w:szCs w:val="20"/>
+                <w:rStyle w:val="Nenhum"/>
+                <w:rFonts w:ascii="Arial" w:hAnsi="Arial"/>
+                <w:outline w:val="0"/>
+                <w:color w:val="0c3512"/>
+                <w:sz w:val="20"/>
+                <w:szCs w:val="20"/>
+                <w:u w:color="0c3512"/>
+                <w:shd w:val="nil" w:color="auto" w:fill="auto"/>
                 <w:rtl w:val="0"/>
                 <w:lang w:val="pt-PT"/>
                 <w14:textFill>
@@ -4571,12 +4785,16 @@
             </w:r>
             <w:r>
               <w:rPr>
-                <w:rFonts w:ascii="Arial" w:hAnsi="Arial" w:hint="default"/>
-                <w:outline w:val="0"/>
-                <w:color w:val="0c3512"/>
-                <w:sz w:val="20"/>
-                <w:szCs w:val="20"/>
-                <w:rtl w:val="0"/>
+                <w:rStyle w:val="Nenhum"/>
+                <w:rFonts w:ascii="Arial" w:hAnsi="Arial" w:hint="default"/>
+                <w:outline w:val="0"/>
+                <w:color w:val="0c3512"/>
+                <w:sz w:val="20"/>
+                <w:szCs w:val="20"/>
+                <w:u w:color="0c3512"/>
+                <w:shd w:val="nil" w:color="auto" w:fill="auto"/>
+                <w:rtl w:val="0"/>
+                <w:lang w:val="pt-PT"/>
                 <w14:textFill>
                   <w14:solidFill>
                     <w14:srgbClr w14:val="0C3512"/>
@@ -4587,11 +4805,14 @@
             </w:r>
             <w:r>
               <w:rPr>
-                <w:rFonts w:ascii="Arial" w:hAnsi="Arial"/>
-                <w:outline w:val="0"/>
-                <w:color w:val="0c3512"/>
-                <w:sz w:val="20"/>
-                <w:szCs w:val="20"/>
+                <w:rStyle w:val="Nenhum"/>
+                <w:rFonts w:ascii="Arial" w:hAnsi="Arial"/>
+                <w:outline w:val="0"/>
+                <w:color w:val="0c3512"/>
+                <w:sz w:val="20"/>
+                <w:szCs w:val="20"/>
+                <w:u w:color="0c3512"/>
+                <w:shd w:val="nil" w:color="auto" w:fill="auto"/>
                 <w:rtl w:val="0"/>
                 <w:lang w:val="pt-PT"/>
                 <w14:textFill>
@@ -4604,12 +4825,16 @@
             </w:r>
             <w:r>
               <w:rPr>
-                <w:rFonts w:ascii="Arial" w:hAnsi="Arial" w:hint="default"/>
-                <w:outline w:val="0"/>
-                <w:color w:val="0c3512"/>
-                <w:sz w:val="20"/>
-                <w:szCs w:val="20"/>
-                <w:rtl w:val="0"/>
+                <w:rStyle w:val="Nenhum"/>
+                <w:rFonts w:ascii="Arial" w:hAnsi="Arial" w:hint="default"/>
+                <w:outline w:val="0"/>
+                <w:color w:val="0c3512"/>
+                <w:sz w:val="20"/>
+                <w:szCs w:val="20"/>
+                <w:u w:color="0c3512"/>
+                <w:shd w:val="nil" w:color="auto" w:fill="auto"/>
+                <w:rtl w:val="0"/>
+                <w:lang w:val="pt-PT"/>
                 <w14:textFill>
                   <w14:solidFill>
                     <w14:srgbClr w14:val="0C3512"/>
@@ -4620,11 +4845,14 @@
             </w:r>
             <w:r>
               <w:rPr>
-                <w:rFonts w:ascii="Arial" w:hAnsi="Arial"/>
-                <w:outline w:val="0"/>
-                <w:color w:val="0c3512"/>
-                <w:sz w:val="20"/>
-                <w:szCs w:val="20"/>
+                <w:rStyle w:val="Nenhum"/>
+                <w:rFonts w:ascii="Arial" w:hAnsi="Arial"/>
+                <w:outline w:val="0"/>
+                <w:color w:val="0c3512"/>
+                <w:sz w:val="20"/>
+                <w:szCs w:val="20"/>
+                <w:u w:color="0c3512"/>
+                <w:shd w:val="nil" w:color="auto" w:fill="auto"/>
                 <w:rtl w:val="0"/>
                 <w:lang w:val="pt-PT"/>
                 <w14:textFill>
@@ -4637,12 +4865,16 @@
             </w:r>
             <w:r>
               <w:rPr>
-                <w:rFonts w:ascii="Arial" w:hAnsi="Arial" w:hint="default"/>
-                <w:outline w:val="0"/>
-                <w:color w:val="0c3512"/>
-                <w:sz w:val="20"/>
-                <w:szCs w:val="20"/>
-                <w:rtl w:val="0"/>
+                <w:rStyle w:val="Nenhum"/>
+                <w:rFonts w:ascii="Arial" w:hAnsi="Arial" w:hint="default"/>
+                <w:outline w:val="0"/>
+                <w:color w:val="0c3512"/>
+                <w:sz w:val="20"/>
+                <w:szCs w:val="20"/>
+                <w:u w:color="0c3512"/>
+                <w:shd w:val="nil" w:color="auto" w:fill="auto"/>
+                <w:rtl w:val="0"/>
+                <w:lang w:val="pt-PT"/>
                 <w14:textFill>
                   <w14:solidFill>
                     <w14:srgbClr w14:val="0C3512"/>
@@ -4653,11 +4885,14 @@
             </w:r>
             <w:r>
               <w:rPr>
-                <w:rFonts w:ascii="Arial" w:hAnsi="Arial"/>
-                <w:outline w:val="0"/>
-                <w:color w:val="0c3512"/>
-                <w:sz w:val="20"/>
-                <w:szCs w:val="20"/>
+                <w:rStyle w:val="Nenhum"/>
+                <w:rFonts w:ascii="Arial" w:hAnsi="Arial"/>
+                <w:outline w:val="0"/>
+                <w:color w:val="0c3512"/>
+                <w:sz w:val="20"/>
+                <w:szCs w:val="20"/>
+                <w:u w:color="0c3512"/>
+                <w:shd w:val="nil" w:color="auto" w:fill="auto"/>
                 <w:rtl w:val="0"/>
                 <w:lang w:val="pt-PT"/>
                 <w14:textFill>
@@ -4670,11 +4905,14 @@
             </w:r>
             <w:r>
               <w:rPr>
-                <w:rFonts w:ascii="Arial" w:hAnsi="Arial" w:hint="default"/>
-                <w:outline w:val="0"/>
-                <w:color w:val="0c3512"/>
-                <w:sz w:val="20"/>
-                <w:szCs w:val="20"/>
+                <w:rStyle w:val="Nenhum"/>
+                <w:rFonts w:ascii="Arial" w:hAnsi="Arial" w:hint="default"/>
+                <w:outline w:val="0"/>
+                <w:color w:val="0c3512"/>
+                <w:sz w:val="20"/>
+                <w:szCs w:val="20"/>
+                <w:u w:color="0c3512"/>
+                <w:shd w:val="nil" w:color="auto" w:fill="auto"/>
                 <w:rtl w:val="0"/>
                 <w:lang w:val="es-ES_tradnl"/>
                 <w14:textFill>
@@ -4687,11 +4925,14 @@
             </w:r>
             <w:r>
               <w:rPr>
-                <w:rFonts w:ascii="Arial" w:hAnsi="Arial"/>
-                <w:outline w:val="0"/>
-                <w:color w:val="0c3512"/>
-                <w:sz w:val="20"/>
-                <w:szCs w:val="20"/>
+                <w:rStyle w:val="Nenhum"/>
+                <w:rFonts w:ascii="Arial" w:hAnsi="Arial"/>
+                <w:outline w:val="0"/>
+                <w:color w:val="0c3512"/>
+                <w:sz w:val="20"/>
+                <w:szCs w:val="20"/>
+                <w:u w:color="0c3512"/>
+                <w:shd w:val="nil" w:color="auto" w:fill="auto"/>
                 <w:rtl w:val="0"/>
                 <w:lang w:val="pt-PT"/>
                 <w14:textFill>
@@ -4704,12 +4945,16 @@
             </w:r>
             <w:r>
               <w:rPr>
-                <w:rFonts w:ascii="Arial" w:hAnsi="Arial" w:hint="default"/>
-                <w:outline w:val="0"/>
-                <w:color w:val="0c3512"/>
-                <w:sz w:val="20"/>
-                <w:szCs w:val="20"/>
-                <w:rtl w:val="0"/>
+                <w:rStyle w:val="Nenhum"/>
+                <w:rFonts w:ascii="Arial" w:hAnsi="Arial" w:hint="default"/>
+                <w:outline w:val="0"/>
+                <w:color w:val="0c3512"/>
+                <w:sz w:val="20"/>
+                <w:szCs w:val="20"/>
+                <w:u w:color="0c3512"/>
+                <w:shd w:val="nil" w:color="auto" w:fill="auto"/>
+                <w:rtl w:val="0"/>
+                <w:lang w:val="pt-PT"/>
                 <w14:textFill>
                   <w14:solidFill>
                     <w14:srgbClr w14:val="0C3512"/>
@@ -4720,12 +4965,16 @@
             </w:r>
             <w:r>
               <w:rPr>
-                <w:rFonts w:ascii="Arial" w:hAnsi="Arial"/>
-                <w:outline w:val="0"/>
-                <w:color w:val="0c3512"/>
-                <w:sz w:val="20"/>
-                <w:szCs w:val="20"/>
-                <w:rtl w:val="0"/>
+                <w:rStyle w:val="Nenhum"/>
+                <w:rFonts w:ascii="Arial" w:hAnsi="Arial"/>
+                <w:outline w:val="0"/>
+                <w:color w:val="0c3512"/>
+                <w:sz w:val="20"/>
+                <w:szCs w:val="20"/>
+                <w:u w:color="0c3512"/>
+                <w:shd w:val="nil" w:color="auto" w:fill="auto"/>
+                <w:rtl w:val="0"/>
+                <w:lang w:val="pt-PT"/>
                 <w14:textFill>
                   <w14:solidFill>
                     <w14:srgbClr w14:val="0C3512"/>
@@ -4736,11 +4985,14 @@
             </w:r>
             <w:r>
               <w:rPr>
-                <w:rFonts w:ascii="Arial" w:hAnsi="Arial" w:hint="default"/>
-                <w:outline w:val="0"/>
-                <w:color w:val="0c3512"/>
-                <w:sz w:val="20"/>
-                <w:szCs w:val="20"/>
+                <w:rStyle w:val="Nenhum"/>
+                <w:rFonts w:ascii="Arial" w:hAnsi="Arial" w:hint="default"/>
+                <w:outline w:val="0"/>
+                <w:color w:val="0c3512"/>
+                <w:sz w:val="20"/>
+                <w:szCs w:val="20"/>
+                <w:u w:color="0c3512"/>
+                <w:shd w:val="nil" w:color="auto" w:fill="auto"/>
                 <w:rtl w:val="0"/>
                 <w:lang w:val="pt-PT"/>
                 <w14:textFill>
@@ -4753,11 +5005,14 @@
             </w:r>
             <w:r>
               <w:rPr>
-                <w:rFonts w:ascii="Arial" w:hAnsi="Arial"/>
-                <w:outline w:val="0"/>
-                <w:color w:val="0c3512"/>
-                <w:sz w:val="20"/>
-                <w:szCs w:val="20"/>
+                <w:rStyle w:val="Nenhum"/>
+                <w:rFonts w:ascii="Arial" w:hAnsi="Arial"/>
+                <w:outline w:val="0"/>
+                <w:color w:val="0c3512"/>
+                <w:sz w:val="20"/>
+                <w:szCs w:val="20"/>
+                <w:u w:color="0c3512"/>
+                <w:shd w:val="nil" w:color="auto" w:fill="auto"/>
                 <w:rtl w:val="0"/>
                 <w:lang w:val="pt-PT"/>
                 <w14:textFill>
@@ -4789,16 +5044,24 @@
                 <w:tab w:val="left" w:pos="7840"/>
               </w:tabs>
               <w:suppressAutoHyphens w:val="1"/>
+              <w:bidi w:val="0"/>
               <w:spacing w:before="0" w:line="240" w:lineRule="auto"/>
+              <w:ind w:left="0" w:right="0" w:firstLine="0"/>
               <w:jc w:val="left"/>
+              <w:rPr>
+                <w:rtl w:val="0"/>
+              </w:rPr>
             </w:pPr>
             <w:r>
               <w:rPr>
-                <w:rFonts w:ascii="Arial" w:hAnsi="Arial"/>
-                <w:outline w:val="0"/>
-                <w:color w:val="0c3512"/>
-                <w:sz w:val="20"/>
-                <w:szCs w:val="20"/>
+                <w:rStyle w:val="Nenhum"/>
+                <w:rFonts w:ascii="Arial" w:hAnsi="Arial"/>
+                <w:outline w:val="0"/>
+                <w:color w:val="0c3512"/>
+                <w:sz w:val="20"/>
+                <w:szCs w:val="20"/>
+                <w:u w:color="0c3512"/>
+                <w:shd w:val="nil" w:color="auto" w:fill="auto"/>
                 <w:rtl w:val="0"/>
                 <w:lang w:val="pt-PT"/>
                 <w14:textFill>
@@ -4811,12 +5074,16 @@
             </w:r>
             <w:r>
               <w:rPr>
-                <w:rFonts w:ascii="Arial" w:hAnsi="Arial" w:hint="default"/>
-                <w:outline w:val="0"/>
-                <w:color w:val="0c3512"/>
-                <w:sz w:val="20"/>
-                <w:szCs w:val="20"/>
-                <w:rtl w:val="0"/>
+                <w:rStyle w:val="Nenhum"/>
+                <w:rFonts w:ascii="Arial" w:hAnsi="Arial" w:hint="default"/>
+                <w:outline w:val="0"/>
+                <w:color w:val="0c3512"/>
+                <w:sz w:val="20"/>
+                <w:szCs w:val="20"/>
+                <w:u w:color="0c3512"/>
+                <w:shd w:val="nil" w:color="auto" w:fill="auto"/>
+                <w:rtl w:val="0"/>
+                <w:lang w:val="pt-PT"/>
                 <w14:textFill>
                   <w14:solidFill>
                     <w14:srgbClr w14:val="0C3512"/>
@@ -4827,11 +5094,14 @@
             </w:r>
             <w:r>
               <w:rPr>
-                <w:rFonts w:ascii="Arial" w:hAnsi="Arial"/>
-                <w:outline w:val="0"/>
-                <w:color w:val="0c3512"/>
-                <w:sz w:val="20"/>
-                <w:szCs w:val="20"/>
+                <w:rStyle w:val="Nenhum"/>
+                <w:rFonts w:ascii="Arial" w:hAnsi="Arial"/>
+                <w:outline w:val="0"/>
+                <w:color w:val="0c3512"/>
+                <w:sz w:val="20"/>
+                <w:szCs w:val="20"/>
+                <w:u w:color="0c3512"/>
+                <w:shd w:val="nil" w:color="auto" w:fill="auto"/>
                 <w:rtl w:val="0"/>
                 <w:lang w:val="es-ES_tradnl"/>
                 <w14:textFill>
@@ -4844,11 +5114,14 @@
             </w:r>
             <w:r>
               <w:rPr>
-                <w:rFonts w:ascii="Arial" w:hAnsi="Arial" w:hint="default"/>
-                <w:outline w:val="0"/>
-                <w:color w:val="0c3512"/>
-                <w:sz w:val="20"/>
-                <w:szCs w:val="20"/>
+                <w:rStyle w:val="Nenhum"/>
+                <w:rFonts w:ascii="Arial" w:hAnsi="Arial" w:hint="default"/>
+                <w:outline w:val="0"/>
+                <w:color w:val="0c3512"/>
+                <w:sz w:val="20"/>
+                <w:szCs w:val="20"/>
+                <w:u w:color="0c3512"/>
+                <w:shd w:val="nil" w:color="auto" w:fill="auto"/>
                 <w:rtl w:val="0"/>
                 <w:lang w:val="pt-PT"/>
                 <w14:textFill>
@@ -4861,11 +5134,14 @@
             </w:r>
             <w:r>
               <w:rPr>
-                <w:rFonts w:ascii="Arial" w:hAnsi="Arial"/>
-                <w:outline w:val="0"/>
-                <w:color w:val="0c3512"/>
-                <w:sz w:val="20"/>
-                <w:szCs w:val="20"/>
+                <w:rStyle w:val="Nenhum"/>
+                <w:rFonts w:ascii="Arial" w:hAnsi="Arial"/>
+                <w:outline w:val="0"/>
+                <w:color w:val="0c3512"/>
+                <w:sz w:val="20"/>
+                <w:szCs w:val="20"/>
+                <w:u w:color="0c3512"/>
+                <w:shd w:val="nil" w:color="auto" w:fill="auto"/>
                 <w:rtl w:val="0"/>
                 <w:lang w:val="pt-PT"/>
                 <w14:textFill>
@@ -4878,11 +5154,14 @@
             </w:r>
             <w:r>
               <w:rPr>
-                <w:rFonts w:ascii="Arial" w:hAnsi="Arial" w:hint="default"/>
-                <w:outline w:val="0"/>
-                <w:color w:val="0c3512"/>
-                <w:sz w:val="20"/>
-                <w:szCs w:val="20"/>
+                <w:rStyle w:val="Nenhum"/>
+                <w:rFonts w:ascii="Arial" w:hAnsi="Arial" w:hint="default"/>
+                <w:outline w:val="0"/>
+                <w:color w:val="0c3512"/>
+                <w:sz w:val="20"/>
+                <w:szCs w:val="20"/>
+                <w:u w:color="0c3512"/>
+                <w:shd w:val="nil" w:color="auto" w:fill="auto"/>
                 <w:rtl w:val="0"/>
                 <w:lang w:val="pt-PT"/>
                 <w14:textFill>
@@ -4895,11 +5174,14 @@
             </w:r>
             <w:r>
               <w:rPr>
-                <w:rFonts w:ascii="Arial" w:hAnsi="Arial"/>
-                <w:outline w:val="0"/>
-                <w:color w:val="0c3512"/>
-                <w:sz w:val="20"/>
-                <w:szCs w:val="20"/>
+                <w:rStyle w:val="Nenhum"/>
+                <w:rFonts w:ascii="Arial" w:hAnsi="Arial"/>
+                <w:outline w:val="0"/>
+                <w:color w:val="0c3512"/>
+                <w:sz w:val="20"/>
+                <w:szCs w:val="20"/>
+                <w:u w:color="0c3512"/>
+                <w:shd w:val="nil" w:color="auto" w:fill="auto"/>
                 <w:rtl w:val="0"/>
                 <w:lang w:val="pt-PT"/>
                 <w14:textFill>
@@ -4912,12 +5194,16 @@
             </w:r>
             <w:r>
               <w:rPr>
-                <w:rFonts w:ascii="Arial" w:hAnsi="Arial" w:hint="default"/>
-                <w:outline w:val="0"/>
-                <w:color w:val="0c3512"/>
-                <w:sz w:val="20"/>
-                <w:szCs w:val="20"/>
-                <w:rtl w:val="0"/>
+                <w:rStyle w:val="Nenhum"/>
+                <w:rFonts w:ascii="Arial" w:hAnsi="Arial" w:hint="default"/>
+                <w:outline w:val="0"/>
+                <w:color w:val="0c3512"/>
+                <w:sz w:val="20"/>
+                <w:szCs w:val="20"/>
+                <w:u w:color="0c3512"/>
+                <w:shd w:val="nil" w:color="auto" w:fill="auto"/>
+                <w:rtl w:val="0"/>
+                <w:lang w:val="pt-PT"/>
                 <w14:textFill>
                   <w14:solidFill>
                     <w14:srgbClr w14:val="0C3512"/>
@@ -4928,11 +5214,14 @@
             </w:r>
             <w:r>
               <w:rPr>
-                <w:rFonts w:ascii="Arial" w:hAnsi="Arial"/>
-                <w:outline w:val="0"/>
-                <w:color w:val="0c3512"/>
-                <w:sz w:val="20"/>
-                <w:szCs w:val="20"/>
+                <w:rStyle w:val="Nenhum"/>
+                <w:rFonts w:ascii="Arial" w:hAnsi="Arial"/>
+                <w:outline w:val="0"/>
+                <w:color w:val="0c3512"/>
+                <w:sz w:val="20"/>
+                <w:szCs w:val="20"/>
+                <w:u w:color="0c3512"/>
+                <w:shd w:val="nil" w:color="auto" w:fill="auto"/>
                 <w:rtl w:val="0"/>
                 <w:lang w:val="pt-PT"/>
                 <w14:textFill>
@@ -4945,11 +5234,14 @@
             </w:r>
             <w:r>
               <w:rPr>
-                <w:rFonts w:ascii="Arial" w:hAnsi="Arial" w:hint="default"/>
-                <w:outline w:val="0"/>
-                <w:color w:val="0c3512"/>
-                <w:sz w:val="20"/>
-                <w:szCs w:val="20"/>
+                <w:rStyle w:val="Nenhum"/>
+                <w:rFonts w:ascii="Arial" w:hAnsi="Arial" w:hint="default"/>
+                <w:outline w:val="0"/>
+                <w:color w:val="0c3512"/>
+                <w:sz w:val="20"/>
+                <w:szCs w:val="20"/>
+                <w:u w:color="0c3512"/>
+                <w:shd w:val="nil" w:color="auto" w:fill="auto"/>
                 <w:rtl w:val="0"/>
                 <w:lang w:val="pt-PT"/>
                 <w14:textFill>
@@ -4962,11 +5254,14 @@
             </w:r>
             <w:r>
               <w:rPr>
-                <w:rFonts w:ascii="Arial" w:hAnsi="Arial"/>
-                <w:outline w:val="0"/>
-                <w:color w:val="0c3512"/>
-                <w:sz w:val="20"/>
-                <w:szCs w:val="20"/>
+                <w:rStyle w:val="Nenhum"/>
+                <w:rFonts w:ascii="Arial" w:hAnsi="Arial"/>
+                <w:outline w:val="0"/>
+                <w:color w:val="0c3512"/>
+                <w:sz w:val="20"/>
+                <w:szCs w:val="20"/>
+                <w:u w:color="0c3512"/>
+                <w:shd w:val="nil" w:color="auto" w:fill="auto"/>
                 <w:rtl w:val="0"/>
                 <w:lang w:val="pt-PT"/>
                 <w14:textFill>
@@ -4979,12 +5274,16 @@
             </w:r>
             <w:r>
               <w:rPr>
-                <w:rFonts w:ascii="Arial" w:hAnsi="Arial" w:hint="default"/>
-                <w:outline w:val="0"/>
-                <w:color w:val="0c3512"/>
-                <w:sz w:val="20"/>
-                <w:szCs w:val="20"/>
-                <w:rtl w:val="0"/>
+                <w:rStyle w:val="Nenhum"/>
+                <w:rFonts w:ascii="Arial" w:hAnsi="Arial" w:hint="default"/>
+                <w:outline w:val="0"/>
+                <w:color w:val="0c3512"/>
+                <w:sz w:val="20"/>
+                <w:szCs w:val="20"/>
+                <w:u w:color="0c3512"/>
+                <w:shd w:val="nil" w:color="auto" w:fill="auto"/>
+                <w:rtl w:val="0"/>
+                <w:lang w:val="pt-PT"/>
                 <w14:textFill>
                   <w14:solidFill>
                     <w14:srgbClr w14:val="0C3512"/>
@@ -4995,11 +5294,14 @@
             </w:r>
             <w:r>
               <w:rPr>
-                <w:rFonts w:ascii="Arial" w:hAnsi="Arial"/>
-                <w:outline w:val="0"/>
-                <w:color w:val="0c3512"/>
-                <w:sz w:val="20"/>
-                <w:szCs w:val="20"/>
+                <w:rStyle w:val="Nenhum"/>
+                <w:rFonts w:ascii="Arial" w:hAnsi="Arial"/>
+                <w:outline w:val="0"/>
+                <w:color w:val="0c3512"/>
+                <w:sz w:val="20"/>
+                <w:szCs w:val="20"/>
+                <w:u w:color="0c3512"/>
+                <w:shd w:val="nil" w:color="auto" w:fill="auto"/>
                 <w:rtl w:val="0"/>
                 <w:lang w:val="pt-PT"/>
                 <w14:textFill>
@@ -5012,11 +5314,15 @@
             </w:r>
             <w:r>
               <w:rPr>
+                <w:rStyle w:val="Nenhum"/>
                 <w:rFonts w:ascii="Arial" w:cs="Arial" w:hAnsi="Arial" w:eastAsia="Arial"/>
                 <w:outline w:val="0"/>
                 <w:color w:val="0c3512"/>
                 <w:sz w:val="20"/>
                 <w:szCs w:val="20"/>
+                <w:u w:color="0c3512"/>
+                <w:shd w:val="nil" w:color="auto" w:fill="auto"/>
+                <w:lang w:val="en-US"/>
                 <w14:textFill>
                   <w14:solidFill>
                     <w14:srgbClr w14:val="0C3512"/>
@@ -5025,7 +5331,7 @@
               </w:rPr>
               <w:drawing xmlns:a="http://schemas.openxmlformats.org/drawingml/2006/main">
                 <wp:inline distT="0" distB="0" distL="0" distR="0">
-                  <wp:extent cx="5185283" cy="3157705"/>
+                  <wp:extent cx="5116703" cy="3115942"/>
                   <wp:effectExtent l="0" t="0" r="0" b="0"/>
                   <wp:docPr id="1073741826" name="officeArt object" descr="filme-colado.png"/>
                   <wp:cNvGraphicFramePr/>
@@ -5049,7 +5355,7 @@
                         <pic:spPr>
                           <a:xfrm>
                             <a:off x="0" y="0"/>
-                            <a:ext cx="5185283" cy="3157705"/>
+                            <a:ext cx="5116703" cy="3115942"/>
                           </a:xfrm>
                           <a:prstGeom prst="rect">
                             <a:avLst/>
@@ -5066,20 +5372,6 @@
                 </wp:inline>
               </w:drawing>
             </w:r>
-            <w:r>
-              <w:rPr>
-                <w:rFonts w:ascii="Arial" w:cs="Arial" w:hAnsi="Arial" w:eastAsia="Arial"/>
-                <w:outline w:val="0"/>
-                <w:color w:val="0c3512"/>
-                <w:sz w:val="20"/>
-                <w:szCs w:val="20"/>
-                <w14:textFill>
-                  <w14:solidFill>
-                    <w14:srgbClr w14:val="0C3512"/>
-                  </w14:solidFill>
-                </w14:textFill>
-              </w:rPr>
-            </w:r>
           </w:p>
         </w:tc>
       </w:tr>
@@ -5089,8 +5381,7 @@
         <w:pStyle w:val="Corpo A"/>
         <w:widowControl w:val="0"/>
         <w:spacing w:before="240" w:after="0" w:line="240" w:lineRule="auto"/>
-        <w:ind w:left="152" w:hanging="152"/>
-        <w:jc w:val="both"/>
+        <w:ind w:left="260" w:hanging="260"/>
         <w:rPr>
           <w:rStyle w:val="Nenhum"/>
           <w:rFonts w:ascii="Arial" w:cs="Arial" w:hAnsi="Arial" w:eastAsia="Arial"/>
@@ -5105,7 +5396,10 @@
     <w:p>
       <w:pPr>
         <w:pStyle w:val="Corpo A"/>
-        <w:spacing w:after="0" w:line="240" w:lineRule="auto"/>
+        <w:widowControl w:val="0"/>
+        <w:spacing w:before="240" w:after="0" w:line="240" w:lineRule="auto"/>
+        <w:ind w:left="152" w:hanging="152"/>
+        <w:jc w:val="both"/>
         <w:rPr>
           <w:rStyle w:val="Nenhum"/>
           <w:rFonts w:ascii="Arial" w:cs="Arial" w:hAnsi="Arial" w:eastAsia="Arial"/>
@@ -5113,6 +5407,21 @@
           <w:bCs w:val="1"/>
           <w:sz w:val="20"/>
           <w:szCs w:val="20"/>
+          <w:lang w:val="pt-PT"/>
+        </w:rPr>
+      </w:pPr>
+    </w:p>
+    <w:p>
+      <w:pPr>
+        <w:pStyle w:val="Corpo A"/>
+        <w:spacing w:after="0" w:line="240" w:lineRule="auto"/>
+        <w:rPr>
+          <w:rStyle w:val="Nenhum"/>
+          <w:rFonts w:ascii="Arial" w:cs="Arial" w:hAnsi="Arial" w:eastAsia="Arial"/>
+          <w:b w:val="1"/>
+          <w:bCs w:val="1"/>
+          <w:sz w:val="20"/>
+          <w:szCs w:val="20"/>
         </w:rPr>
       </w:pPr>
     </w:p>
@@ -5120,7 +5429,7 @@
       <w:tblPr>
         <w:tblW w:w="8498" w:type="dxa"/>
         <w:jc w:val="left"/>
-        <w:tblInd w:w="108" w:type="dxa"/>
+        <w:tblInd w:w="216" w:type="dxa"/>
         <w:tblBorders>
           <w:top w:val="single" w:color="ffffff" w:sz="8" w:space="0" w:shadow="0" w:frame="0"/>
           <w:left w:val="single" w:color="ffffff" w:sz="8" w:space="0" w:shadow="0" w:frame="0"/>
@@ -5140,7 +5449,7 @@
           <w:shd w:val="clear" w:color="auto" w:fill="cad1d7"/>
         </w:tblPrEx>
         <w:trPr>
-          <w:trHeight w:val="11744" w:hRule="atLeast"/>
+          <w:trHeight w:val="11754" w:hRule="atLeast"/>
         </w:trPr>
         <w:tc>
           <w:tcPr>
@@ -5178,14 +5487,15 @@
                 <w:tab w:val="left" w:pos="6720"/>
                 <w:tab w:val="left" w:pos="7280"/>
                 <w:tab w:val="left" w:pos="7840"/>
-                <w:tab w:val="left" w:pos="8400"/>
+                <w:tab w:val="left" w:pos="7998"/>
               </w:tabs>
               <w:suppressAutoHyphens w:val="1"/>
               <w:spacing w:before="0" w:line="240" w:lineRule="auto"/>
-              <w:jc w:val="left"/>
-              <w:rPr>
+              <w:rPr>
+                <w:rStyle w:val="Nenhum"/>
                 <w:sz w:val="26"/>
                 <w:szCs w:val="26"/>
+                <w:shd w:val="nil" w:color="auto" w:fill="auto"/>
               </w:rPr>
             </w:pPr>
             <w:r>
@@ -5196,6 +5506,8 @@
                 <w:color w:val="0c3512"/>
                 <w:sz w:val="20"/>
                 <w:szCs w:val="20"/>
+                <w:u w:color="0c3512"/>
+                <w:shd w:val="nil" w:color="auto" w:fill="auto"/>
                 <w:rtl w:val="0"/>
                 <w:lang w:val="pt-PT"/>
                 <w14:textFill>
@@ -5214,6 +5526,8 @@
                 <w:color w:val="0c3512"/>
                 <w:sz w:val="20"/>
                 <w:szCs w:val="20"/>
+                <w:u w:color="0c3512"/>
+                <w:shd w:val="nil" w:color="auto" w:fill="auto"/>
                 <w:rtl w:val="0"/>
                 <w:lang w:val="pt-PT"/>
                 <w14:textFill>
@@ -5232,6 +5546,8 @@
                 <w:color w:val="0c3512"/>
                 <w:sz w:val="20"/>
                 <w:szCs w:val="20"/>
+                <w:u w:color="0c3512"/>
+                <w:shd w:val="nil" w:color="auto" w:fill="auto"/>
                 <w:rtl w:val="0"/>
                 <w:lang w:val="pt-PT"/>
                 <w14:textFill>
@@ -5250,6 +5566,8 @@
                 <w:color w:val="0c3512"/>
                 <w:sz w:val="20"/>
                 <w:szCs w:val="20"/>
+                <w:u w:color="0c3512"/>
+                <w:shd w:val="nil" w:color="auto" w:fill="auto"/>
                 <w:rtl w:val="0"/>
                 <w:lang w:val="pt-PT"/>
                 <w14:textFill>
@@ -5268,6 +5586,8 @@
                 <w:color w:val="0c3512"/>
                 <w:sz w:val="20"/>
                 <w:szCs w:val="20"/>
+                <w:u w:color="0c3512"/>
+                <w:shd w:val="nil" w:color="auto" w:fill="auto"/>
                 <w:rtl w:val="0"/>
                 <w:lang w:val="pt-PT"/>
                 <w14:textFill>
@@ -5286,7 +5606,10 @@
                 <w:color w:val="0c3512"/>
                 <w:sz w:val="20"/>
                 <w:szCs w:val="20"/>
-                <w:rtl w:val="0"/>
+                <w:u w:color="0c3512"/>
+                <w:shd w:val="nil" w:color="auto" w:fill="auto"/>
+                <w:rtl w:val="0"/>
+                <w:lang w:val="pt-PT"/>
                 <w14:textFill>
                   <w14:solidFill>
                     <w14:srgbClr w14:val="0C3512"/>
@@ -5303,6 +5626,8 @@
                 <w:color w:val="0c3512"/>
                 <w:sz w:val="20"/>
                 <w:szCs w:val="20"/>
+                <w:u w:color="0c3512"/>
+                <w:shd w:val="nil" w:color="auto" w:fill="auto"/>
                 <w:rtl w:val="0"/>
                 <w:lang w:val="pt-PT"/>
                 <w14:textFill>
@@ -5321,6 +5646,8 @@
                 <w:color w:val="0c3512"/>
                 <w:sz w:val="20"/>
                 <w:szCs w:val="20"/>
+                <w:u w:color="0c3512"/>
+                <w:shd w:val="nil" w:color="auto" w:fill="auto"/>
                 <w:rtl w:val="0"/>
                 <w:lang w:val="pt-PT"/>
                 <w14:textFill>
@@ -5339,6 +5666,8 @@
                 <w:color w:val="0c3512"/>
                 <w:sz w:val="20"/>
                 <w:szCs w:val="20"/>
+                <w:u w:color="0c3512"/>
+                <w:shd w:val="nil" w:color="auto" w:fill="auto"/>
                 <w:rtl w:val="0"/>
                 <w:lang w:val="pt-PT"/>
                 <w14:textFill>
@@ -5357,7 +5686,10 @@
                 <w:color w:val="0c3512"/>
                 <w:sz w:val="20"/>
                 <w:szCs w:val="20"/>
-                <w:rtl w:val="0"/>
+                <w:u w:color="0c3512"/>
+                <w:shd w:val="nil" w:color="auto" w:fill="auto"/>
+                <w:rtl w:val="0"/>
+                <w:lang w:val="pt-PT"/>
                 <w14:textFill>
                   <w14:solidFill>
                     <w14:srgbClr w14:val="0C3512"/>
@@ -5374,6 +5706,8 @@
                 <w:color w:val="0c3512"/>
                 <w:sz w:val="20"/>
                 <w:szCs w:val="20"/>
+                <w:u w:color="0c3512"/>
+                <w:shd w:val="nil" w:color="auto" w:fill="auto"/>
                 <w:rtl w:val="0"/>
                 <w:lang w:val="pt-PT"/>
                 <w14:textFill>
@@ -5392,7 +5726,10 @@
                 <w:color w:val="0c3512"/>
                 <w:sz w:val="20"/>
                 <w:szCs w:val="20"/>
-                <w:rtl w:val="0"/>
+                <w:u w:color="0c3512"/>
+                <w:shd w:val="nil" w:color="auto" w:fill="auto"/>
+                <w:rtl w:val="0"/>
+                <w:lang w:val="pt-PT"/>
                 <w14:textFill>
                   <w14:solidFill>
                     <w14:srgbClr w14:val="0C3512"/>
@@ -5409,6 +5746,8 @@
                 <w:color w:val="0c3512"/>
                 <w:sz w:val="20"/>
                 <w:szCs w:val="20"/>
+                <w:u w:color="0c3512"/>
+                <w:shd w:val="nil" w:color="auto" w:fill="auto"/>
                 <w:rtl w:val="0"/>
                 <w:lang w:val="pt-PT"/>
                 <w14:textFill>
@@ -5421,12 +5760,16 @@
             </w:r>
             <w:r>
               <w:rPr>
+                <w:rStyle w:val="Nenhum"/>
+                <w:rFonts w:ascii="Times New Roman" w:cs="Times New Roman" w:hAnsi="Times New Roman" w:eastAsia="Times New Roman"/>
                 <w:sz w:val="26"/>
                 <w:szCs w:val="26"/>
+                <w:shd w:val="nil" w:color="auto" w:fill="auto"/>
+                <w:lang w:val="en-US"/>
               </w:rPr>
               <w:drawing xmlns:a="http://schemas.openxmlformats.org/drawingml/2006/main">
                 <wp:inline distT="0" distB="0" distL="0" distR="0">
-                  <wp:extent cx="5281803" cy="3268504"/>
+                  <wp:extent cx="5213223" cy="3226065"/>
                   <wp:effectExtent l="0" t="0" r="0" b="0"/>
                   <wp:docPr id="1073741827" name="officeArt object" descr="filme-colado.png"/>
                   <wp:cNvGraphicFramePr/>
@@ -5450,7 +5793,7 @@
                         <pic:spPr>
                           <a:xfrm>
                             <a:off x="0" y="0"/>
-                            <a:ext cx="5281803" cy="3268504"/>
+                            <a:ext cx="5213223" cy="3226065"/>
                           </a:xfrm>
                           <a:prstGeom prst="rect">
                             <a:avLst/>
@@ -5486,11 +5829,16 @@
                 <w:tab w:val="left" w:pos="6720"/>
                 <w:tab w:val="left" w:pos="7280"/>
                 <w:tab w:val="left" w:pos="7840"/>
-                <w:tab w:val="left" w:pos="8400"/>
+                <w:tab w:val="left" w:pos="7998"/>
               </w:tabs>
               <w:suppressAutoHyphens w:val="1"/>
+              <w:bidi w:val="0"/>
               <w:spacing w:before="0" w:line="240" w:lineRule="auto"/>
+              <w:ind w:left="0" w:right="0" w:firstLine="0"/>
               <w:jc w:val="left"/>
+              <w:rPr>
+                <w:rtl w:val="0"/>
+              </w:rPr>
             </w:pPr>
             <w:r>
               <w:rPr>
@@ -5500,6 +5848,8 @@
                 <w:color w:val="0c3512"/>
                 <w:sz w:val="20"/>
                 <w:szCs w:val="20"/>
+                <w:u w:color="0c3512"/>
+                <w:shd w:val="nil" w:color="auto" w:fill="auto"/>
                 <w:rtl w:val="0"/>
                 <w:lang w:val="pt-PT"/>
                 <w14:textFill>
@@ -5518,7 +5868,10 @@
                 <w:color w:val="0c3512"/>
                 <w:sz w:val="20"/>
                 <w:szCs w:val="20"/>
-                <w:rtl w:val="0"/>
+                <w:u w:color="0c3512"/>
+                <w:shd w:val="nil" w:color="auto" w:fill="auto"/>
+                <w:rtl w:val="0"/>
+                <w:lang w:val="pt-PT"/>
                 <w14:textFill>
                   <w14:solidFill>
                     <w14:srgbClr w14:val="0C3512"/>
@@ -5535,6 +5888,8 @@
                 <w:color w:val="0c3512"/>
                 <w:sz w:val="20"/>
                 <w:szCs w:val="20"/>
+                <w:u w:color="0c3512"/>
+                <w:shd w:val="nil" w:color="auto" w:fill="auto"/>
                 <w:rtl w:val="0"/>
                 <w:lang w:val="pt-PT"/>
                 <w14:textFill>
@@ -5553,7 +5908,10 @@
                 <w:color w:val="0c3512"/>
                 <w:sz w:val="20"/>
                 <w:szCs w:val="20"/>
-                <w:rtl w:val="0"/>
+                <w:u w:color="0c3512"/>
+                <w:shd w:val="nil" w:color="auto" w:fill="auto"/>
+                <w:rtl w:val="0"/>
+                <w:lang w:val="pt-PT"/>
                 <w14:textFill>
                   <w14:solidFill>
                     <w14:srgbClr w14:val="0C3512"/>
@@ -5570,6 +5928,8 @@
                 <w:color w:val="0c3512"/>
                 <w:sz w:val="20"/>
                 <w:szCs w:val="20"/>
+                <w:u w:color="0c3512"/>
+                <w:shd w:val="nil" w:color="auto" w:fill="auto"/>
                 <w:rtl w:val="0"/>
                 <w:lang w:val="pt-PT"/>
                 <w14:textFill>
@@ -5588,6 +5948,8 @@
                 <w:color w:val="0c3512"/>
                 <w:sz w:val="20"/>
                 <w:szCs w:val="20"/>
+                <w:u w:color="0c3512"/>
+                <w:shd w:val="nil" w:color="auto" w:fill="auto"/>
                 <w:rtl w:val="0"/>
                 <w:lang w:val="fr-FR"/>
                 <w14:textFill>
@@ -5606,6 +5968,8 @@
                 <w:color w:val="0c3512"/>
                 <w:sz w:val="20"/>
                 <w:szCs w:val="20"/>
+                <w:u w:color="0c3512"/>
+                <w:shd w:val="nil" w:color="auto" w:fill="auto"/>
                 <w:rtl w:val="0"/>
                 <w:lang w:val="pt-PT"/>
                 <w14:textFill>
@@ -5618,12 +5982,16 @@
             </w:r>
             <w:r>
               <w:rPr>
+                <w:rStyle w:val="Nenhum"/>
+                <w:rFonts w:ascii="Times New Roman" w:cs="Times New Roman" w:hAnsi="Times New Roman" w:eastAsia="Times New Roman"/>
                 <w:sz w:val="26"/>
                 <w:szCs w:val="26"/>
+                <w:shd w:val="nil" w:color="auto" w:fill="auto"/>
+                <w:lang w:val="en-US"/>
               </w:rPr>
               <w:drawing xmlns:a="http://schemas.openxmlformats.org/drawingml/2006/main">
                 <wp:inline distT="0" distB="0" distL="0" distR="0">
-                  <wp:extent cx="5281803" cy="2811921"/>
+                  <wp:extent cx="5213223" cy="2775411"/>
                   <wp:effectExtent l="0" t="0" r="0" b="0"/>
                   <wp:docPr id="1073741828" name="officeArt object" descr="uuid=16ECE081-0460-4B06-AAA4-93E68D1BED3B&amp;code=001&amp;library=1&amp;type=1&amp;mode=1&amp;loc=true&amp;cap=true.jpeg"/>
                   <wp:cNvGraphicFramePr/>
@@ -5647,7 +6015,7 @@
                         <pic:spPr>
                           <a:xfrm>
                             <a:off x="0" y="0"/>
-                            <a:ext cx="5281803" cy="2811921"/>
+                            <a:ext cx="5213223" cy="2775411"/>
                           </a:xfrm>
                           <a:prstGeom prst="rect">
                             <a:avLst/>
@@ -5671,6 +6039,22 @@
     <w:p>
       <w:pPr>
         <w:pStyle w:val="Corpo A"/>
+        <w:widowControl w:val="0"/>
+        <w:spacing w:after="0" w:line="240" w:lineRule="auto"/>
+        <w:ind w:left="108" w:hanging="108"/>
+        <w:rPr>
+          <w:rStyle w:val="Nenhum"/>
+          <w:rFonts w:ascii="Arial" w:cs="Arial" w:hAnsi="Arial" w:eastAsia="Arial"/>
+          <w:b w:val="1"/>
+          <w:bCs w:val="1"/>
+          <w:sz w:val="20"/>
+          <w:szCs w:val="20"/>
+        </w:rPr>
+      </w:pPr>
+    </w:p>
+    <w:p>
+      <w:pPr>
+        <w:pStyle w:val="Corpo A"/>
         <w:spacing w:after="0" w:line="240" w:lineRule="auto"/>
         <w:rPr>
           <w:rStyle w:val="Nenhum"/>
@@ -5682,7 +6066,7 @@
       <w:tblPr>
         <w:tblW w:w="8336" w:type="dxa"/>
         <w:jc w:val="left"/>
-        <w:tblInd w:w="108" w:type="dxa"/>
+        <w:tblInd w:w="216" w:type="dxa"/>
         <w:tblBorders>
           <w:top w:val="single" w:color="ffffff" w:sz="8" w:space="0" w:shadow="0" w:frame="0"/>
           <w:left w:val="single" w:color="ffffff" w:sz="8" w:space="0" w:shadow="0" w:frame="0"/>
@@ -5702,7 +6086,7 @@
           <w:shd w:val="clear" w:color="auto" w:fill="cad1d7"/>
         </w:tblPrEx>
         <w:trPr>
-          <w:trHeight w:val="2963" w:hRule="atLeast"/>
+          <w:trHeight w:val="3203" w:hRule="atLeast"/>
         </w:trPr>
         <w:tc>
           <w:tcPr>
@@ -5743,16 +6127,23 @@
               </w:tabs>
               <w:suppressAutoHyphens w:val="1"/>
               <w:spacing w:before="0" w:after="140" w:line="240" w:lineRule="auto"/>
-              <w:jc w:val="left"/>
+              <w:rPr>
+                <w:rStyle w:val="Nenhum"/>
+                <w:shd w:val="nil" w:color="auto" w:fill="auto"/>
+              </w:rPr>
             </w:pPr>
             <w:r>
               <w:rPr>
-                <w:rFonts w:ascii="Arial" w:hAnsi="Arial"/>
-                <w:outline w:val="0"/>
-                <w:color w:val="0c3512"/>
-                <w:sz w:val="20"/>
-                <w:szCs w:val="20"/>
-                <w:rtl w:val="0"/>
+                <w:rStyle w:val="Nenhum"/>
+                <w:rFonts w:ascii="Arial" w:hAnsi="Arial"/>
+                <w:outline w:val="0"/>
+                <w:color w:val="0c3512"/>
+                <w:sz w:val="20"/>
+                <w:szCs w:val="20"/>
+                <w:u w:color="0c3512"/>
+                <w:shd w:val="nil" w:color="auto" w:fill="auto"/>
+                <w:rtl w:val="0"/>
+                <w:lang w:val="pt-PT"/>
                 <w14:textFill>
                   <w14:solidFill>
                     <w14:srgbClr w14:val="0C3512"/>
@@ -5763,12 +6154,16 @@
             </w:r>
             <w:r>
               <w:rPr>
-                <w:rFonts w:ascii="Arial" w:hAnsi="Arial" w:hint="default"/>
-                <w:outline w:val="0"/>
-                <w:color w:val="0c3512"/>
-                <w:sz w:val="20"/>
-                <w:szCs w:val="20"/>
-                <w:rtl w:val="0"/>
+                <w:rStyle w:val="Nenhum"/>
+                <w:rFonts w:ascii="Arial" w:hAnsi="Arial" w:hint="default"/>
+                <w:outline w:val="0"/>
+                <w:color w:val="0c3512"/>
+                <w:sz w:val="20"/>
+                <w:szCs w:val="20"/>
+                <w:u w:color="0c3512"/>
+                <w:shd w:val="nil" w:color="auto" w:fill="auto"/>
+                <w:rtl w:val="0"/>
+                <w:lang w:val="pt-PT"/>
                 <w14:textFill>
                   <w14:solidFill>
                     <w14:srgbClr w14:val="0C3512"/>
@@ -5779,12 +6174,16 @@
             </w:r>
             <w:r>
               <w:rPr>
-                <w:rFonts w:ascii="Arial" w:hAnsi="Arial"/>
-                <w:outline w:val="0"/>
-                <w:color w:val="0c3512"/>
-                <w:sz w:val="20"/>
-                <w:szCs w:val="20"/>
-                <w:rtl w:val="0"/>
+                <w:rStyle w:val="Nenhum"/>
+                <w:rFonts w:ascii="Arial" w:hAnsi="Arial"/>
+                <w:outline w:val="0"/>
+                <w:color w:val="0c3512"/>
+                <w:sz w:val="20"/>
+                <w:szCs w:val="20"/>
+                <w:u w:color="0c3512"/>
+                <w:shd w:val="nil" w:color="auto" w:fill="auto"/>
+                <w:rtl w:val="0"/>
+                <w:lang w:val="pt-PT"/>
                 <w14:textFill>
                   <w14:solidFill>
                     <w14:srgbClr w14:val="0C3512"/>
@@ -5795,12 +6194,16 @@
             </w:r>
             <w:r>
               <w:rPr>
-                <w:rFonts w:ascii="Arial" w:hAnsi="Arial" w:hint="default"/>
-                <w:outline w:val="0"/>
-                <w:color w:val="0c3512"/>
-                <w:sz w:val="20"/>
-                <w:szCs w:val="20"/>
-                <w:rtl w:val="0"/>
+                <w:rStyle w:val="Nenhum"/>
+                <w:rFonts w:ascii="Arial" w:hAnsi="Arial" w:hint="default"/>
+                <w:outline w:val="0"/>
+                <w:color w:val="0c3512"/>
+                <w:sz w:val="20"/>
+                <w:szCs w:val="20"/>
+                <w:u w:color="0c3512"/>
+                <w:shd w:val="nil" w:color="auto" w:fill="auto"/>
+                <w:rtl w:val="0"/>
+                <w:lang w:val="pt-PT"/>
                 <w14:textFill>
                   <w14:solidFill>
                     <w14:srgbClr w14:val="0C3512"/>
@@ -5811,12 +6214,16 @@
             </w:r>
             <w:r>
               <w:rPr>
-                <w:rFonts w:ascii="Arial" w:hAnsi="Arial"/>
-                <w:outline w:val="0"/>
-                <w:color w:val="0c3512"/>
-                <w:sz w:val="20"/>
-                <w:szCs w:val="20"/>
-                <w:rtl w:val="0"/>
+                <w:rStyle w:val="Nenhum"/>
+                <w:rFonts w:ascii="Arial" w:hAnsi="Arial"/>
+                <w:outline w:val="0"/>
+                <w:color w:val="0c3512"/>
+                <w:sz w:val="20"/>
+                <w:szCs w:val="20"/>
+                <w:u w:color="0c3512"/>
+                <w:shd w:val="nil" w:color="auto" w:fill="auto"/>
+                <w:rtl w:val="0"/>
+                <w:lang w:val="pt-PT"/>
                 <w14:textFill>
                   <w14:solidFill>
                     <w14:srgbClr w14:val="0C3512"/>
@@ -5827,12 +6234,16 @@
             </w:r>
             <w:r>
               <w:rPr>
-                <w:rFonts w:ascii="Arial" w:hAnsi="Arial" w:hint="default"/>
-                <w:outline w:val="0"/>
-                <w:color w:val="0c3512"/>
-                <w:sz w:val="20"/>
-                <w:szCs w:val="20"/>
-                <w:rtl w:val="0"/>
+                <w:rStyle w:val="Nenhum"/>
+                <w:rFonts w:ascii="Arial" w:hAnsi="Arial" w:hint="default"/>
+                <w:outline w:val="0"/>
+                <w:color w:val="0c3512"/>
+                <w:sz w:val="20"/>
+                <w:szCs w:val="20"/>
+                <w:u w:color="0c3512"/>
+                <w:shd w:val="nil" w:color="auto" w:fill="auto"/>
+                <w:rtl w:val="0"/>
+                <w:lang w:val="pt-PT"/>
                 <w14:textFill>
                   <w14:solidFill>
                     <w14:srgbClr w14:val="0C3512"/>
@@ -5843,12 +6254,16 @@
             </w:r>
             <w:r>
               <w:rPr>
-                <w:rFonts w:ascii="Arial" w:hAnsi="Arial"/>
-                <w:outline w:val="0"/>
-                <w:color w:val="0c3512"/>
-                <w:sz w:val="20"/>
-                <w:szCs w:val="20"/>
-                <w:rtl w:val="0"/>
+                <w:rStyle w:val="Nenhum"/>
+                <w:rFonts w:ascii="Arial" w:hAnsi="Arial"/>
+                <w:outline w:val="0"/>
+                <w:color w:val="0c3512"/>
+                <w:sz w:val="20"/>
+                <w:szCs w:val="20"/>
+                <w:u w:color="0c3512"/>
+                <w:shd w:val="nil" w:color="auto" w:fill="auto"/>
+                <w:rtl w:val="0"/>
+                <w:lang w:val="pt-PT"/>
                 <w14:textFill>
                   <w14:solidFill>
                     <w14:srgbClr w14:val="0C3512"/>
@@ -5859,12 +6274,16 @@
             </w:r>
             <w:r>
               <w:rPr>
-                <w:rFonts w:ascii="Arial" w:hAnsi="Arial" w:hint="default"/>
-                <w:outline w:val="0"/>
-                <w:color w:val="0c3512"/>
-                <w:sz w:val="20"/>
-                <w:szCs w:val="20"/>
-                <w:rtl w:val="0"/>
+                <w:rStyle w:val="Nenhum"/>
+                <w:rFonts w:ascii="Arial" w:hAnsi="Arial" w:hint="default"/>
+                <w:outline w:val="0"/>
+                <w:color w:val="0c3512"/>
+                <w:sz w:val="20"/>
+                <w:szCs w:val="20"/>
+                <w:u w:color="0c3512"/>
+                <w:shd w:val="nil" w:color="auto" w:fill="auto"/>
+                <w:rtl w:val="0"/>
+                <w:lang w:val="pt-PT"/>
                 <w14:textFill>
                   <w14:solidFill>
                     <w14:srgbClr w14:val="0C3512"/>
@@ -5875,12 +6294,16 @@
             </w:r>
             <w:r>
               <w:rPr>
-                <w:rFonts w:ascii="Arial" w:hAnsi="Arial"/>
-                <w:outline w:val="0"/>
-                <w:color w:val="0c3512"/>
-                <w:sz w:val="20"/>
-                <w:szCs w:val="20"/>
-                <w:rtl w:val="0"/>
+                <w:rStyle w:val="Nenhum"/>
+                <w:rFonts w:ascii="Arial" w:hAnsi="Arial"/>
+                <w:outline w:val="0"/>
+                <w:color w:val="0c3512"/>
+                <w:sz w:val="20"/>
+                <w:szCs w:val="20"/>
+                <w:u w:color="0c3512"/>
+                <w:shd w:val="nil" w:color="auto" w:fill="auto"/>
+                <w:rtl w:val="0"/>
+                <w:lang w:val="pt-PT"/>
                 <w14:textFill>
                   <w14:solidFill>
                     <w14:srgbClr w14:val="0C3512"/>
@@ -5891,12 +6314,16 @@
             </w:r>
             <w:r>
               <w:rPr>
-                <w:rFonts w:ascii="Arial" w:hAnsi="Arial" w:hint="default"/>
-                <w:outline w:val="0"/>
-                <w:color w:val="0c3512"/>
-                <w:sz w:val="20"/>
-                <w:szCs w:val="20"/>
-                <w:rtl w:val="0"/>
+                <w:rStyle w:val="Nenhum"/>
+                <w:rFonts w:ascii="Arial" w:hAnsi="Arial" w:hint="default"/>
+                <w:outline w:val="0"/>
+                <w:color w:val="0c3512"/>
+                <w:sz w:val="20"/>
+                <w:szCs w:val="20"/>
+                <w:u w:color="0c3512"/>
+                <w:shd w:val="nil" w:color="auto" w:fill="auto"/>
+                <w:rtl w:val="0"/>
+                <w:lang w:val="pt-PT"/>
                 <w14:textFill>
                   <w14:solidFill>
                     <w14:srgbClr w14:val="0C3512"/>
@@ -5907,12 +6334,16 @@
             </w:r>
             <w:r>
               <w:rPr>
-                <w:rFonts w:ascii="Arial" w:hAnsi="Arial"/>
-                <w:outline w:val="0"/>
-                <w:color w:val="0c3512"/>
-                <w:sz w:val="20"/>
-                <w:szCs w:val="20"/>
-                <w:rtl w:val="0"/>
+                <w:rStyle w:val="Nenhum"/>
+                <w:rFonts w:ascii="Arial" w:hAnsi="Arial"/>
+                <w:outline w:val="0"/>
+                <w:color w:val="0c3512"/>
+                <w:sz w:val="20"/>
+                <w:szCs w:val="20"/>
+                <w:u w:color="0c3512"/>
+                <w:shd w:val="nil" w:color="auto" w:fill="auto"/>
+                <w:rtl w:val="0"/>
+                <w:lang w:val="pt-PT"/>
                 <w14:textFill>
                   <w14:solidFill>
                     <w14:srgbClr w14:val="0C3512"/>
@@ -5923,12 +6354,16 @@
             </w:r>
             <w:r>
               <w:rPr>
-                <w:rFonts w:ascii="Arial" w:hAnsi="Arial" w:hint="default"/>
-                <w:outline w:val="0"/>
-                <w:color w:val="0c3512"/>
-                <w:sz w:val="20"/>
-                <w:szCs w:val="20"/>
-                <w:rtl w:val="0"/>
+                <w:rStyle w:val="Nenhum"/>
+                <w:rFonts w:ascii="Arial" w:hAnsi="Arial" w:hint="default"/>
+                <w:outline w:val="0"/>
+                <w:color w:val="0c3512"/>
+                <w:sz w:val="20"/>
+                <w:szCs w:val="20"/>
+                <w:u w:color="0c3512"/>
+                <w:shd w:val="nil" w:color="auto" w:fill="auto"/>
+                <w:rtl w:val="0"/>
+                <w:lang w:val="pt-PT"/>
                 <w14:textFill>
                   <w14:solidFill>
                     <w14:srgbClr w14:val="0C3512"/>
@@ -5939,12 +6374,16 @@
             </w:r>
             <w:r>
               <w:rPr>
-                <w:rFonts w:ascii="Arial" w:hAnsi="Arial"/>
-                <w:outline w:val="0"/>
-                <w:color w:val="0c3512"/>
-                <w:sz w:val="20"/>
-                <w:szCs w:val="20"/>
-                <w:rtl w:val="0"/>
+                <w:rStyle w:val="Nenhum"/>
+                <w:rFonts w:ascii="Arial" w:hAnsi="Arial"/>
+                <w:outline w:val="0"/>
+                <w:color w:val="0c3512"/>
+                <w:sz w:val="20"/>
+                <w:szCs w:val="20"/>
+                <w:u w:color="0c3512"/>
+                <w:shd w:val="nil" w:color="auto" w:fill="auto"/>
+                <w:rtl w:val="0"/>
+                <w:lang w:val="pt-PT"/>
                 <w14:textFill>
                   <w14:solidFill>
                     <w14:srgbClr w14:val="0C3512"/>
@@ -5955,12 +6394,16 @@
             </w:r>
             <w:r>
               <w:rPr>
-                <w:rFonts w:ascii="Arial" w:hAnsi="Arial" w:hint="default"/>
-                <w:outline w:val="0"/>
-                <w:color w:val="0c3512"/>
-                <w:sz w:val="20"/>
-                <w:szCs w:val="20"/>
-                <w:rtl w:val="0"/>
+                <w:rStyle w:val="Nenhum"/>
+                <w:rFonts w:ascii="Arial" w:hAnsi="Arial" w:hint="default"/>
+                <w:outline w:val="0"/>
+                <w:color w:val="0c3512"/>
+                <w:sz w:val="20"/>
+                <w:szCs w:val="20"/>
+                <w:u w:color="0c3512"/>
+                <w:shd w:val="nil" w:color="auto" w:fill="auto"/>
+                <w:rtl w:val="0"/>
+                <w:lang w:val="pt-PT"/>
                 <w14:textFill>
                   <w14:solidFill>
                     <w14:srgbClr w14:val="0C3512"/>
@@ -5971,12 +6414,16 @@
             </w:r>
             <w:r>
               <w:rPr>
-                <w:rFonts w:ascii="Arial" w:hAnsi="Arial"/>
-                <w:outline w:val="0"/>
-                <w:color w:val="0c3512"/>
-                <w:sz w:val="20"/>
-                <w:szCs w:val="20"/>
-                <w:rtl w:val="0"/>
+                <w:rStyle w:val="Nenhum"/>
+                <w:rFonts w:ascii="Arial" w:hAnsi="Arial"/>
+                <w:outline w:val="0"/>
+                <w:color w:val="0c3512"/>
+                <w:sz w:val="20"/>
+                <w:szCs w:val="20"/>
+                <w:u w:color="0c3512"/>
+                <w:shd w:val="nil" w:color="auto" w:fill="auto"/>
+                <w:rtl w:val="0"/>
+                <w:lang w:val="pt-PT"/>
                 <w14:textFill>
                   <w14:solidFill>
                     <w14:srgbClr w14:val="0C3512"/>
@@ -5987,12 +6434,16 @@
             </w:r>
             <w:r>
               <w:rPr>
-                <w:rFonts w:ascii="Arial" w:hAnsi="Arial" w:hint="default"/>
-                <w:outline w:val="0"/>
-                <w:color w:val="0c3512"/>
-                <w:sz w:val="20"/>
-                <w:szCs w:val="20"/>
-                <w:rtl w:val="0"/>
+                <w:rStyle w:val="Nenhum"/>
+                <w:rFonts w:ascii="Arial" w:hAnsi="Arial" w:hint="default"/>
+                <w:outline w:val="0"/>
+                <w:color w:val="0c3512"/>
+                <w:sz w:val="20"/>
+                <w:szCs w:val="20"/>
+                <w:u w:color="0c3512"/>
+                <w:shd w:val="nil" w:color="auto" w:fill="auto"/>
+                <w:rtl w:val="0"/>
+                <w:lang w:val="pt-PT"/>
                 <w14:textFill>
                   <w14:solidFill>
                     <w14:srgbClr w14:val="0C3512"/>
@@ -6003,12 +6454,16 @@
             </w:r>
             <w:r>
               <w:rPr>
-                <w:rFonts w:ascii="Arial" w:hAnsi="Arial"/>
-                <w:outline w:val="0"/>
-                <w:color w:val="0c3512"/>
-                <w:sz w:val="20"/>
-                <w:szCs w:val="20"/>
-                <w:rtl w:val="0"/>
+                <w:rStyle w:val="Nenhum"/>
+                <w:rFonts w:ascii="Arial" w:hAnsi="Arial"/>
+                <w:outline w:val="0"/>
+                <w:color w:val="0c3512"/>
+                <w:sz w:val="20"/>
+                <w:szCs w:val="20"/>
+                <w:u w:color="0c3512"/>
+                <w:shd w:val="nil" w:color="auto" w:fill="auto"/>
+                <w:rtl w:val="0"/>
+                <w:lang w:val="pt-PT"/>
                 <w14:textFill>
                   <w14:solidFill>
                     <w14:srgbClr w14:val="0C3512"/>
@@ -6019,12 +6474,16 @@
             </w:r>
             <w:r>
               <w:rPr>
-                <w:rFonts w:ascii="Arial" w:hAnsi="Arial" w:hint="default"/>
-                <w:outline w:val="0"/>
-                <w:color w:val="0c3512"/>
-                <w:sz w:val="20"/>
-                <w:szCs w:val="20"/>
-                <w:rtl w:val="0"/>
+                <w:rStyle w:val="Nenhum"/>
+                <w:rFonts w:ascii="Arial" w:hAnsi="Arial" w:hint="default"/>
+                <w:outline w:val="0"/>
+                <w:color w:val="0c3512"/>
+                <w:sz w:val="20"/>
+                <w:szCs w:val="20"/>
+                <w:u w:color="0c3512"/>
+                <w:shd w:val="nil" w:color="auto" w:fill="auto"/>
+                <w:rtl w:val="0"/>
+                <w:lang w:val="pt-PT"/>
                 <w14:textFill>
                   <w14:solidFill>
                     <w14:srgbClr w14:val="0C3512"/>
@@ -6035,12 +6494,16 @@
             </w:r>
             <w:r>
               <w:rPr>
-                <w:rFonts w:ascii="Arial" w:hAnsi="Arial"/>
-                <w:outline w:val="0"/>
-                <w:color w:val="0c3512"/>
-                <w:sz w:val="20"/>
-                <w:szCs w:val="20"/>
-                <w:rtl w:val="0"/>
+                <w:rStyle w:val="Nenhum"/>
+                <w:rFonts w:ascii="Arial" w:hAnsi="Arial"/>
+                <w:outline w:val="0"/>
+                <w:color w:val="0c3512"/>
+                <w:sz w:val="20"/>
+                <w:szCs w:val="20"/>
+                <w:u w:color="0c3512"/>
+                <w:shd w:val="nil" w:color="auto" w:fill="auto"/>
+                <w:rtl w:val="0"/>
+                <w:lang w:val="pt-PT"/>
                 <w14:textFill>
                   <w14:solidFill>
                     <w14:srgbClr w14:val="0C3512"/>
@@ -6051,12 +6514,16 @@
             </w:r>
             <w:r>
               <w:rPr>
-                <w:rFonts w:ascii="Arial" w:hAnsi="Arial" w:hint="default"/>
-                <w:outline w:val="0"/>
-                <w:color w:val="0c3512"/>
-                <w:sz w:val="20"/>
-                <w:szCs w:val="20"/>
-                <w:rtl w:val="0"/>
+                <w:rStyle w:val="Nenhum"/>
+                <w:rFonts w:ascii="Arial" w:hAnsi="Arial" w:hint="default"/>
+                <w:outline w:val="0"/>
+                <w:color w:val="0c3512"/>
+                <w:sz w:val="20"/>
+                <w:szCs w:val="20"/>
+                <w:u w:color="0c3512"/>
+                <w:shd w:val="nil" w:color="auto" w:fill="auto"/>
+                <w:rtl w:val="0"/>
+                <w:lang w:val="pt-PT"/>
                 <w14:textFill>
                   <w14:solidFill>
                     <w14:srgbClr w14:val="0C3512"/>
@@ -6067,19 +6534,153 @@
             </w:r>
             <w:r>
               <w:rPr>
-                <w:rFonts w:ascii="Arial" w:hAnsi="Arial"/>
-                <w:outline w:val="0"/>
-                <w:color w:val="0c3512"/>
-                <w:sz w:val="20"/>
-                <w:szCs w:val="20"/>
-                <w:rtl w:val="0"/>
-                <w14:textFill>
-                  <w14:solidFill>
-                    <w14:srgbClr w14:val="0C3512"/>
-                  </w14:solidFill>
-                </w14:textFill>
-              </w:rPr>
-              <w:t>deo do jogo:</w:t>
+                <w:rStyle w:val="Nenhum"/>
+                <w:rFonts w:ascii="Arial" w:hAnsi="Arial"/>
+                <w:outline w:val="0"/>
+                <w:color w:val="0c3512"/>
+                <w:sz w:val="20"/>
+                <w:szCs w:val="20"/>
+                <w:u w:color="0c3512"/>
+                <w:shd w:val="nil" w:color="auto" w:fill="auto"/>
+                <w:rtl w:val="0"/>
+                <w:lang w:val="pt-PT"/>
+                <w14:textFill>
+                  <w14:solidFill>
+                    <w14:srgbClr w14:val="0C3512"/>
+                  </w14:solidFill>
+                </w14:textFill>
+              </w:rPr>
+              <w:t>deo do jogo</w:t>
+            </w:r>
+            <w:r>
+              <w:rPr>
+                <w:rStyle w:val="Nenhum"/>
+                <w:rFonts w:ascii="Arial" w:hAnsi="Arial"/>
+                <w:outline w:val="0"/>
+                <w:color w:val="0c3512"/>
+                <w:sz w:val="20"/>
+                <w:szCs w:val="20"/>
+                <w:u w:color="0c3512"/>
+                <w:shd w:val="nil" w:color="auto" w:fill="auto"/>
+                <w:rtl w:val="0"/>
+                <w:lang w:val="pt-PT"/>
+                <w14:textFill>
+                  <w14:solidFill>
+                    <w14:srgbClr w14:val="0C3512"/>
+                  </w14:solidFill>
+                </w14:textFill>
+              </w:rPr>
+              <w:t xml:space="preserve"> assim como execut</w:t>
+            </w:r>
+            <w:r>
+              <w:rPr>
+                <w:rStyle w:val="Nenhum"/>
+                <w:rFonts w:ascii="Arial" w:hAnsi="Arial" w:hint="default"/>
+                <w:outline w:val="0"/>
+                <w:color w:val="0c3512"/>
+                <w:sz w:val="20"/>
+                <w:szCs w:val="20"/>
+                <w:u w:color="0c3512"/>
+                <w:shd w:val="nil" w:color="auto" w:fill="auto"/>
+                <w:rtl w:val="0"/>
+                <w:lang w:val="pt-PT"/>
+                <w14:textFill>
+                  <w14:solidFill>
+                    <w14:srgbClr w14:val="0C3512"/>
+                  </w14:solidFill>
+                </w14:textFill>
+              </w:rPr>
+              <w:t>á</w:t>
+            </w:r>
+            <w:r>
+              <w:rPr>
+                <w:rStyle w:val="Nenhum"/>
+                <w:rFonts w:ascii="Arial" w:hAnsi="Arial"/>
+                <w:outline w:val="0"/>
+                <w:color w:val="0c3512"/>
+                <w:sz w:val="20"/>
+                <w:szCs w:val="20"/>
+                <w:u w:color="0c3512"/>
+                <w:shd w:val="nil" w:color="auto" w:fill="auto"/>
+                <w:rtl w:val="0"/>
+                <w:lang w:val="pt-PT"/>
+                <w14:textFill>
+                  <w14:solidFill>
+                    <w14:srgbClr w14:val="0C3512"/>
+                  </w14:solidFill>
+                </w14:textFill>
+              </w:rPr>
+              <w:t>veis</w:t>
+            </w:r>
+            <w:r>
+              <w:rPr>
+                <w:rStyle w:val="Nenhum"/>
+                <w:rFonts w:ascii="Arial" w:hAnsi="Arial"/>
+                <w:outline w:val="0"/>
+                <w:color w:val="0c3512"/>
+                <w:sz w:val="20"/>
+                <w:szCs w:val="20"/>
+                <w:u w:color="0c3512"/>
+                <w:shd w:val="nil" w:color="auto" w:fill="auto"/>
+                <w:rtl w:val="0"/>
+                <w:lang w:val="pt-PT"/>
+                <w14:textFill>
+                  <w14:solidFill>
+                    <w14:srgbClr w14:val="0C3512"/>
+                  </w14:solidFill>
+                </w14:textFill>
+              </w:rPr>
+              <w:t>:</w:t>
+            </w:r>
+            <w:r>
+              <w:rPr>
+                <w:rStyle w:val="Nenhum"/>
+                <w:rFonts w:ascii="Arial" w:hAnsi="Arial"/>
+                <w:outline w:val="0"/>
+                <w:color w:val="0c3512"/>
+                <w:sz w:val="20"/>
+                <w:szCs w:val="20"/>
+                <w:u w:color="0c3512"/>
+                <w:shd w:val="nil" w:color="auto" w:fill="auto"/>
+                <w:rtl w:val="0"/>
+                <w:lang w:val="pt-PT"/>
+                <w14:textFill>
+                  <w14:solidFill>
+                    <w14:srgbClr w14:val="0C3512"/>
+                  </w14:solidFill>
+                </w14:textFill>
+              </w:rPr>
+              <w:t xml:space="preserve"> </w:t>
+            </w:r>
+            <w:r>
+              <w:rPr>
+                <w:rStyle w:val="Hyperlink.1"/>
+              </w:rPr>
+              <w:fldChar w:fldCharType="begin" w:fldLock="0"/>
+            </w:r>
+            <w:r>
+              <w:rPr>
+                <w:rStyle w:val="Hyperlink.1"/>
+              </w:rPr>
+              <w:instrText xml:space="preserve"> HYPERLINK "https://drive.google.com/drive/folders/1Zufy3Mco3DVus_GqIuQVxYBM6Kzfij94?usp=sharing"</w:instrText>
+            </w:r>
+            <w:r>
+              <w:rPr>
+                <w:rStyle w:val="Hyperlink.1"/>
+              </w:rPr>
+              <w:fldChar w:fldCharType="separate" w:fldLock="0"/>
+            </w:r>
+            <w:r>
+              <w:rPr>
+                <w:rStyle w:val="Hyperlink.1"/>
+                <w:rtl w:val="0"/>
+                <w:lang w:val="en-US"/>
+              </w:rPr>
+              <w:t>https://drive.google.com/drive/folders/1Zufy3Mco3DVus_GqIuQVxYBM6Kzfij94?usp=sharing</w:t>
+            </w:r>
+            <w:r>
+              <w:rPr/>
+              <w:fldChar w:fldCharType="end" w:fldLock="0"/>
             </w:r>
           </w:p>
           <w:p>
@@ -6102,17 +6703,26 @@
                 <w:tab w:val="left" w:pos="7840"/>
               </w:tabs>
               <w:suppressAutoHyphens w:val="1"/>
+              <w:bidi w:val="0"/>
               <w:spacing w:before="0" w:after="140" w:line="240" w:lineRule="auto"/>
+              <w:ind w:left="0" w:right="0" w:firstLine="0"/>
               <w:jc w:val="left"/>
+              <w:rPr>
+                <w:rtl w:val="0"/>
+              </w:rPr>
             </w:pPr>
             <w:r>
               <w:rPr>
-                <w:rFonts w:ascii="Arial" w:hAnsi="Arial"/>
-                <w:outline w:val="0"/>
-                <w:color w:val="0c3512"/>
-                <w:sz w:val="20"/>
-                <w:szCs w:val="20"/>
-                <w:rtl w:val="0"/>
+                <w:rStyle w:val="Nenhum"/>
+                <w:rFonts w:ascii="Arial" w:hAnsi="Arial"/>
+                <w:outline w:val="0"/>
+                <w:color w:val="0c3512"/>
+                <w:sz w:val="20"/>
+                <w:szCs w:val="20"/>
+                <w:u w:color="0c3512"/>
+                <w:shd w:val="nil" w:color="auto" w:fill="auto"/>
+                <w:rtl w:val="0"/>
+                <w:lang w:val="pt-PT"/>
                 <w14:textFill>
                   <w14:solidFill>
                     <w14:srgbClr w14:val="0C3512"/>
@@ -6123,12 +6733,16 @@
             </w:r>
             <w:r>
               <w:rPr>
-                <w:rFonts w:ascii="Arial" w:hAnsi="Arial" w:hint="default"/>
-                <w:outline w:val="0"/>
-                <w:color w:val="0c3512"/>
-                <w:sz w:val="20"/>
-                <w:szCs w:val="20"/>
-                <w:rtl w:val="0"/>
+                <w:rStyle w:val="Nenhum"/>
+                <w:rFonts w:ascii="Arial" w:hAnsi="Arial" w:hint="default"/>
+                <w:outline w:val="0"/>
+                <w:color w:val="0c3512"/>
+                <w:sz w:val="20"/>
+                <w:szCs w:val="20"/>
+                <w:u w:color="0c3512"/>
+                <w:shd w:val="nil" w:color="auto" w:fill="auto"/>
+                <w:rtl w:val="0"/>
+                <w:lang w:val="pt-PT"/>
                 <w14:textFill>
                   <w14:solidFill>
                     <w14:srgbClr w14:val="0C3512"/>
@@ -6139,12 +6753,16 @@
             </w:r>
             <w:r>
               <w:rPr>
-                <w:rFonts w:ascii="Arial" w:hAnsi="Arial"/>
-                <w:outline w:val="0"/>
-                <w:color w:val="0c3512"/>
-                <w:sz w:val="20"/>
-                <w:szCs w:val="20"/>
-                <w:rtl w:val="0"/>
+                <w:rStyle w:val="Nenhum"/>
+                <w:rFonts w:ascii="Arial" w:hAnsi="Arial"/>
+                <w:outline w:val="0"/>
+                <w:color w:val="0c3512"/>
+                <w:sz w:val="20"/>
+                <w:szCs w:val="20"/>
+                <w:u w:color="0c3512"/>
+                <w:shd w:val="nil" w:color="auto" w:fill="auto"/>
+                <w:rtl w:val="0"/>
+                <w:lang w:val="pt-PT"/>
                 <w14:textFill>
                   <w14:solidFill>
                     <w14:srgbClr w14:val="0C3512"/>
@@ -6155,12 +6773,16 @@
             </w:r>
             <w:r>
               <w:rPr>
-                <w:rFonts w:ascii="Arial" w:hAnsi="Arial" w:hint="default"/>
-                <w:outline w:val="0"/>
-                <w:color w:val="0c3512"/>
-                <w:sz w:val="20"/>
-                <w:szCs w:val="20"/>
-                <w:rtl w:val="0"/>
+                <w:rStyle w:val="Nenhum"/>
+                <w:rFonts w:ascii="Arial" w:hAnsi="Arial" w:hint="default"/>
+                <w:outline w:val="0"/>
+                <w:color w:val="0c3512"/>
+                <w:sz w:val="20"/>
+                <w:szCs w:val="20"/>
+                <w:u w:color="0c3512"/>
+                <w:shd w:val="nil" w:color="auto" w:fill="auto"/>
+                <w:rtl w:val="0"/>
+                <w:lang w:val="pt-PT"/>
                 <w14:textFill>
                   <w14:solidFill>
                     <w14:srgbClr w14:val="0C3512"/>
@@ -6171,12 +6793,16 @@
             </w:r>
             <w:r>
               <w:rPr>
-                <w:rFonts w:ascii="Arial" w:hAnsi="Arial"/>
-                <w:outline w:val="0"/>
-                <w:color w:val="0c3512"/>
-                <w:sz w:val="20"/>
-                <w:szCs w:val="20"/>
-                <w:rtl w:val="0"/>
+                <w:rStyle w:val="Nenhum"/>
+                <w:rFonts w:ascii="Arial" w:hAnsi="Arial"/>
+                <w:outline w:val="0"/>
+                <w:color w:val="0c3512"/>
+                <w:sz w:val="20"/>
+                <w:szCs w:val="20"/>
+                <w:u w:color="0c3512"/>
+                <w:shd w:val="nil" w:color="auto" w:fill="auto"/>
+                <w:rtl w:val="0"/>
+                <w:lang w:val="pt-PT"/>
                 <w14:textFill>
                   <w14:solidFill>
                     <w14:srgbClr w14:val="0C3512"/>
@@ -6187,12 +6813,16 @@
             </w:r>
             <w:r>
               <w:rPr>
-                <w:rFonts w:ascii="Arial" w:hAnsi="Arial" w:hint="default"/>
-                <w:outline w:val="0"/>
-                <w:color w:val="0c3512"/>
-                <w:sz w:val="20"/>
-                <w:szCs w:val="20"/>
-                <w:rtl w:val="0"/>
+                <w:rStyle w:val="Nenhum"/>
+                <w:rFonts w:ascii="Arial" w:hAnsi="Arial" w:hint="default"/>
+                <w:outline w:val="0"/>
+                <w:color w:val="0c3512"/>
+                <w:sz w:val="20"/>
+                <w:szCs w:val="20"/>
+                <w:u w:color="0c3512"/>
+                <w:shd w:val="nil" w:color="auto" w:fill="auto"/>
+                <w:rtl w:val="0"/>
+                <w:lang w:val="pt-PT"/>
                 <w14:textFill>
                   <w14:solidFill>
                     <w14:srgbClr w14:val="0C3512"/>
@@ -6203,12 +6833,16 @@
             </w:r>
             <w:r>
               <w:rPr>
-                <w:rFonts w:ascii="Arial" w:hAnsi="Arial"/>
-                <w:outline w:val="0"/>
-                <w:color w:val="0c3512"/>
-                <w:sz w:val="20"/>
-                <w:szCs w:val="20"/>
-                <w:rtl w:val="0"/>
+                <w:rStyle w:val="Nenhum"/>
+                <w:rFonts w:ascii="Arial" w:hAnsi="Arial"/>
+                <w:outline w:val="0"/>
+                <w:color w:val="0c3512"/>
+                <w:sz w:val="20"/>
+                <w:szCs w:val="20"/>
+                <w:u w:color="0c3512"/>
+                <w:shd w:val="nil" w:color="auto" w:fill="auto"/>
+                <w:rtl w:val="0"/>
+                <w:lang w:val="pt-PT"/>
                 <w14:textFill>
                   <w14:solidFill>
                     <w14:srgbClr w14:val="0C3512"/>
@@ -6219,12 +6853,16 @@
             </w:r>
             <w:r>
               <w:rPr>
-                <w:rFonts w:ascii="Arial" w:hAnsi="Arial" w:hint="default"/>
-                <w:outline w:val="0"/>
-                <w:color w:val="0c3512"/>
-                <w:sz w:val="20"/>
-                <w:szCs w:val="20"/>
-                <w:rtl w:val="0"/>
+                <w:rStyle w:val="Nenhum"/>
+                <w:rFonts w:ascii="Arial" w:hAnsi="Arial" w:hint="default"/>
+                <w:outline w:val="0"/>
+                <w:color w:val="0c3512"/>
+                <w:sz w:val="20"/>
+                <w:szCs w:val="20"/>
+                <w:u w:color="0c3512"/>
+                <w:shd w:val="nil" w:color="auto" w:fill="auto"/>
+                <w:rtl w:val="0"/>
+                <w:lang w:val="pt-PT"/>
                 <w14:textFill>
                   <w14:solidFill>
                     <w14:srgbClr w14:val="0C3512"/>
@@ -6235,12 +6873,16 @@
             </w:r>
             <w:r>
               <w:rPr>
-                <w:rFonts w:ascii="Arial" w:hAnsi="Arial"/>
-                <w:outline w:val="0"/>
-                <w:color w:val="0c3512"/>
-                <w:sz w:val="20"/>
-                <w:szCs w:val="20"/>
-                <w:rtl w:val="0"/>
+                <w:rStyle w:val="Nenhum"/>
+                <w:rFonts w:ascii="Arial" w:hAnsi="Arial"/>
+                <w:outline w:val="0"/>
+                <w:color w:val="0c3512"/>
+                <w:sz w:val="20"/>
+                <w:szCs w:val="20"/>
+                <w:u w:color="0c3512"/>
+                <w:shd w:val="nil" w:color="auto" w:fill="auto"/>
+                <w:rtl w:val="0"/>
+                <w:lang w:val="pt-PT"/>
                 <w14:textFill>
                   <w14:solidFill>
                     <w14:srgbClr w14:val="0C3512"/>
@@ -6251,12 +6893,16 @@
             </w:r>
             <w:r>
               <w:rPr>
-                <w:rFonts w:ascii="Arial" w:hAnsi="Arial" w:hint="default"/>
-                <w:outline w:val="0"/>
-                <w:color w:val="0c3512"/>
-                <w:sz w:val="20"/>
-                <w:szCs w:val="20"/>
-                <w:rtl w:val="0"/>
+                <w:rStyle w:val="Nenhum"/>
+                <w:rFonts w:ascii="Arial" w:hAnsi="Arial" w:hint="default"/>
+                <w:outline w:val="0"/>
+                <w:color w:val="0c3512"/>
+                <w:sz w:val="20"/>
+                <w:szCs w:val="20"/>
+                <w:u w:color="0c3512"/>
+                <w:shd w:val="nil" w:color="auto" w:fill="auto"/>
+                <w:rtl w:val="0"/>
+                <w:lang w:val="pt-PT"/>
                 <w14:textFill>
                   <w14:solidFill>
                     <w14:srgbClr w14:val="0C3512"/>
@@ -6267,12 +6913,16 @@
             </w:r>
             <w:r>
               <w:rPr>
-                <w:rFonts w:ascii="Arial" w:hAnsi="Arial"/>
-                <w:outline w:val="0"/>
-                <w:color w:val="0c3512"/>
-                <w:sz w:val="20"/>
-                <w:szCs w:val="20"/>
-                <w:rtl w:val="0"/>
+                <w:rStyle w:val="Nenhum"/>
+                <w:rFonts w:ascii="Arial" w:hAnsi="Arial"/>
+                <w:outline w:val="0"/>
+                <w:color w:val="0c3512"/>
+                <w:sz w:val="20"/>
+                <w:szCs w:val="20"/>
+                <w:u w:color="0c3512"/>
+                <w:shd w:val="nil" w:color="auto" w:fill="auto"/>
+                <w:rtl w:val="0"/>
+                <w:lang w:val="pt-PT"/>
                 <w14:textFill>
                   <w14:solidFill>
                     <w14:srgbClr w14:val="0C3512"/>
@@ -6283,12 +6933,16 @@
             </w:r>
             <w:r>
               <w:rPr>
-                <w:rFonts w:ascii="Arial" w:hAnsi="Arial" w:hint="default"/>
-                <w:outline w:val="0"/>
-                <w:color w:val="0c3512"/>
-                <w:sz w:val="20"/>
-                <w:szCs w:val="20"/>
-                <w:rtl w:val="0"/>
+                <w:rStyle w:val="Nenhum"/>
+                <w:rFonts w:ascii="Arial" w:hAnsi="Arial" w:hint="default"/>
+                <w:outline w:val="0"/>
+                <w:color w:val="0c3512"/>
+                <w:sz w:val="20"/>
+                <w:szCs w:val="20"/>
+                <w:u w:color="0c3512"/>
+                <w:shd w:val="nil" w:color="auto" w:fill="auto"/>
+                <w:rtl w:val="0"/>
+                <w:lang w:val="pt-PT"/>
                 <w14:textFill>
                   <w14:solidFill>
                     <w14:srgbClr w14:val="0C3512"/>
@@ -6299,12 +6953,16 @@
             </w:r>
             <w:r>
               <w:rPr>
-                <w:rFonts w:ascii="Arial" w:hAnsi="Arial"/>
-                <w:outline w:val="0"/>
-                <w:color w:val="0c3512"/>
-                <w:sz w:val="20"/>
-                <w:szCs w:val="20"/>
-                <w:rtl w:val="0"/>
+                <w:rStyle w:val="Nenhum"/>
+                <w:rFonts w:ascii="Arial" w:hAnsi="Arial"/>
+                <w:outline w:val="0"/>
+                <w:color w:val="0c3512"/>
+                <w:sz w:val="20"/>
+                <w:szCs w:val="20"/>
+                <w:u w:color="0c3512"/>
+                <w:shd w:val="nil" w:color="auto" w:fill="auto"/>
+                <w:rtl w:val="0"/>
+                <w:lang w:val="pt-PT"/>
                 <w14:textFill>
                   <w14:solidFill>
                     <w14:srgbClr w14:val="0C3512"/>
@@ -6315,12 +6973,16 @@
             </w:r>
             <w:r>
               <w:rPr>
-                <w:rFonts w:ascii="Arial" w:hAnsi="Arial" w:hint="default"/>
-                <w:outline w:val="0"/>
-                <w:color w:val="0c3512"/>
-                <w:sz w:val="20"/>
-                <w:szCs w:val="20"/>
-                <w:rtl w:val="0"/>
+                <w:rStyle w:val="Nenhum"/>
+                <w:rFonts w:ascii="Arial" w:hAnsi="Arial" w:hint="default"/>
+                <w:outline w:val="0"/>
+                <w:color w:val="0c3512"/>
+                <w:sz w:val="20"/>
+                <w:szCs w:val="20"/>
+                <w:u w:color="0c3512"/>
+                <w:shd w:val="nil" w:color="auto" w:fill="auto"/>
+                <w:rtl w:val="0"/>
+                <w:lang w:val="pt-PT"/>
                 <w14:textFill>
                   <w14:solidFill>
                     <w14:srgbClr w14:val="0C3512"/>
@@ -6331,12 +6993,16 @@
             </w:r>
             <w:r>
               <w:rPr>
-                <w:rFonts w:ascii="Arial" w:hAnsi="Arial"/>
-                <w:outline w:val="0"/>
-                <w:color w:val="0c3512"/>
-                <w:sz w:val="20"/>
-                <w:szCs w:val="20"/>
-                <w:rtl w:val="0"/>
+                <w:rStyle w:val="Nenhum"/>
+                <w:rFonts w:ascii="Arial" w:hAnsi="Arial"/>
+                <w:outline w:val="0"/>
+                <w:color w:val="0c3512"/>
+                <w:sz w:val="20"/>
+                <w:szCs w:val="20"/>
+                <w:u w:color="0c3512"/>
+                <w:shd w:val="nil" w:color="auto" w:fill="auto"/>
+                <w:rtl w:val="0"/>
+                <w:lang w:val="pt-PT"/>
                 <w14:textFill>
                   <w14:solidFill>
                     <w14:srgbClr w14:val="0C3512"/>
@@ -6347,12 +7013,16 @@
             </w:r>
             <w:r>
               <w:rPr>
-                <w:rFonts w:ascii="Arial" w:hAnsi="Arial" w:hint="default"/>
-                <w:outline w:val="0"/>
-                <w:color w:val="0c3512"/>
-                <w:sz w:val="20"/>
-                <w:szCs w:val="20"/>
-                <w:rtl w:val="0"/>
+                <w:rStyle w:val="Nenhum"/>
+                <w:rFonts w:ascii="Arial" w:hAnsi="Arial" w:hint="default"/>
+                <w:outline w:val="0"/>
+                <w:color w:val="0c3512"/>
+                <w:sz w:val="20"/>
+                <w:szCs w:val="20"/>
+                <w:u w:color="0c3512"/>
+                <w:shd w:val="nil" w:color="auto" w:fill="auto"/>
+                <w:rtl w:val="0"/>
+                <w:lang w:val="pt-PT"/>
                 <w14:textFill>
                   <w14:solidFill>
                     <w14:srgbClr w14:val="0C3512"/>
@@ -6363,12 +7033,16 @@
             </w:r>
             <w:r>
               <w:rPr>
-                <w:rFonts w:ascii="Arial" w:hAnsi="Arial"/>
-                <w:outline w:val="0"/>
-                <w:color w:val="0c3512"/>
-                <w:sz w:val="20"/>
-                <w:szCs w:val="20"/>
-                <w:rtl w:val="0"/>
+                <w:rStyle w:val="Nenhum"/>
+                <w:rFonts w:ascii="Arial" w:hAnsi="Arial"/>
+                <w:outline w:val="0"/>
+                <w:color w:val="0c3512"/>
+                <w:sz w:val="20"/>
+                <w:szCs w:val="20"/>
+                <w:u w:color="0c3512"/>
+                <w:shd w:val="nil" w:color="auto" w:fill="auto"/>
+                <w:rtl w:val="0"/>
+                <w:lang w:val="pt-PT"/>
                 <w14:textFill>
                   <w14:solidFill>
                     <w14:srgbClr w14:val="0C3512"/>
@@ -6379,12 +7053,16 @@
             </w:r>
             <w:r>
               <w:rPr>
-                <w:rFonts w:ascii="Arial" w:hAnsi="Arial" w:hint="default"/>
-                <w:outline w:val="0"/>
-                <w:color w:val="0c3512"/>
-                <w:sz w:val="20"/>
-                <w:szCs w:val="20"/>
-                <w:rtl w:val="0"/>
+                <w:rStyle w:val="Nenhum"/>
+                <w:rFonts w:ascii="Arial" w:hAnsi="Arial" w:hint="default"/>
+                <w:outline w:val="0"/>
+                <w:color w:val="0c3512"/>
+                <w:sz w:val="20"/>
+                <w:szCs w:val="20"/>
+                <w:u w:color="0c3512"/>
+                <w:shd w:val="nil" w:color="auto" w:fill="auto"/>
+                <w:rtl w:val="0"/>
+                <w:lang w:val="pt-PT"/>
                 <w14:textFill>
                   <w14:solidFill>
                     <w14:srgbClr w14:val="0C3512"/>
@@ -6395,12 +7073,16 @@
             </w:r>
             <w:r>
               <w:rPr>
-                <w:rFonts w:ascii="Arial" w:hAnsi="Arial"/>
-                <w:outline w:val="0"/>
-                <w:color w:val="0c3512"/>
-                <w:sz w:val="20"/>
-                <w:szCs w:val="20"/>
-                <w:rtl w:val="0"/>
+                <w:rStyle w:val="Nenhum"/>
+                <w:rFonts w:ascii="Arial" w:hAnsi="Arial"/>
+                <w:outline w:val="0"/>
+                <w:color w:val="0c3512"/>
+                <w:sz w:val="20"/>
+                <w:szCs w:val="20"/>
+                <w:u w:color="0c3512"/>
+                <w:shd w:val="nil" w:color="auto" w:fill="auto"/>
+                <w:rtl w:val="0"/>
+                <w:lang w:val="pt-PT"/>
                 <w14:textFill>
                   <w14:solidFill>
                     <w14:srgbClr w14:val="0C3512"/>
@@ -6411,12 +7093,16 @@
             </w:r>
             <w:r>
               <w:rPr>
-                <w:rFonts w:ascii="Arial" w:hAnsi="Arial" w:hint="default"/>
-                <w:outline w:val="0"/>
-                <w:color w:val="0c3512"/>
-                <w:sz w:val="20"/>
-                <w:szCs w:val="20"/>
-                <w:rtl w:val="0"/>
+                <w:rStyle w:val="Nenhum"/>
+                <w:rFonts w:ascii="Arial" w:hAnsi="Arial" w:hint="default"/>
+                <w:outline w:val="0"/>
+                <w:color w:val="0c3512"/>
+                <w:sz w:val="20"/>
+                <w:szCs w:val="20"/>
+                <w:u w:color="0c3512"/>
+                <w:shd w:val="nil" w:color="auto" w:fill="auto"/>
+                <w:rtl w:val="0"/>
+                <w:lang w:val="pt-PT"/>
                 <w14:textFill>
                   <w14:solidFill>
                     <w14:srgbClr w14:val="0C3512"/>
@@ -6427,12 +7113,16 @@
             </w:r>
             <w:r>
               <w:rPr>
-                <w:rFonts w:ascii="Arial" w:hAnsi="Arial"/>
-                <w:outline w:val="0"/>
-                <w:color w:val="0c3512"/>
-                <w:sz w:val="20"/>
-                <w:szCs w:val="20"/>
-                <w:rtl w:val="0"/>
+                <w:rStyle w:val="Nenhum"/>
+                <w:rFonts w:ascii="Arial" w:hAnsi="Arial"/>
+                <w:outline w:val="0"/>
+                <w:color w:val="0c3512"/>
+                <w:sz w:val="20"/>
+                <w:szCs w:val="20"/>
+                <w:u w:color="0c3512"/>
+                <w:shd w:val="nil" w:color="auto" w:fill="auto"/>
+                <w:rtl w:val="0"/>
+                <w:lang w:val="pt-PT"/>
                 <w14:textFill>
                   <w14:solidFill>
                     <w14:srgbClr w14:val="0C3512"/>
@@ -6441,34 +7131,28 @@
               </w:rPr>
               <w:t>vel para WEB:</w:t>
             </w:r>
-          </w:p>
-          <w:p>
-            <w:pPr>
-              <w:pStyle w:val="Padrão"/>
-              <w:tabs>
-                <w:tab w:val="left" w:pos="560"/>
-                <w:tab w:val="left" w:pos="1120"/>
-                <w:tab w:val="left" w:pos="1680"/>
-                <w:tab w:val="left" w:pos="2240"/>
-                <w:tab w:val="left" w:pos="2800"/>
-                <w:tab w:val="left" w:pos="3360"/>
-                <w:tab w:val="left" w:pos="3920"/>
-                <w:tab w:val="left" w:pos="4480"/>
-                <w:tab w:val="left" w:pos="5040"/>
-                <w:tab w:val="left" w:pos="5600"/>
-                <w:tab w:val="left" w:pos="6160"/>
-                <w:tab w:val="left" w:pos="6720"/>
-                <w:tab w:val="left" w:pos="7280"/>
-                <w:tab w:val="left" w:pos="7840"/>
-              </w:tabs>
-              <w:suppressAutoHyphens w:val="1"/>
-              <w:spacing w:before="0" w:after="140" w:line="240" w:lineRule="auto"/>
-              <w:jc w:val="left"/>
-            </w:pPr>
+            <w:r>
+              <w:rPr>
+                <w:rStyle w:val="Nenhum"/>
+                <w:shd w:val="nil" w:color="auto" w:fill="auto"/>
+              </w:rPr>
+            </w:r>
           </w:p>
         </w:tc>
       </w:tr>
     </w:tbl>
+    <w:p>
+      <w:pPr>
+        <w:pStyle w:val="Corpo A"/>
+        <w:widowControl w:val="0"/>
+        <w:spacing w:after="0" w:line="240" w:lineRule="auto"/>
+        <w:ind w:left="108" w:hanging="108"/>
+        <w:rPr>
+          <w:rStyle w:val="Nenhum"/>
+          <w:rFonts w:ascii="Arial" w:cs="Arial" w:hAnsi="Arial" w:eastAsia="Arial"/>
+        </w:rPr>
+      </w:pPr>
+    </w:p>
     <w:p>
       <w:pPr>
         <w:pStyle w:val="Corpo A"/>
@@ -6771,7 +7455,7 @@
       <w:tblPr>
         <w:tblW w:w="8498" w:type="dxa"/>
         <w:jc w:val="left"/>
-        <w:tblInd w:w="216" w:type="dxa"/>
+        <w:tblInd w:w="324" w:type="dxa"/>
         <w:tblBorders>
           <w:top w:val="single" w:color="ffffff" w:sz="8" w:space="0" w:shadow="0" w:frame="0"/>
           <w:left w:val="single" w:color="ffffff" w:sz="8" w:space="0" w:shadow="0" w:frame="0"/>
@@ -6791,7 +7475,7 @@
           <w:shd w:val="clear" w:color="auto" w:fill="cad1d7"/>
         </w:tblPrEx>
         <w:trPr>
-          <w:trHeight w:val="865" w:hRule="atLeast"/>
+          <w:trHeight w:val="875" w:hRule="atLeast"/>
         </w:trPr>
         <w:tc>
           <w:tcPr>
@@ -6969,27 +7653,7 @@
                   </w14:solidFill>
                 </w14:textFill>
               </w:rPr>
-              <w:t>rio.</w:t>
-            </w:r>
-            <w:r>
-              <w:rPr>
-                <w:rStyle w:val="Nenhum"/>
-                <w:rFonts w:ascii="Arial" w:hAnsi="Arial"/>
-                <w:outline w:val="0"/>
-                <w:color w:val="0c3512"/>
-                <w:sz w:val="20"/>
-                <w:szCs w:val="20"/>
-                <w:u w:color="0c3512"/>
-                <w:shd w:val="nil" w:color="auto" w:fill="auto"/>
-                <w:rtl w:val="0"/>
-                <w:lang w:val="pt-PT"/>
-                <w14:textFill>
-                  <w14:solidFill>
-                    <w14:srgbClr w14:val="0C3512"/>
-                  </w14:solidFill>
-                </w14:textFill>
-              </w:rPr>
-              <w:t xml:space="preserve"> </w:t>
+              <w:t xml:space="preserve">rio. </w:t>
             </w:r>
           </w:p>
         </w:tc>
@@ -7000,7 +7664,7 @@
         <w:pStyle w:val="Corpo A"/>
         <w:widowControl w:val="0"/>
         <w:spacing w:after="0" w:line="240" w:lineRule="auto"/>
-        <w:ind w:left="108" w:hanging="108"/>
+        <w:ind w:left="216" w:hanging="216"/>
         <w:rPr>
           <w:rStyle w:val="Nenhum"/>
           <w:rFonts w:ascii="Arial" w:cs="Arial" w:hAnsi="Arial" w:eastAsia="Arial"/>
@@ -7024,6 +7688,7 @@
         <w:pStyle w:val="Corpo A"/>
         <w:widowControl w:val="0"/>
         <w:spacing w:after="0" w:line="240" w:lineRule="auto"/>
+        <w:ind w:left="108" w:hanging="108"/>
         <w:rPr>
           <w:rStyle w:val="Nenhum"/>
           <w:rFonts w:ascii="Arial" w:cs="Arial" w:hAnsi="Arial" w:eastAsia="Arial"/>
@@ -7045,20 +7710,7 @@
     <w:p>
       <w:pPr>
         <w:pStyle w:val="Corpo A"/>
-        <w:spacing w:after="0" w:line="240" w:lineRule="auto"/>
-        <w:rPr>
-          <w:rStyle w:val="Nenhum"/>
-          <w:rFonts w:ascii="Arial" w:cs="Arial" w:hAnsi="Arial" w:eastAsia="Arial"/>
-          <w:b w:val="1"/>
-          <w:bCs w:val="1"/>
-          <w:sz w:val="20"/>
-          <w:szCs w:val="20"/>
-        </w:rPr>
-      </w:pPr>
-    </w:p>
-    <w:p>
-      <w:pPr>
-        <w:pStyle w:val="Corpo A"/>
+        <w:widowControl w:val="0"/>
         <w:spacing w:after="0" w:line="240" w:lineRule="auto"/>
         <w:rPr>
           <w:rStyle w:val="Nenhum"/>
@@ -7077,6 +7729,42 @@
           </w14:textFill>
         </w:rPr>
       </w:pPr>
+    </w:p>
+    <w:p>
+      <w:pPr>
+        <w:pStyle w:val="Corpo A"/>
+        <w:spacing w:after="0" w:line="240" w:lineRule="auto"/>
+        <w:rPr>
+          <w:rStyle w:val="Nenhum"/>
+          <w:rFonts w:ascii="Arial" w:cs="Arial" w:hAnsi="Arial" w:eastAsia="Arial"/>
+          <w:b w:val="1"/>
+          <w:bCs w:val="1"/>
+          <w:sz w:val="20"/>
+          <w:szCs w:val="20"/>
+        </w:rPr>
+      </w:pPr>
+    </w:p>
+    <w:p>
+      <w:pPr>
+        <w:pStyle w:val="Corpo A"/>
+        <w:spacing w:after="0" w:line="240" w:lineRule="auto"/>
+        <w:rPr>
+          <w:rStyle w:val="Nenhum"/>
+          <w:rFonts w:ascii="Arial" w:cs="Arial" w:hAnsi="Arial" w:eastAsia="Arial"/>
+          <w:b w:val="1"/>
+          <w:bCs w:val="1"/>
+          <w:outline w:val="0"/>
+          <w:color w:val="ff3333"/>
+          <w:sz w:val="16"/>
+          <w:szCs w:val="16"/>
+          <w:u w:color="ff3333"/>
+          <w14:textFill>
+            <w14:solidFill>
+              <w14:srgbClr w14:val="FF3333"/>
+            </w14:solidFill>
+          </w14:textFill>
+        </w:rPr>
+      </w:pPr>
       <w:r>
         <w:rPr>
           <w:rStyle w:val="Nenhum"/>
@@ -7121,7 +7809,7 @@
       <w:tblPr>
         <w:tblW w:w="8498" w:type="dxa"/>
         <w:jc w:val="left"/>
-        <w:tblInd w:w="216" w:type="dxa"/>
+        <w:tblInd w:w="324" w:type="dxa"/>
         <w:tblBorders>
           <w:top w:val="single" w:color="ffffff" w:sz="8" w:space="0" w:shadow="0" w:frame="0"/>
           <w:left w:val="single" w:color="ffffff" w:sz="8" w:space="0" w:shadow="0" w:frame="0"/>
@@ -7141,7 +7829,7 @@
           <w:shd w:val="clear" w:color="auto" w:fill="cad1d7"/>
         </w:tblPrEx>
         <w:trPr>
-          <w:trHeight w:val="3343" w:hRule="atLeast"/>
+          <w:trHeight w:val="3353" w:hRule="atLeast"/>
         </w:trPr>
         <w:tc>
           <w:tcPr>
@@ -8436,7 +9124,7 @@
         <w:pStyle w:val="Corpo A"/>
         <w:widowControl w:val="0"/>
         <w:spacing w:after="0" w:line="240" w:lineRule="auto"/>
-        <w:ind w:left="108" w:hanging="108"/>
+        <w:ind w:left="216" w:hanging="216"/>
         <w:rPr>
           <w:rStyle w:val="Nenhum"/>
           <w:rFonts w:ascii="Arial" w:cs="Arial" w:hAnsi="Arial" w:eastAsia="Arial"/>
@@ -8460,6 +9148,7 @@
         <w:pStyle w:val="Corpo A"/>
         <w:widowControl w:val="0"/>
         <w:spacing w:after="0" w:line="240" w:lineRule="auto"/>
+        <w:ind w:left="108" w:hanging="108"/>
         <w:rPr>
           <w:rStyle w:val="Nenhum"/>
           <w:rFonts w:ascii="Arial" w:cs="Arial" w:hAnsi="Arial" w:eastAsia="Arial"/>
@@ -8481,6 +9170,29 @@
     <w:p>
       <w:pPr>
         <w:pStyle w:val="Corpo A"/>
+        <w:widowControl w:val="0"/>
+        <w:spacing w:after="0" w:line="240" w:lineRule="auto"/>
+        <w:rPr>
+          <w:rStyle w:val="Nenhum"/>
+          <w:rFonts w:ascii="Arial" w:cs="Arial" w:hAnsi="Arial" w:eastAsia="Arial"/>
+          <w:b w:val="1"/>
+          <w:bCs w:val="1"/>
+          <w:outline w:val="0"/>
+          <w:color w:val="ff3333"/>
+          <w:sz w:val="16"/>
+          <w:szCs w:val="16"/>
+          <w:u w:color="ff3333"/>
+          <w14:textFill>
+            <w14:solidFill>
+              <w14:srgbClr w14:val="FF3333"/>
+            </w14:solidFill>
+          </w14:textFill>
+        </w:rPr>
+      </w:pPr>
+    </w:p>
+    <w:p>
+      <w:pPr>
+        <w:pStyle w:val="Corpo A"/>
         <w:spacing w:after="0" w:line="240" w:lineRule="auto"/>
         <w:rPr>
           <w:rStyle w:val="Nenhum"/>
@@ -8601,7 +9313,7 @@
       <w:tblPr>
         <w:tblW w:w="8380" w:type="dxa"/>
         <w:jc w:val="left"/>
-        <w:tblInd w:w="216" w:type="dxa"/>
+        <w:tblInd w:w="324" w:type="dxa"/>
         <w:tblBorders>
           <w:top w:val="single" w:color="ffffff" w:sz="8" w:space="0" w:shadow="0" w:frame="0"/>
           <w:left w:val="single" w:color="ffffff" w:sz="8" w:space="0" w:shadow="0" w:frame="0"/>
@@ -8621,7 +9333,7 @@
           <w:shd w:val="clear" w:color="auto" w:fill="cad1d7"/>
         </w:tblPrEx>
         <w:trPr>
-          <w:trHeight w:val="1778" w:hRule="atLeast"/>
+          <w:trHeight w:val="1788" w:hRule="atLeast"/>
         </w:trPr>
         <w:tc>
           <w:tcPr>
@@ -9170,6 +9882,22 @@
         <w:pStyle w:val="Corpo A"/>
         <w:widowControl w:val="0"/>
         <w:spacing w:after="0" w:line="240" w:lineRule="auto"/>
+        <w:ind w:left="216" w:hanging="216"/>
+        <w:rPr>
+          <w:rStyle w:val="Nenhum"/>
+          <w:rFonts w:ascii="Arial" w:cs="Arial" w:hAnsi="Arial" w:eastAsia="Arial"/>
+          <w:b w:val="1"/>
+          <w:bCs w:val="1"/>
+          <w:sz w:val="20"/>
+          <w:szCs w:val="20"/>
+        </w:rPr>
+      </w:pPr>
+    </w:p>
+    <w:p>
+      <w:pPr>
+        <w:pStyle w:val="Corpo A"/>
+        <w:widowControl w:val="0"/>
+        <w:spacing w:after="0" w:line="240" w:lineRule="auto"/>
         <w:ind w:left="108" w:hanging="108"/>
         <w:rPr>
           <w:rStyle w:val="Nenhum"/>
@@ -9319,7 +10047,7 @@
       <w:tblPr>
         <w:tblW w:w="8380" w:type="dxa"/>
         <w:jc w:val="left"/>
-        <w:tblInd w:w="216" w:type="dxa"/>
+        <w:tblInd w:w="324" w:type="dxa"/>
         <w:tblBorders>
           <w:top w:val="single" w:color="ffffff" w:sz="8" w:space="0" w:shadow="0" w:frame="0"/>
           <w:left w:val="single" w:color="ffffff" w:sz="8" w:space="0" w:shadow="0" w:frame="0"/>
@@ -9339,7 +10067,7 @@
           <w:shd w:val="clear" w:color="auto" w:fill="cad1d7"/>
         </w:tblPrEx>
         <w:trPr>
-          <w:trHeight w:val="1858" w:hRule="atLeast"/>
+          <w:trHeight w:val="1868" w:hRule="atLeast"/>
         </w:trPr>
         <w:tc>
           <w:tcPr>
@@ -9381,12 +10109,14 @@
             </w:pPr>
             <w:r>
               <w:rPr>
-                <w:rFonts w:ascii="Arial" w:hAnsi="Arial"/>
-                <w:outline w:val="0"/>
-                <w:color w:val="0c3512"/>
-                <w:sz w:val="20"/>
-                <w:szCs w:val="20"/>
-                <w:u w:color="0c3512"/>
+                <w:rStyle w:val="Nenhum"/>
+                <w:rFonts w:ascii="Arial" w:hAnsi="Arial"/>
+                <w:outline w:val="0"/>
+                <w:color w:val="0c3512"/>
+                <w:sz w:val="20"/>
+                <w:szCs w:val="20"/>
+                <w:u w:color="0c3512"/>
+                <w:shd w:val="nil" w:color="auto" w:fill="auto"/>
                 <w:rtl w:val="0"/>
                 <w:lang w:val="pt-PT"/>
                 <w14:textFill>
@@ -9399,12 +10129,14 @@
             </w:r>
             <w:r>
               <w:rPr>
-                <w:rFonts w:ascii="Arial" w:hAnsi="Arial" w:hint="default"/>
-                <w:outline w:val="0"/>
-                <w:color w:val="0c3512"/>
-                <w:sz w:val="20"/>
-                <w:szCs w:val="20"/>
-                <w:u w:color="0c3512"/>
+                <w:rStyle w:val="Nenhum"/>
+                <w:rFonts w:ascii="Arial" w:hAnsi="Arial" w:hint="default"/>
+                <w:outline w:val="0"/>
+                <w:color w:val="0c3512"/>
+                <w:sz w:val="20"/>
+                <w:szCs w:val="20"/>
+                <w:u w:color="0c3512"/>
+                <w:shd w:val="nil" w:color="auto" w:fill="auto"/>
                 <w:rtl w:val="0"/>
                 <w:lang w:val="pt-PT"/>
                 <w14:textFill>
@@ -9417,12 +10149,14 @@
             </w:r>
             <w:r>
               <w:rPr>
-                <w:rFonts w:ascii="Arial" w:hAnsi="Arial"/>
-                <w:outline w:val="0"/>
-                <w:color w:val="0c3512"/>
-                <w:sz w:val="20"/>
-                <w:szCs w:val="20"/>
-                <w:u w:color="0c3512"/>
+                <w:rStyle w:val="Nenhum"/>
+                <w:rFonts w:ascii="Arial" w:hAnsi="Arial"/>
+                <w:outline w:val="0"/>
+                <w:color w:val="0c3512"/>
+                <w:sz w:val="20"/>
+                <w:szCs w:val="20"/>
+                <w:u w:color="0c3512"/>
+                <w:shd w:val="nil" w:color="auto" w:fill="auto"/>
                 <w:rtl w:val="0"/>
                 <w:lang w:val="pt-PT"/>
                 <w14:textFill>
@@ -9435,12 +10169,14 @@
             </w:r>
             <w:r>
               <w:rPr>
-                <w:rFonts w:ascii="Arial" w:hAnsi="Arial" w:hint="default"/>
-                <w:outline w:val="0"/>
-                <w:color w:val="0c3512"/>
-                <w:sz w:val="20"/>
-                <w:szCs w:val="20"/>
-                <w:u w:color="0c3512"/>
+                <w:rStyle w:val="Nenhum"/>
+                <w:rFonts w:ascii="Arial" w:hAnsi="Arial" w:hint="default"/>
+                <w:outline w:val="0"/>
+                <w:color w:val="0c3512"/>
+                <w:sz w:val="20"/>
+                <w:szCs w:val="20"/>
+                <w:u w:color="0c3512"/>
+                <w:shd w:val="nil" w:color="auto" w:fill="auto"/>
                 <w:rtl w:val="0"/>
                 <w:lang w:val="pt-PT"/>
                 <w14:textFill>
@@ -9453,12 +10189,14 @@
             </w:r>
             <w:r>
               <w:rPr>
-                <w:rFonts w:ascii="Arial" w:hAnsi="Arial"/>
-                <w:outline w:val="0"/>
-                <w:color w:val="0c3512"/>
-                <w:sz w:val="20"/>
-                <w:szCs w:val="20"/>
-                <w:u w:color="0c3512"/>
+                <w:rStyle w:val="Nenhum"/>
+                <w:rFonts w:ascii="Arial" w:hAnsi="Arial"/>
+                <w:outline w:val="0"/>
+                <w:color w:val="0c3512"/>
+                <w:sz w:val="20"/>
+                <w:szCs w:val="20"/>
+                <w:u w:color="0c3512"/>
+                <w:shd w:val="nil" w:color="auto" w:fill="auto"/>
                 <w:rtl w:val="0"/>
                 <w:lang w:val="pt-PT"/>
                 <w14:textFill>
@@ -9471,12 +10209,14 @@
             </w:r>
             <w:r>
               <w:rPr>
-                <w:rFonts w:ascii="Arial" w:hAnsi="Arial" w:hint="default"/>
-                <w:outline w:val="0"/>
-                <w:color w:val="0c3512"/>
-                <w:sz w:val="20"/>
-                <w:szCs w:val="20"/>
-                <w:u w:color="0c3512"/>
+                <w:rStyle w:val="Nenhum"/>
+                <w:rFonts w:ascii="Arial" w:hAnsi="Arial" w:hint="default"/>
+                <w:outline w:val="0"/>
+                <w:color w:val="0c3512"/>
+                <w:sz w:val="20"/>
+                <w:szCs w:val="20"/>
+                <w:u w:color="0c3512"/>
+                <w:shd w:val="nil" w:color="auto" w:fill="auto"/>
                 <w:rtl w:val="0"/>
                 <w:lang w:val="pt-PT"/>
                 <w14:textFill>
@@ -9489,12 +10229,14 @@
             </w:r>
             <w:r>
               <w:rPr>
-                <w:rFonts w:ascii="Arial" w:hAnsi="Arial"/>
-                <w:outline w:val="0"/>
-                <w:color w:val="0c3512"/>
-                <w:sz w:val="20"/>
-                <w:szCs w:val="20"/>
-                <w:u w:color="0c3512"/>
+                <w:rStyle w:val="Nenhum"/>
+                <w:rFonts w:ascii="Arial" w:hAnsi="Arial"/>
+                <w:outline w:val="0"/>
+                <w:color w:val="0c3512"/>
+                <w:sz w:val="20"/>
+                <w:szCs w:val="20"/>
+                <w:u w:color="0c3512"/>
+                <w:shd w:val="nil" w:color="auto" w:fill="auto"/>
                 <w:rtl w:val="0"/>
                 <w:lang w:val="pt-PT"/>
                 <w14:textFill>
@@ -9507,12 +10249,14 @@
             </w:r>
             <w:r>
               <w:rPr>
-                <w:rFonts w:ascii="Arial" w:hAnsi="Arial" w:hint="default"/>
-                <w:outline w:val="0"/>
-                <w:color w:val="0c3512"/>
-                <w:sz w:val="20"/>
-                <w:szCs w:val="20"/>
-                <w:u w:color="0c3512"/>
+                <w:rStyle w:val="Nenhum"/>
+                <w:rFonts w:ascii="Arial" w:hAnsi="Arial" w:hint="default"/>
+                <w:outline w:val="0"/>
+                <w:color w:val="0c3512"/>
+                <w:sz w:val="20"/>
+                <w:szCs w:val="20"/>
+                <w:u w:color="0c3512"/>
+                <w:shd w:val="nil" w:color="auto" w:fill="auto"/>
                 <w:rtl w:val="0"/>
                 <w:lang w:val="pt-PT"/>
                 <w14:textFill>
@@ -9525,12 +10269,14 @@
             </w:r>
             <w:r>
               <w:rPr>
-                <w:rFonts w:ascii="Arial" w:hAnsi="Arial"/>
-                <w:outline w:val="0"/>
-                <w:color w:val="0c3512"/>
-                <w:sz w:val="20"/>
-                <w:szCs w:val="20"/>
-                <w:u w:color="0c3512"/>
+                <w:rStyle w:val="Nenhum"/>
+                <w:rFonts w:ascii="Arial" w:hAnsi="Arial"/>
+                <w:outline w:val="0"/>
+                <w:color w:val="0c3512"/>
+                <w:sz w:val="20"/>
+                <w:szCs w:val="20"/>
+                <w:u w:color="0c3512"/>
+                <w:shd w:val="nil" w:color="auto" w:fill="auto"/>
                 <w:rtl w:val="0"/>
                 <w:lang w:val="pt-PT"/>
                 <w14:textFill>
@@ -9543,12 +10289,14 @@
             </w:r>
             <w:r>
               <w:rPr>
-                <w:rFonts w:ascii="Arial" w:hAnsi="Arial" w:hint="default"/>
-                <w:outline w:val="0"/>
-                <w:color w:val="0c3512"/>
-                <w:sz w:val="20"/>
-                <w:szCs w:val="20"/>
-                <w:u w:color="0c3512"/>
+                <w:rStyle w:val="Nenhum"/>
+                <w:rFonts w:ascii="Arial" w:hAnsi="Arial" w:hint="default"/>
+                <w:outline w:val="0"/>
+                <w:color w:val="0c3512"/>
+                <w:sz w:val="20"/>
+                <w:szCs w:val="20"/>
+                <w:u w:color="0c3512"/>
+                <w:shd w:val="nil" w:color="auto" w:fill="auto"/>
                 <w:rtl w:val="0"/>
                 <w:lang w:val="pt-PT"/>
                 <w14:textFill>
@@ -9561,12 +10309,14 @@
             </w:r>
             <w:r>
               <w:rPr>
-                <w:rFonts w:ascii="Arial" w:hAnsi="Arial"/>
-                <w:outline w:val="0"/>
-                <w:color w:val="0c3512"/>
-                <w:sz w:val="20"/>
-                <w:szCs w:val="20"/>
-                <w:u w:color="0c3512"/>
+                <w:rStyle w:val="Nenhum"/>
+                <w:rFonts w:ascii="Arial" w:hAnsi="Arial"/>
+                <w:outline w:val="0"/>
+                <w:color w:val="0c3512"/>
+                <w:sz w:val="20"/>
+                <w:szCs w:val="20"/>
+                <w:u w:color="0c3512"/>
+                <w:shd w:val="nil" w:color="auto" w:fill="auto"/>
                 <w:rtl w:val="0"/>
                 <w:lang w:val="pt-PT"/>
                 <w14:textFill>
@@ -9579,12 +10329,14 @@
             </w:r>
             <w:r>
               <w:rPr>
-                <w:rFonts w:ascii="Arial" w:hAnsi="Arial" w:hint="default"/>
-                <w:outline w:val="0"/>
-                <w:color w:val="0c3512"/>
-                <w:sz w:val="20"/>
-                <w:szCs w:val="20"/>
-                <w:u w:color="0c3512"/>
+                <w:rStyle w:val="Nenhum"/>
+                <w:rFonts w:ascii="Arial" w:hAnsi="Arial" w:hint="default"/>
+                <w:outline w:val="0"/>
+                <w:color w:val="0c3512"/>
+                <w:sz w:val="20"/>
+                <w:szCs w:val="20"/>
+                <w:u w:color="0c3512"/>
+                <w:shd w:val="nil" w:color="auto" w:fill="auto"/>
                 <w:rtl w:val="0"/>
                 <w:lang w:val="pt-PT"/>
                 <w14:textFill>
@@ -9597,12 +10349,14 @@
             </w:r>
             <w:r>
               <w:rPr>
-                <w:rFonts w:ascii="Arial" w:hAnsi="Arial"/>
-                <w:outline w:val="0"/>
-                <w:color w:val="0c3512"/>
-                <w:sz w:val="20"/>
-                <w:szCs w:val="20"/>
-                <w:u w:color="0c3512"/>
+                <w:rStyle w:val="Nenhum"/>
+                <w:rFonts w:ascii="Arial" w:hAnsi="Arial"/>
+                <w:outline w:val="0"/>
+                <w:color w:val="0c3512"/>
+                <w:sz w:val="20"/>
+                <w:szCs w:val="20"/>
+                <w:u w:color="0c3512"/>
+                <w:shd w:val="nil" w:color="auto" w:fill="auto"/>
                 <w:rtl w:val="0"/>
                 <w:lang w:val="pt-PT"/>
                 <w14:textFill>
@@ -9615,12 +10369,14 @@
             </w:r>
             <w:r>
               <w:rPr>
-                <w:rFonts w:ascii="Arial" w:hAnsi="Arial" w:hint="default"/>
-                <w:outline w:val="0"/>
-                <w:color w:val="0c3512"/>
-                <w:sz w:val="20"/>
-                <w:szCs w:val="20"/>
-                <w:u w:color="0c3512"/>
+                <w:rStyle w:val="Nenhum"/>
+                <w:rFonts w:ascii="Arial" w:hAnsi="Arial" w:hint="default"/>
+                <w:outline w:val="0"/>
+                <w:color w:val="0c3512"/>
+                <w:sz w:val="20"/>
+                <w:szCs w:val="20"/>
+                <w:u w:color="0c3512"/>
+                <w:shd w:val="nil" w:color="auto" w:fill="auto"/>
                 <w:rtl w:val="0"/>
                 <w:lang w:val="pt-PT"/>
                 <w14:textFill>
@@ -9633,12 +10389,14 @@
             </w:r>
             <w:r>
               <w:rPr>
-                <w:rFonts w:ascii="Arial" w:hAnsi="Arial"/>
-                <w:outline w:val="0"/>
-                <w:color w:val="0c3512"/>
-                <w:sz w:val="20"/>
-                <w:szCs w:val="20"/>
-                <w:u w:color="0c3512"/>
+                <w:rStyle w:val="Nenhum"/>
+                <w:rFonts w:ascii="Arial" w:hAnsi="Arial"/>
+                <w:outline w:val="0"/>
+                <w:color w:val="0c3512"/>
+                <w:sz w:val="20"/>
+                <w:szCs w:val="20"/>
+                <w:u w:color="0c3512"/>
+                <w:shd w:val="nil" w:color="auto" w:fill="auto"/>
                 <w:rtl w:val="0"/>
                 <w:lang w:val="pt-PT"/>
                 <w14:textFill>
@@ -9651,12 +10409,14 @@
             </w:r>
             <w:r>
               <w:rPr>
-                <w:rFonts w:ascii="Arial" w:hAnsi="Arial" w:hint="default"/>
-                <w:outline w:val="0"/>
-                <w:color w:val="0c3512"/>
-                <w:sz w:val="20"/>
-                <w:szCs w:val="20"/>
-                <w:u w:color="0c3512"/>
+                <w:rStyle w:val="Nenhum"/>
+                <w:rFonts w:ascii="Arial" w:hAnsi="Arial" w:hint="default"/>
+                <w:outline w:val="0"/>
+                <w:color w:val="0c3512"/>
+                <w:sz w:val="20"/>
+                <w:szCs w:val="20"/>
+                <w:u w:color="0c3512"/>
+                <w:shd w:val="nil" w:color="auto" w:fill="auto"/>
                 <w:rtl w:val="0"/>
                 <w:lang w:val="pt-PT"/>
                 <w14:textFill>
@@ -9669,12 +10429,14 @@
             </w:r>
             <w:r>
               <w:rPr>
-                <w:rFonts w:ascii="Arial" w:hAnsi="Arial"/>
-                <w:outline w:val="0"/>
-                <w:color w:val="0c3512"/>
-                <w:sz w:val="20"/>
-                <w:szCs w:val="20"/>
-                <w:u w:color="0c3512"/>
+                <w:rStyle w:val="Nenhum"/>
+                <w:rFonts w:ascii="Arial" w:hAnsi="Arial"/>
+                <w:outline w:val="0"/>
+                <w:color w:val="0c3512"/>
+                <w:sz w:val="20"/>
+                <w:szCs w:val="20"/>
+                <w:u w:color="0c3512"/>
+                <w:shd w:val="nil" w:color="auto" w:fill="auto"/>
                 <w:rtl w:val="0"/>
                 <w:lang w:val="pt-PT"/>
                 <w14:textFill>
@@ -9687,12 +10449,14 @@
             </w:r>
             <w:r>
               <w:rPr>
-                <w:rFonts w:ascii="Arial" w:hAnsi="Arial" w:hint="default"/>
-                <w:outline w:val="0"/>
-                <w:color w:val="0c3512"/>
-                <w:sz w:val="20"/>
-                <w:szCs w:val="20"/>
-                <w:u w:color="0c3512"/>
+                <w:rStyle w:val="Nenhum"/>
+                <w:rFonts w:ascii="Arial" w:hAnsi="Arial" w:hint="default"/>
+                <w:outline w:val="0"/>
+                <w:color w:val="0c3512"/>
+                <w:sz w:val="20"/>
+                <w:szCs w:val="20"/>
+                <w:u w:color="0c3512"/>
+                <w:shd w:val="nil" w:color="auto" w:fill="auto"/>
                 <w:rtl w:val="0"/>
                 <w:lang w:val="pt-PT"/>
                 <w14:textFill>
@@ -9705,12 +10469,14 @@
             </w:r>
             <w:r>
               <w:rPr>
-                <w:rFonts w:ascii="Arial" w:hAnsi="Arial"/>
-                <w:outline w:val="0"/>
-                <w:color w:val="0c3512"/>
-                <w:sz w:val="20"/>
-                <w:szCs w:val="20"/>
-                <w:u w:color="0c3512"/>
+                <w:rStyle w:val="Nenhum"/>
+                <w:rFonts w:ascii="Arial" w:hAnsi="Arial"/>
+                <w:outline w:val="0"/>
+                <w:color w:val="0c3512"/>
+                <w:sz w:val="20"/>
+                <w:szCs w:val="20"/>
+                <w:u w:color="0c3512"/>
+                <w:shd w:val="nil" w:color="auto" w:fill="auto"/>
                 <w:rtl w:val="0"/>
                 <w:lang w:val="pt-PT"/>
                 <w14:textFill>
@@ -9723,12 +10489,14 @@
             </w:r>
             <w:r>
               <w:rPr>
-                <w:rFonts w:ascii="Arial" w:hAnsi="Arial" w:hint="default"/>
-                <w:outline w:val="0"/>
-                <w:color w:val="0c3512"/>
-                <w:sz w:val="20"/>
-                <w:szCs w:val="20"/>
-                <w:u w:color="0c3512"/>
+                <w:rStyle w:val="Nenhum"/>
+                <w:rFonts w:ascii="Arial" w:hAnsi="Arial" w:hint="default"/>
+                <w:outline w:val="0"/>
+                <w:color w:val="0c3512"/>
+                <w:sz w:val="20"/>
+                <w:szCs w:val="20"/>
+                <w:u w:color="0c3512"/>
+                <w:shd w:val="nil" w:color="auto" w:fill="auto"/>
                 <w:rtl w:val="0"/>
                 <w:lang w:val="pt-PT"/>
                 <w14:textFill>
@@ -9741,12 +10509,14 @@
             </w:r>
             <w:r>
               <w:rPr>
-                <w:rFonts w:ascii="Arial" w:hAnsi="Arial"/>
-                <w:outline w:val="0"/>
-                <w:color w:val="0c3512"/>
-                <w:sz w:val="20"/>
-                <w:szCs w:val="20"/>
-                <w:u w:color="0c3512"/>
+                <w:rStyle w:val="Nenhum"/>
+                <w:rFonts w:ascii="Arial" w:hAnsi="Arial"/>
+                <w:outline w:val="0"/>
+                <w:color w:val="0c3512"/>
+                <w:sz w:val="20"/>
+                <w:szCs w:val="20"/>
+                <w:u w:color="0c3512"/>
+                <w:shd w:val="nil" w:color="auto" w:fill="auto"/>
                 <w:rtl w:val="0"/>
                 <w:lang w:val="pt-PT"/>
                 <w14:textFill>
@@ -9759,12 +10529,14 @@
             </w:r>
             <w:r>
               <w:rPr>
-                <w:rFonts w:ascii="Arial" w:hAnsi="Arial" w:hint="default"/>
-                <w:outline w:val="0"/>
-                <w:color w:val="0c3512"/>
-                <w:sz w:val="20"/>
-                <w:szCs w:val="20"/>
-                <w:u w:color="0c3512"/>
+                <w:rStyle w:val="Nenhum"/>
+                <w:rFonts w:ascii="Arial" w:hAnsi="Arial" w:hint="default"/>
+                <w:outline w:val="0"/>
+                <w:color w:val="0c3512"/>
+                <w:sz w:val="20"/>
+                <w:szCs w:val="20"/>
+                <w:u w:color="0c3512"/>
+                <w:shd w:val="nil" w:color="auto" w:fill="auto"/>
                 <w:rtl w:val="0"/>
                 <w:lang w:val="pt-PT"/>
                 <w14:textFill>
@@ -9777,12 +10549,14 @@
             </w:r>
             <w:r>
               <w:rPr>
-                <w:rFonts w:ascii="Arial" w:hAnsi="Arial"/>
-                <w:outline w:val="0"/>
-                <w:color w:val="0c3512"/>
-                <w:sz w:val="20"/>
-                <w:szCs w:val="20"/>
-                <w:u w:color="0c3512"/>
+                <w:rStyle w:val="Nenhum"/>
+                <w:rFonts w:ascii="Arial" w:hAnsi="Arial"/>
+                <w:outline w:val="0"/>
+                <w:color w:val="0c3512"/>
+                <w:sz w:val="20"/>
+                <w:szCs w:val="20"/>
+                <w:u w:color="0c3512"/>
+                <w:shd w:val="nil" w:color="auto" w:fill="auto"/>
                 <w:rtl w:val="0"/>
                 <w:lang w:val="pt-PT"/>
                 <w14:textFill>
@@ -9795,12 +10569,14 @@
             </w:r>
             <w:r>
               <w:rPr>
-                <w:rFonts w:ascii="Arial" w:hAnsi="Arial" w:hint="default"/>
-                <w:outline w:val="0"/>
-                <w:color w:val="0c3512"/>
-                <w:sz w:val="20"/>
-                <w:szCs w:val="20"/>
-                <w:u w:color="0c3512"/>
+                <w:rStyle w:val="Nenhum"/>
+                <w:rFonts w:ascii="Arial" w:hAnsi="Arial" w:hint="default"/>
+                <w:outline w:val="0"/>
+                <w:color w:val="0c3512"/>
+                <w:sz w:val="20"/>
+                <w:szCs w:val="20"/>
+                <w:u w:color="0c3512"/>
+                <w:shd w:val="nil" w:color="auto" w:fill="auto"/>
                 <w:rtl w:val="0"/>
                 <w:lang w:val="pt-PT"/>
                 <w14:textFill>
@@ -9813,12 +10589,14 @@
             </w:r>
             <w:r>
               <w:rPr>
-                <w:rFonts w:ascii="Arial" w:hAnsi="Arial"/>
-                <w:outline w:val="0"/>
-                <w:color w:val="0c3512"/>
-                <w:sz w:val="20"/>
-                <w:szCs w:val="20"/>
-                <w:u w:color="0c3512"/>
+                <w:rStyle w:val="Nenhum"/>
+                <w:rFonts w:ascii="Arial" w:hAnsi="Arial"/>
+                <w:outline w:val="0"/>
+                <w:color w:val="0c3512"/>
+                <w:sz w:val="20"/>
+                <w:szCs w:val="20"/>
+                <w:u w:color="0c3512"/>
+                <w:shd w:val="nil" w:color="auto" w:fill="auto"/>
                 <w:rtl w:val="0"/>
                 <w:lang w:val="pt-PT"/>
                 <w14:textFill>
@@ -9831,12 +10609,14 @@
             </w:r>
             <w:r>
               <w:rPr>
-                <w:rFonts w:ascii="Arial" w:hAnsi="Arial" w:hint="default"/>
-                <w:outline w:val="0"/>
-                <w:color w:val="0c3512"/>
-                <w:sz w:val="20"/>
-                <w:szCs w:val="20"/>
-                <w:u w:color="0c3512"/>
+                <w:rStyle w:val="Nenhum"/>
+                <w:rFonts w:ascii="Arial" w:hAnsi="Arial" w:hint="default"/>
+                <w:outline w:val="0"/>
+                <w:color w:val="0c3512"/>
+                <w:sz w:val="20"/>
+                <w:szCs w:val="20"/>
+                <w:u w:color="0c3512"/>
+                <w:shd w:val="nil" w:color="auto" w:fill="auto"/>
                 <w:rtl w:val="0"/>
                 <w:lang w:val="pt-PT"/>
                 <w14:textFill>
@@ -9849,12 +10629,14 @@
             </w:r>
             <w:r>
               <w:rPr>
-                <w:rFonts w:ascii="Arial" w:hAnsi="Arial"/>
-                <w:outline w:val="0"/>
-                <w:color w:val="0c3512"/>
-                <w:sz w:val="20"/>
-                <w:szCs w:val="20"/>
-                <w:u w:color="0c3512"/>
+                <w:rStyle w:val="Nenhum"/>
+                <w:rFonts w:ascii="Arial" w:hAnsi="Arial"/>
+                <w:outline w:val="0"/>
+                <w:color w:val="0c3512"/>
+                <w:sz w:val="20"/>
+                <w:szCs w:val="20"/>
+                <w:u w:color="0c3512"/>
+                <w:shd w:val="nil" w:color="auto" w:fill="auto"/>
                 <w:rtl w:val="0"/>
                 <w:lang w:val="pt-PT"/>
                 <w14:textFill>
@@ -9867,12 +10649,14 @@
             </w:r>
             <w:r>
               <w:rPr>
-                <w:rFonts w:ascii="Arial" w:hAnsi="Arial" w:hint="default"/>
-                <w:outline w:val="0"/>
-                <w:color w:val="0c3512"/>
-                <w:sz w:val="20"/>
-                <w:szCs w:val="20"/>
-                <w:u w:color="0c3512"/>
+                <w:rStyle w:val="Nenhum"/>
+                <w:rFonts w:ascii="Arial" w:hAnsi="Arial" w:hint="default"/>
+                <w:outline w:val="0"/>
+                <w:color w:val="0c3512"/>
+                <w:sz w:val="20"/>
+                <w:szCs w:val="20"/>
+                <w:u w:color="0c3512"/>
+                <w:shd w:val="nil" w:color="auto" w:fill="auto"/>
                 <w:rtl w:val="0"/>
                 <w:lang w:val="pt-PT"/>
                 <w14:textFill>
@@ -9885,12 +10669,14 @@
             </w:r>
             <w:r>
               <w:rPr>
-                <w:rFonts w:ascii="Arial" w:hAnsi="Arial"/>
-                <w:outline w:val="0"/>
-                <w:color w:val="0c3512"/>
-                <w:sz w:val="20"/>
-                <w:szCs w:val="20"/>
-                <w:u w:color="0c3512"/>
+                <w:rStyle w:val="Nenhum"/>
+                <w:rFonts w:ascii="Arial" w:hAnsi="Arial"/>
+                <w:outline w:val="0"/>
+                <w:color w:val="0c3512"/>
+                <w:sz w:val="20"/>
+                <w:szCs w:val="20"/>
+                <w:u w:color="0c3512"/>
+                <w:shd w:val="nil" w:color="auto" w:fill="auto"/>
                 <w:rtl w:val="0"/>
                 <w:lang w:val="pt-PT"/>
                 <w14:textFill>
@@ -9903,12 +10689,14 @@
             </w:r>
             <w:r>
               <w:rPr>
-                <w:rFonts w:ascii="Arial" w:hAnsi="Arial" w:hint="default"/>
-                <w:outline w:val="0"/>
-                <w:color w:val="0c3512"/>
-                <w:sz w:val="20"/>
-                <w:szCs w:val="20"/>
-                <w:u w:color="0c3512"/>
+                <w:rStyle w:val="Nenhum"/>
+                <w:rFonts w:ascii="Arial" w:hAnsi="Arial" w:hint="default"/>
+                <w:outline w:val="0"/>
+                <w:color w:val="0c3512"/>
+                <w:sz w:val="20"/>
+                <w:szCs w:val="20"/>
+                <w:u w:color="0c3512"/>
+                <w:shd w:val="nil" w:color="auto" w:fill="auto"/>
                 <w:rtl w:val="0"/>
                 <w:lang w:val="pt-PT"/>
                 <w14:textFill>
@@ -9921,12 +10709,14 @@
             </w:r>
             <w:r>
               <w:rPr>
-                <w:rFonts w:ascii="Arial" w:hAnsi="Arial"/>
-                <w:outline w:val="0"/>
-                <w:color w:val="0c3512"/>
-                <w:sz w:val="20"/>
-                <w:szCs w:val="20"/>
-                <w:u w:color="0c3512"/>
+                <w:rStyle w:val="Nenhum"/>
+                <w:rFonts w:ascii="Arial" w:hAnsi="Arial"/>
+                <w:outline w:val="0"/>
+                <w:color w:val="0c3512"/>
+                <w:sz w:val="20"/>
+                <w:szCs w:val="20"/>
+                <w:u w:color="0c3512"/>
+                <w:shd w:val="nil" w:color="auto" w:fill="auto"/>
                 <w:rtl w:val="0"/>
                 <w:lang w:val="pt-PT"/>
                 <w14:textFill>
@@ -9939,12 +10729,14 @@
             </w:r>
             <w:r>
               <w:rPr>
-                <w:rFonts w:ascii="Arial" w:hAnsi="Arial" w:hint="default"/>
-                <w:outline w:val="0"/>
-                <w:color w:val="0c3512"/>
-                <w:sz w:val="20"/>
-                <w:szCs w:val="20"/>
-                <w:u w:color="0c3512"/>
+                <w:rStyle w:val="Nenhum"/>
+                <w:rFonts w:ascii="Arial" w:hAnsi="Arial" w:hint="default"/>
+                <w:outline w:val="0"/>
+                <w:color w:val="0c3512"/>
+                <w:sz w:val="20"/>
+                <w:szCs w:val="20"/>
+                <w:u w:color="0c3512"/>
+                <w:shd w:val="nil" w:color="auto" w:fill="auto"/>
                 <w:rtl w:val="0"/>
                 <w:lang w:val="pt-PT"/>
                 <w14:textFill>
@@ -9957,12 +10749,14 @@
             </w:r>
             <w:r>
               <w:rPr>
-                <w:rFonts w:ascii="Arial" w:hAnsi="Arial"/>
-                <w:outline w:val="0"/>
-                <w:color w:val="0c3512"/>
-                <w:sz w:val="20"/>
-                <w:szCs w:val="20"/>
-                <w:u w:color="0c3512"/>
+                <w:rStyle w:val="Nenhum"/>
+                <w:rFonts w:ascii="Arial" w:hAnsi="Arial"/>
+                <w:outline w:val="0"/>
+                <w:color w:val="0c3512"/>
+                <w:sz w:val="20"/>
+                <w:szCs w:val="20"/>
+                <w:u w:color="0c3512"/>
+                <w:shd w:val="nil" w:color="auto" w:fill="auto"/>
                 <w:rtl w:val="0"/>
                 <w:lang w:val="pt-PT"/>
                 <w14:textFill>
@@ -9975,12 +10769,14 @@
             </w:r>
             <w:r>
               <w:rPr>
-                <w:rFonts w:ascii="Arial" w:hAnsi="Arial" w:hint="default"/>
-                <w:outline w:val="0"/>
-                <w:color w:val="0c3512"/>
-                <w:sz w:val="20"/>
-                <w:szCs w:val="20"/>
-                <w:u w:color="0c3512"/>
+                <w:rStyle w:val="Nenhum"/>
+                <w:rFonts w:ascii="Arial" w:hAnsi="Arial" w:hint="default"/>
+                <w:outline w:val="0"/>
+                <w:color w:val="0c3512"/>
+                <w:sz w:val="20"/>
+                <w:szCs w:val="20"/>
+                <w:u w:color="0c3512"/>
+                <w:shd w:val="nil" w:color="auto" w:fill="auto"/>
                 <w:rtl w:val="0"/>
                 <w:lang w:val="pt-PT"/>
                 <w14:textFill>
@@ -9993,12 +10789,14 @@
             </w:r>
             <w:r>
               <w:rPr>
-                <w:rFonts w:ascii="Arial" w:hAnsi="Arial"/>
-                <w:outline w:val="0"/>
-                <w:color w:val="0c3512"/>
-                <w:sz w:val="20"/>
-                <w:szCs w:val="20"/>
-                <w:u w:color="0c3512"/>
+                <w:rStyle w:val="Nenhum"/>
+                <w:rFonts w:ascii="Arial" w:hAnsi="Arial"/>
+                <w:outline w:val="0"/>
+                <w:color w:val="0c3512"/>
+                <w:sz w:val="20"/>
+                <w:szCs w:val="20"/>
+                <w:u w:color="0c3512"/>
+                <w:shd w:val="nil" w:color="auto" w:fill="auto"/>
                 <w:rtl w:val="0"/>
                 <w:lang w:val="pt-PT"/>
                 <w14:textFill>
@@ -10013,6 +10811,22 @@
         </w:tc>
       </w:tr>
     </w:tbl>
+    <w:p>
+      <w:pPr>
+        <w:pStyle w:val="Corpo A"/>
+        <w:widowControl w:val="0"/>
+        <w:spacing w:after="0" w:line="240" w:lineRule="auto"/>
+        <w:ind w:left="216" w:hanging="216"/>
+        <w:rPr>
+          <w:rStyle w:val="Nenhum"/>
+          <w:rFonts w:ascii="Arial" w:cs="Arial" w:hAnsi="Arial" w:eastAsia="Arial"/>
+          <w:b w:val="1"/>
+          <w:bCs w:val="1"/>
+          <w:sz w:val="20"/>
+          <w:szCs w:val="20"/>
+        </w:rPr>
+      </w:pPr>
+    </w:p>
     <w:p>
       <w:pPr>
         <w:pStyle w:val="Corpo A"/>
@@ -10817,7 +11631,7 @@
       <w:tblPr>
         <w:tblW w:w="8498" w:type="dxa"/>
         <w:jc w:val="left"/>
-        <w:tblInd w:w="216" w:type="dxa"/>
+        <w:tblInd w:w="324" w:type="dxa"/>
         <w:tblBorders>
           <w:top w:val="single" w:color="ffffff" w:sz="8" w:space="0" w:shadow="0" w:frame="0"/>
           <w:left w:val="single" w:color="ffffff" w:sz="8" w:space="0" w:shadow="0" w:frame="0"/>
@@ -10837,7 +11651,7 @@
           <w:shd w:val="clear" w:color="auto" w:fill="cad1d7"/>
         </w:tblPrEx>
         <w:trPr>
-          <w:trHeight w:val="2243" w:hRule="atLeast"/>
+          <w:trHeight w:val="2253" w:hRule="atLeast"/>
         </w:trPr>
         <w:tc>
           <w:tcPr>
@@ -11532,6 +12346,20 @@
         <w:pStyle w:val="Corpo A"/>
         <w:widowControl w:val="0"/>
         <w:spacing w:after="0" w:line="240" w:lineRule="auto"/>
+        <w:ind w:left="216" w:hanging="216"/>
+        <w:rPr>
+          <w:rStyle w:val="Nenhum"/>
+          <w:rFonts w:ascii="Arial" w:cs="Arial" w:hAnsi="Arial" w:eastAsia="Arial"/>
+          <w:sz w:val="20"/>
+          <w:szCs w:val="20"/>
+        </w:rPr>
+      </w:pPr>
+    </w:p>
+    <w:p>
+      <w:pPr>
+        <w:pStyle w:val="Corpo A"/>
+        <w:widowControl w:val="0"/>
+        <w:spacing w:after="0" w:line="240" w:lineRule="auto"/>
         <w:ind w:left="108" w:hanging="108"/>
         <w:rPr>
           <w:rStyle w:val="Nenhum"/>
@@ -11626,7 +12454,7 @@
       <w:tblPr>
         <w:tblW w:w="8380" w:type="dxa"/>
         <w:jc w:val="left"/>
-        <w:tblInd w:w="216" w:type="dxa"/>
+        <w:tblInd w:w="324" w:type="dxa"/>
         <w:tblBorders>
           <w:top w:val="single" w:color="ffffff" w:sz="8" w:space="0" w:shadow="0" w:frame="0"/>
           <w:left w:val="single" w:color="ffffff" w:sz="8" w:space="0" w:shadow="0" w:frame="0"/>
@@ -11646,7 +12474,7 @@
           <w:shd w:val="clear" w:color="auto" w:fill="cad1d7"/>
         </w:tblPrEx>
         <w:trPr>
-          <w:trHeight w:val="1836" w:hRule="atLeast"/>
+          <w:trHeight w:val="1846" w:hRule="atLeast"/>
         </w:trPr>
         <w:tc>
           <w:tcPr>
@@ -11688,12 +12516,14 @@
             </w:pPr>
             <w:r>
               <w:rPr>
-                <w:rFonts w:ascii="Arial" w:hAnsi="Arial"/>
-                <w:outline w:val="0"/>
-                <w:color w:val="0c3512"/>
-                <w:sz w:val="20"/>
-                <w:szCs w:val="20"/>
-                <w:u w:color="0c3512"/>
+                <w:rStyle w:val="Nenhum"/>
+                <w:rFonts w:ascii="Arial" w:hAnsi="Arial"/>
+                <w:outline w:val="0"/>
+                <w:color w:val="0c3512"/>
+                <w:sz w:val="20"/>
+                <w:szCs w:val="20"/>
+                <w:u w:color="0c3512"/>
+                <w:shd w:val="nil" w:color="auto" w:fill="auto"/>
                 <w:rtl w:val="0"/>
                 <w:lang w:val="pt-PT"/>
                 <w14:textFill>
@@ -11706,12 +12536,14 @@
             </w:r>
             <w:r>
               <w:rPr>
-                <w:rFonts w:ascii="Arial" w:hAnsi="Arial" w:hint="default"/>
-                <w:outline w:val="0"/>
-                <w:color w:val="0c3512"/>
-                <w:sz w:val="20"/>
-                <w:szCs w:val="20"/>
-                <w:u w:color="0c3512"/>
+                <w:rStyle w:val="Nenhum"/>
+                <w:rFonts w:ascii="Arial" w:hAnsi="Arial" w:hint="default"/>
+                <w:outline w:val="0"/>
+                <w:color w:val="0c3512"/>
+                <w:sz w:val="20"/>
+                <w:szCs w:val="20"/>
+                <w:u w:color="0c3512"/>
+                <w:shd w:val="nil" w:color="auto" w:fill="auto"/>
                 <w:rtl w:val="0"/>
                 <w:lang w:val="pt-PT"/>
                 <w14:textFill>
@@ -11724,12 +12556,14 @@
             </w:r>
             <w:r>
               <w:rPr>
-                <w:rFonts w:ascii="Arial" w:hAnsi="Arial"/>
-                <w:outline w:val="0"/>
-                <w:color w:val="0c3512"/>
-                <w:sz w:val="20"/>
-                <w:szCs w:val="20"/>
-                <w:u w:color="0c3512"/>
+                <w:rStyle w:val="Nenhum"/>
+                <w:rFonts w:ascii="Arial" w:hAnsi="Arial"/>
+                <w:outline w:val="0"/>
+                <w:color w:val="0c3512"/>
+                <w:sz w:val="20"/>
+                <w:szCs w:val="20"/>
+                <w:u w:color="0c3512"/>
+                <w:shd w:val="nil" w:color="auto" w:fill="auto"/>
                 <w:rtl w:val="0"/>
                 <w:lang w:val="pt-PT"/>
                 <w14:textFill>
@@ -11742,12 +12576,14 @@
             </w:r>
             <w:r>
               <w:rPr>
-                <w:rFonts w:ascii="Arial" w:hAnsi="Arial" w:hint="default"/>
-                <w:outline w:val="0"/>
-                <w:color w:val="0c3512"/>
-                <w:sz w:val="20"/>
-                <w:szCs w:val="20"/>
-                <w:u w:color="0c3512"/>
+                <w:rStyle w:val="Nenhum"/>
+                <w:rFonts w:ascii="Arial" w:hAnsi="Arial" w:hint="default"/>
+                <w:outline w:val="0"/>
+                <w:color w:val="0c3512"/>
+                <w:sz w:val="20"/>
+                <w:szCs w:val="20"/>
+                <w:u w:color="0c3512"/>
+                <w:shd w:val="nil" w:color="auto" w:fill="auto"/>
                 <w:rtl w:val="0"/>
                 <w:lang w:val="pt-PT"/>
                 <w14:textFill>
@@ -11760,12 +12596,14 @@
             </w:r>
             <w:r>
               <w:rPr>
-                <w:rFonts w:ascii="Arial" w:hAnsi="Arial"/>
-                <w:outline w:val="0"/>
-                <w:color w:val="0c3512"/>
-                <w:sz w:val="20"/>
-                <w:szCs w:val="20"/>
-                <w:u w:color="0c3512"/>
+                <w:rStyle w:val="Nenhum"/>
+                <w:rFonts w:ascii="Arial" w:hAnsi="Arial"/>
+                <w:outline w:val="0"/>
+                <w:color w:val="0c3512"/>
+                <w:sz w:val="20"/>
+                <w:szCs w:val="20"/>
+                <w:u w:color="0c3512"/>
+                <w:shd w:val="nil" w:color="auto" w:fill="auto"/>
                 <w:rtl w:val="0"/>
                 <w:lang w:val="pt-PT"/>
                 <w14:textFill>
@@ -11778,12 +12616,14 @@
             </w:r>
             <w:r>
               <w:rPr>
-                <w:rFonts w:ascii="Arial" w:hAnsi="Arial" w:hint="default"/>
-                <w:outline w:val="0"/>
-                <w:color w:val="0c3512"/>
-                <w:sz w:val="20"/>
-                <w:szCs w:val="20"/>
-                <w:u w:color="0c3512"/>
+                <w:rStyle w:val="Nenhum"/>
+                <w:rFonts w:ascii="Arial" w:hAnsi="Arial" w:hint="default"/>
+                <w:outline w:val="0"/>
+                <w:color w:val="0c3512"/>
+                <w:sz w:val="20"/>
+                <w:szCs w:val="20"/>
+                <w:u w:color="0c3512"/>
+                <w:shd w:val="nil" w:color="auto" w:fill="auto"/>
                 <w:rtl w:val="0"/>
                 <w:lang w:val="pt-PT"/>
                 <w14:textFill>
@@ -11796,12 +12636,14 @@
             </w:r>
             <w:r>
               <w:rPr>
-                <w:rFonts w:ascii="Arial" w:hAnsi="Arial"/>
-                <w:outline w:val="0"/>
-                <w:color w:val="0c3512"/>
-                <w:sz w:val="20"/>
-                <w:szCs w:val="20"/>
-                <w:u w:color="0c3512"/>
+                <w:rStyle w:val="Nenhum"/>
+                <w:rFonts w:ascii="Arial" w:hAnsi="Arial"/>
+                <w:outline w:val="0"/>
+                <w:color w:val="0c3512"/>
+                <w:sz w:val="20"/>
+                <w:szCs w:val="20"/>
+                <w:u w:color="0c3512"/>
+                <w:shd w:val="nil" w:color="auto" w:fill="auto"/>
                 <w:rtl w:val="0"/>
                 <w:lang w:val="pt-PT"/>
                 <w14:textFill>
@@ -11814,12 +12656,14 @@
             </w:r>
             <w:r>
               <w:rPr>
-                <w:rFonts w:ascii="Arial" w:hAnsi="Arial" w:hint="default"/>
-                <w:outline w:val="0"/>
-                <w:color w:val="0c3512"/>
-                <w:sz w:val="20"/>
-                <w:szCs w:val="20"/>
-                <w:u w:color="0c3512"/>
+                <w:rStyle w:val="Nenhum"/>
+                <w:rFonts w:ascii="Arial" w:hAnsi="Arial" w:hint="default"/>
+                <w:outline w:val="0"/>
+                <w:color w:val="0c3512"/>
+                <w:sz w:val="20"/>
+                <w:szCs w:val="20"/>
+                <w:u w:color="0c3512"/>
+                <w:shd w:val="nil" w:color="auto" w:fill="auto"/>
                 <w:rtl w:val="0"/>
                 <w:lang w:val="pt-PT"/>
                 <w14:textFill>
@@ -11832,12 +12676,14 @@
             </w:r>
             <w:r>
               <w:rPr>
-                <w:rFonts w:ascii="Arial" w:hAnsi="Arial"/>
-                <w:outline w:val="0"/>
-                <w:color w:val="0c3512"/>
-                <w:sz w:val="20"/>
-                <w:szCs w:val="20"/>
-                <w:u w:color="0c3512"/>
+                <w:rStyle w:val="Nenhum"/>
+                <w:rFonts w:ascii="Arial" w:hAnsi="Arial"/>
+                <w:outline w:val="0"/>
+                <w:color w:val="0c3512"/>
+                <w:sz w:val="20"/>
+                <w:szCs w:val="20"/>
+                <w:u w:color="0c3512"/>
+                <w:shd w:val="nil" w:color="auto" w:fill="auto"/>
                 <w:rtl w:val="0"/>
                 <w:lang w:val="pt-PT"/>
                 <w14:textFill>
@@ -11850,12 +12696,14 @@
             </w:r>
             <w:r>
               <w:rPr>
-                <w:rFonts w:ascii="Arial" w:hAnsi="Arial" w:hint="default"/>
-                <w:outline w:val="0"/>
-                <w:color w:val="0c3512"/>
-                <w:sz w:val="20"/>
-                <w:szCs w:val="20"/>
-                <w:u w:color="0c3512"/>
+                <w:rStyle w:val="Nenhum"/>
+                <w:rFonts w:ascii="Arial" w:hAnsi="Arial" w:hint="default"/>
+                <w:outline w:val="0"/>
+                <w:color w:val="0c3512"/>
+                <w:sz w:val="20"/>
+                <w:szCs w:val="20"/>
+                <w:u w:color="0c3512"/>
+                <w:shd w:val="nil" w:color="auto" w:fill="auto"/>
                 <w:rtl w:val="0"/>
                 <w:lang w:val="pt-PT"/>
                 <w14:textFill>
@@ -11868,12 +12716,14 @@
             </w:r>
             <w:r>
               <w:rPr>
-                <w:rFonts w:ascii="Arial" w:hAnsi="Arial"/>
-                <w:outline w:val="0"/>
-                <w:color w:val="0c3512"/>
-                <w:sz w:val="20"/>
-                <w:szCs w:val="20"/>
-                <w:u w:color="0c3512"/>
+                <w:rStyle w:val="Nenhum"/>
+                <w:rFonts w:ascii="Arial" w:hAnsi="Arial"/>
+                <w:outline w:val="0"/>
+                <w:color w:val="0c3512"/>
+                <w:sz w:val="20"/>
+                <w:szCs w:val="20"/>
+                <w:u w:color="0c3512"/>
+                <w:shd w:val="nil" w:color="auto" w:fill="auto"/>
                 <w:rtl w:val="0"/>
                 <w:lang w:val="pt-PT"/>
                 <w14:textFill>
@@ -11886,12 +12736,14 @@
             </w:r>
             <w:r>
               <w:rPr>
-                <w:rFonts w:ascii="Arial" w:hAnsi="Arial" w:hint="default"/>
-                <w:outline w:val="0"/>
-                <w:color w:val="0c3512"/>
-                <w:sz w:val="20"/>
-                <w:szCs w:val="20"/>
-                <w:u w:color="0c3512"/>
+                <w:rStyle w:val="Nenhum"/>
+                <w:rFonts w:ascii="Arial" w:hAnsi="Arial" w:hint="default"/>
+                <w:outline w:val="0"/>
+                <w:color w:val="0c3512"/>
+                <w:sz w:val="20"/>
+                <w:szCs w:val="20"/>
+                <w:u w:color="0c3512"/>
+                <w:shd w:val="nil" w:color="auto" w:fill="auto"/>
                 <w:rtl w:val="0"/>
                 <w:lang w:val="pt-PT"/>
                 <w14:textFill>
@@ -11904,12 +12756,14 @@
             </w:r>
             <w:r>
               <w:rPr>
-                <w:rFonts w:ascii="Arial" w:hAnsi="Arial"/>
-                <w:outline w:val="0"/>
-                <w:color w:val="0c3512"/>
-                <w:sz w:val="20"/>
-                <w:szCs w:val="20"/>
-                <w:u w:color="0c3512"/>
+                <w:rStyle w:val="Nenhum"/>
+                <w:rFonts w:ascii="Arial" w:hAnsi="Arial"/>
+                <w:outline w:val="0"/>
+                <w:color w:val="0c3512"/>
+                <w:sz w:val="20"/>
+                <w:szCs w:val="20"/>
+                <w:u w:color="0c3512"/>
+                <w:shd w:val="nil" w:color="auto" w:fill="auto"/>
                 <w:rtl w:val="0"/>
                 <w:lang w:val="pt-PT"/>
                 <w14:textFill>
@@ -11922,12 +12776,14 @@
             </w:r>
             <w:r>
               <w:rPr>
-                <w:rFonts w:ascii="Arial" w:hAnsi="Arial" w:hint="default"/>
-                <w:outline w:val="0"/>
-                <w:color w:val="0c3512"/>
-                <w:sz w:val="20"/>
-                <w:szCs w:val="20"/>
-                <w:u w:color="0c3512"/>
+                <w:rStyle w:val="Nenhum"/>
+                <w:rFonts w:ascii="Arial" w:hAnsi="Arial" w:hint="default"/>
+                <w:outline w:val="0"/>
+                <w:color w:val="0c3512"/>
+                <w:sz w:val="20"/>
+                <w:szCs w:val="20"/>
+                <w:u w:color="0c3512"/>
+                <w:shd w:val="nil" w:color="auto" w:fill="auto"/>
                 <w:rtl w:val="0"/>
                 <w:lang w:val="pt-PT"/>
                 <w14:textFill>
@@ -11940,12 +12796,14 @@
             </w:r>
             <w:r>
               <w:rPr>
-                <w:rFonts w:ascii="Arial" w:hAnsi="Arial"/>
-                <w:outline w:val="0"/>
-                <w:color w:val="0c3512"/>
-                <w:sz w:val="20"/>
-                <w:szCs w:val="20"/>
-                <w:u w:color="0c3512"/>
+                <w:rStyle w:val="Nenhum"/>
+                <w:rFonts w:ascii="Arial" w:hAnsi="Arial"/>
+                <w:outline w:val="0"/>
+                <w:color w:val="0c3512"/>
+                <w:sz w:val="20"/>
+                <w:szCs w:val="20"/>
+                <w:u w:color="0c3512"/>
+                <w:shd w:val="nil" w:color="auto" w:fill="auto"/>
                 <w:rtl w:val="0"/>
                 <w:lang w:val="pt-PT"/>
                 <w14:textFill>
@@ -11958,12 +12816,14 @@
             </w:r>
             <w:r>
               <w:rPr>
-                <w:rFonts w:ascii="Arial" w:hAnsi="Arial" w:hint="default"/>
-                <w:outline w:val="0"/>
-                <w:color w:val="0c3512"/>
-                <w:sz w:val="20"/>
-                <w:szCs w:val="20"/>
-                <w:u w:color="0c3512"/>
+                <w:rStyle w:val="Nenhum"/>
+                <w:rFonts w:ascii="Arial" w:hAnsi="Arial" w:hint="default"/>
+                <w:outline w:val="0"/>
+                <w:color w:val="0c3512"/>
+                <w:sz w:val="20"/>
+                <w:szCs w:val="20"/>
+                <w:u w:color="0c3512"/>
+                <w:shd w:val="nil" w:color="auto" w:fill="auto"/>
                 <w:rtl w:val="0"/>
                 <w:lang w:val="pt-PT"/>
                 <w14:textFill>
@@ -11976,12 +12836,14 @@
             </w:r>
             <w:r>
               <w:rPr>
-                <w:rFonts w:ascii="Arial" w:hAnsi="Arial"/>
-                <w:outline w:val="0"/>
-                <w:color w:val="0c3512"/>
-                <w:sz w:val="20"/>
-                <w:szCs w:val="20"/>
-                <w:u w:color="0c3512"/>
+                <w:rStyle w:val="Nenhum"/>
+                <w:rFonts w:ascii="Arial" w:hAnsi="Arial"/>
+                <w:outline w:val="0"/>
+                <w:color w:val="0c3512"/>
+                <w:sz w:val="20"/>
+                <w:szCs w:val="20"/>
+                <w:u w:color="0c3512"/>
+                <w:shd w:val="nil" w:color="auto" w:fill="auto"/>
                 <w:rtl w:val="0"/>
                 <w:lang w:val="pt-PT"/>
                 <w14:textFill>
@@ -11994,12 +12856,14 @@
             </w:r>
             <w:r>
               <w:rPr>
-                <w:rFonts w:ascii="Arial" w:hAnsi="Arial" w:hint="default"/>
-                <w:outline w:val="0"/>
-                <w:color w:val="0c3512"/>
-                <w:sz w:val="20"/>
-                <w:szCs w:val="20"/>
-                <w:u w:color="0c3512"/>
+                <w:rStyle w:val="Nenhum"/>
+                <w:rFonts w:ascii="Arial" w:hAnsi="Arial" w:hint="default"/>
+                <w:outline w:val="0"/>
+                <w:color w:val="0c3512"/>
+                <w:sz w:val="20"/>
+                <w:szCs w:val="20"/>
+                <w:u w:color="0c3512"/>
+                <w:shd w:val="nil" w:color="auto" w:fill="auto"/>
                 <w:rtl w:val="0"/>
                 <w:lang w:val="pt-PT"/>
                 <w14:textFill>
@@ -12012,12 +12876,14 @@
             </w:r>
             <w:r>
               <w:rPr>
-                <w:rFonts w:ascii="Arial" w:hAnsi="Arial"/>
-                <w:outline w:val="0"/>
-                <w:color w:val="0c3512"/>
-                <w:sz w:val="20"/>
-                <w:szCs w:val="20"/>
-                <w:u w:color="0c3512"/>
+                <w:rStyle w:val="Nenhum"/>
+                <w:rFonts w:ascii="Arial" w:hAnsi="Arial"/>
+                <w:outline w:val="0"/>
+                <w:color w:val="0c3512"/>
+                <w:sz w:val="20"/>
+                <w:szCs w:val="20"/>
+                <w:u w:color="0c3512"/>
+                <w:shd w:val="nil" w:color="auto" w:fill="auto"/>
                 <w:rtl w:val="0"/>
                 <w:lang w:val="pt-PT"/>
                 <w14:textFill>
@@ -12030,12 +12896,14 @@
             </w:r>
             <w:r>
               <w:rPr>
-                <w:rFonts w:ascii="Arial" w:hAnsi="Arial" w:hint="default"/>
-                <w:outline w:val="0"/>
-                <w:color w:val="0c3512"/>
-                <w:sz w:val="20"/>
-                <w:szCs w:val="20"/>
-                <w:u w:color="0c3512"/>
+                <w:rStyle w:val="Nenhum"/>
+                <w:rFonts w:ascii="Arial" w:hAnsi="Arial" w:hint="default"/>
+                <w:outline w:val="0"/>
+                <w:color w:val="0c3512"/>
+                <w:sz w:val="20"/>
+                <w:szCs w:val="20"/>
+                <w:u w:color="0c3512"/>
+                <w:shd w:val="nil" w:color="auto" w:fill="auto"/>
                 <w:rtl w:val="0"/>
                 <w:lang w:val="pt-PT"/>
                 <w14:textFill>
@@ -12048,12 +12916,14 @@
             </w:r>
             <w:r>
               <w:rPr>
-                <w:rFonts w:ascii="Arial" w:hAnsi="Arial"/>
-                <w:outline w:val="0"/>
-                <w:color w:val="0c3512"/>
-                <w:sz w:val="20"/>
-                <w:szCs w:val="20"/>
-                <w:u w:color="0c3512"/>
+                <w:rStyle w:val="Nenhum"/>
+                <w:rFonts w:ascii="Arial" w:hAnsi="Arial"/>
+                <w:outline w:val="0"/>
+                <w:color w:val="0c3512"/>
+                <w:sz w:val="20"/>
+                <w:szCs w:val="20"/>
+                <w:u w:color="0c3512"/>
+                <w:shd w:val="nil" w:color="auto" w:fill="auto"/>
                 <w:rtl w:val="0"/>
                 <w:lang w:val="pt-PT"/>
                 <w14:textFill>
@@ -12073,6 +12943,20 @@
         <w:pStyle w:val="Corpo A"/>
         <w:widowControl w:val="0"/>
         <w:spacing w:after="0" w:line="240" w:lineRule="auto"/>
+        <w:ind w:left="216" w:hanging="216"/>
+        <w:rPr>
+          <w:rStyle w:val="Nenhum"/>
+          <w:rFonts w:ascii="Arial" w:cs="Arial" w:hAnsi="Arial" w:eastAsia="Arial"/>
+          <w:sz w:val="20"/>
+          <w:szCs w:val="20"/>
+        </w:rPr>
+      </w:pPr>
+    </w:p>
+    <w:p>
+      <w:pPr>
+        <w:pStyle w:val="Corpo A"/>
+        <w:widowControl w:val="0"/>
+        <w:spacing w:after="0" w:line="240" w:lineRule="auto"/>
         <w:ind w:left="108" w:hanging="108"/>
         <w:jc w:val="both"/>
         <w:rPr>
@@ -12143,7 +13027,7 @@
       <w:tblPr>
         <w:tblW w:w="8380" w:type="dxa"/>
         <w:jc w:val="left"/>
-        <w:tblInd w:w="216" w:type="dxa"/>
+        <w:tblInd w:w="324" w:type="dxa"/>
         <w:tblBorders>
           <w:top w:val="single" w:color="ffffff" w:sz="8" w:space="0" w:shadow="0" w:frame="0"/>
           <w:left w:val="single" w:color="ffffff" w:sz="8" w:space="0" w:shadow="0" w:frame="0"/>
@@ -12163,7 +13047,7 @@
           <w:shd w:val="clear" w:color="auto" w:fill="cad1d7"/>
         </w:tblPrEx>
         <w:trPr>
-          <w:trHeight w:val="1256" w:hRule="atLeast"/>
+          <w:trHeight w:val="1266" w:hRule="atLeast"/>
         </w:trPr>
         <w:tc>
           <w:tcPr>
@@ -12204,41 +13088,23 @@
             </w:pPr>
             <w:r>
               <w:rPr>
-                <w:rFonts w:ascii="Arial" w:hAnsi="Arial"/>
-                <w:outline w:val="0"/>
-                <w:color w:val="0c3512"/>
-                <w:sz w:val="20"/>
-                <w:szCs w:val="20"/>
-                <w:u w:color="0c3512"/>
-                <w:rtl w:val="0"/>
-                <w:lang w:val="pt-PT"/>
-                <w14:textFill>
-                  <w14:solidFill>
-                    <w14:srgbClr w14:val="0C3512"/>
-                  </w14:solidFill>
-                </w14:textFill>
-              </w:rPr>
-              <w:t>Um dos objetivos for d</w:t>
-            </w:r>
-            <w:r>
-              <w:rPr>
-                <w:rStyle w:val="Nenhum"/>
-                <w:rFonts w:ascii="Arial" w:hAnsi="Arial"/>
-                <w:outline w:val="0"/>
-                <w:color w:val="0c3512"/>
-                <w:sz w:val="20"/>
-                <w:szCs w:val="20"/>
-                <w:u w:color="0c3512"/>
-                <w:shd w:val="nil" w:color="auto" w:fill="auto"/>
-                <w:rtl w:val="0"/>
-                <w:lang w:val="pt-PT"/>
-                <w14:textFill>
-                  <w14:solidFill>
-                    <w14:srgbClr w14:val="0C3512"/>
-                  </w14:solidFill>
-                </w14:textFill>
-              </w:rPr>
-              <w:t>esenvolver um jogo digital 3D funcional, execut</w:t>
+                <w:rStyle w:val="Nenhum"/>
+                <w:rFonts w:ascii="Arial" w:hAnsi="Arial"/>
+                <w:outline w:val="0"/>
+                <w:color w:val="0c3512"/>
+                <w:sz w:val="20"/>
+                <w:szCs w:val="20"/>
+                <w:u w:color="0c3512"/>
+                <w:shd w:val="nil" w:color="auto" w:fill="auto"/>
+                <w:rtl w:val="0"/>
+                <w:lang w:val="pt-PT"/>
+                <w14:textFill>
+                  <w14:solidFill>
+                    <w14:srgbClr w14:val="0C3512"/>
+                  </w14:solidFill>
+                </w14:textFill>
+              </w:rPr>
+              <w:t>Um dos objetivos for desenvolver um jogo digital 3D funcional, execut</w:t>
             </w:r>
             <w:r>
               <w:rPr>
@@ -12278,47 +13144,7 @@
                   </w14:solidFill>
                 </w14:textFill>
               </w:rPr>
-              <w:t>vel em deskto</w:t>
-            </w:r>
-            <w:r>
-              <w:rPr>
-                <w:rStyle w:val="Nenhum"/>
-                <w:rFonts w:ascii="Arial" w:hAnsi="Arial"/>
-                <w:outline w:val="0"/>
-                <w:color w:val="0c3512"/>
-                <w:sz w:val="20"/>
-                <w:szCs w:val="20"/>
-                <w:u w:color="0c3512"/>
-                <w:shd w:val="nil" w:color="auto" w:fill="auto"/>
-                <w:rtl w:val="0"/>
-                <w:lang w:val="pt-PT"/>
-                <w14:textFill>
-                  <w14:solidFill>
-                    <w14:srgbClr w14:val="0C3512"/>
-                  </w14:solidFill>
-                </w14:textFill>
-              </w:rPr>
-              <w:t>p</w:t>
-            </w:r>
-            <w:r>
-              <w:rPr>
-                <w:rStyle w:val="Nenhum"/>
-                <w:rFonts w:ascii="Arial" w:hAnsi="Arial"/>
-                <w:outline w:val="0"/>
-                <w:color w:val="0c3512"/>
-                <w:sz w:val="20"/>
-                <w:szCs w:val="20"/>
-                <w:u w:color="0c3512"/>
-                <w:shd w:val="nil" w:color="auto" w:fill="auto"/>
-                <w:rtl w:val="0"/>
-                <w:lang w:val="pt-PT"/>
-                <w14:textFill>
-                  <w14:solidFill>
-                    <w14:srgbClr w14:val="0C3512"/>
-                  </w14:solidFill>
-                </w14:textFill>
-              </w:rPr>
-              <w:t>, que aumente o engajamento em experi</w:t>
+              <w:t>vel em desktop, que aumente o engajamento em experi</w:t>
             </w:r>
             <w:r>
               <w:rPr>
@@ -12478,27 +13304,7 @@
                   </w14:solidFill>
                 </w14:textFill>
               </w:rPr>
-              <w:t>nicas, aumentando a dificuldade e o engajamento do player</w:t>
-            </w:r>
-            <w:r>
-              <w:rPr>
-                <w:rStyle w:val="Nenhum"/>
-                <w:rFonts w:ascii="Arial" w:hAnsi="Arial"/>
-                <w:outline w:val="0"/>
-                <w:color w:val="0c3512"/>
-                <w:sz w:val="20"/>
-                <w:szCs w:val="20"/>
-                <w:u w:color="0c3512"/>
-                <w:shd w:val="nil" w:color="auto" w:fill="auto"/>
-                <w:rtl w:val="0"/>
-                <w:lang w:val="pt-PT"/>
-                <w14:textFill>
-                  <w14:solidFill>
-                    <w14:srgbClr w14:val="0C3512"/>
-                  </w14:solidFill>
-                </w14:textFill>
-              </w:rPr>
-              <w:t>, criando a sensa</w:t>
+              <w:t>nicas, aumentando a dificuldade e o engajamento do player, criando a sensa</w:t>
             </w:r>
             <w:r>
               <w:rPr>
@@ -12538,27 +13344,7 @@
                   </w14:solidFill>
                 </w14:textFill>
               </w:rPr>
-              <w:t>o de um desafio a ser conquistado.</w:t>
-            </w:r>
-            <w:r>
-              <w:rPr>
-                <w:rStyle w:val="Nenhum"/>
-                <w:rFonts w:ascii="Arial" w:hAnsi="Arial"/>
-                <w:outline w:val="0"/>
-                <w:color w:val="0c3512"/>
-                <w:sz w:val="20"/>
-                <w:szCs w:val="20"/>
-                <w:u w:color="0c3512"/>
-                <w:shd w:val="nil" w:color="auto" w:fill="auto"/>
-                <w:rtl w:val="0"/>
-                <w:lang w:val="pt-PT"/>
-                <w14:textFill>
-                  <w14:solidFill>
-                    <w14:srgbClr w14:val="0C3512"/>
-                  </w14:solidFill>
-                </w14:textFill>
-              </w:rPr>
-              <w:t xml:space="preserve"> O projeto tamb</w:t>
+              <w:t>o de um desafio a ser conquistado. O projeto tamb</w:t>
             </w:r>
             <w:r>
               <w:rPr>
@@ -12769,6 +13555,23 @@
         <w:pStyle w:val="Corpo A"/>
         <w:widowControl w:val="0"/>
         <w:spacing w:after="0" w:line="240" w:lineRule="auto"/>
+        <w:ind w:left="216" w:hanging="216"/>
+        <w:rPr>
+          <w:rStyle w:val="Nenhum"/>
+          <w:rFonts w:ascii="Arial" w:cs="Arial" w:hAnsi="Arial" w:eastAsia="Arial"/>
+          <w:b w:val="1"/>
+          <w:bCs w:val="1"/>
+          <w:sz w:val="20"/>
+          <w:szCs w:val="20"/>
+          <w:lang w:val="pt-PT"/>
+        </w:rPr>
+      </w:pPr>
+    </w:p>
+    <w:p>
+      <w:pPr>
+        <w:pStyle w:val="Corpo A"/>
+        <w:widowControl w:val="0"/>
+        <w:spacing w:after="0" w:line="240" w:lineRule="auto"/>
         <w:ind w:left="108" w:hanging="108"/>
         <w:rPr>
           <w:rStyle w:val="Nenhum"/>
@@ -12863,7 +13666,7 @@
       <w:tblPr>
         <w:tblW w:w="8380" w:type="dxa"/>
         <w:jc w:val="left"/>
-        <w:tblInd w:w="216" w:type="dxa"/>
+        <w:tblInd w:w="324" w:type="dxa"/>
         <w:tblBorders>
           <w:top w:val="single" w:color="ffffff" w:sz="8" w:space="0" w:shadow="0" w:frame="0"/>
           <w:left w:val="single" w:color="ffffff" w:sz="8" w:space="0" w:shadow="0" w:frame="0"/>
@@ -12883,7 +13686,7 @@
           <w:shd w:val="clear" w:color="auto" w:fill="cad1d7"/>
         </w:tblPrEx>
         <w:trPr>
-          <w:trHeight w:val="3043" w:hRule="atLeast"/>
+          <w:trHeight w:val="3053" w:hRule="atLeast"/>
         </w:trPr>
         <w:tc>
           <w:tcPr>
@@ -12940,12 +13743,14 @@
             </w:pPr>
             <w:r>
               <w:rPr>
-                <w:rFonts w:ascii="Arial" w:hAnsi="Arial"/>
-                <w:outline w:val="0"/>
-                <w:color w:val="0c3512"/>
-                <w:sz w:val="20"/>
-                <w:szCs w:val="20"/>
-                <w:u w:color="0c3512"/>
+                <w:rStyle w:val="Nenhum"/>
+                <w:rFonts w:ascii="Arial" w:hAnsi="Arial"/>
+                <w:outline w:val="0"/>
+                <w:color w:val="0c3512"/>
+                <w:sz w:val="20"/>
+                <w:szCs w:val="20"/>
+                <w:u w:color="0c3512"/>
+                <w:shd w:val="nil" w:color="auto" w:fill="auto"/>
                 <w:rtl w:val="0"/>
                 <w:lang w:val="pt-PT"/>
                 <w14:textFill>
@@ -12958,12 +13763,14 @@
             </w:r>
             <w:r>
               <w:rPr>
-                <w:rFonts w:ascii="Arial" w:hAnsi="Arial" w:hint="default"/>
-                <w:outline w:val="0"/>
-                <w:color w:val="0c3512"/>
-                <w:sz w:val="20"/>
-                <w:szCs w:val="20"/>
-                <w:u w:color="0c3512"/>
+                <w:rStyle w:val="Nenhum"/>
+                <w:rFonts w:ascii="Arial" w:hAnsi="Arial" w:hint="default"/>
+                <w:outline w:val="0"/>
+                <w:color w:val="0c3512"/>
+                <w:sz w:val="20"/>
+                <w:szCs w:val="20"/>
+                <w:u w:color="0c3512"/>
+                <w:shd w:val="nil" w:color="auto" w:fill="auto"/>
                 <w:rtl w:val="0"/>
                 <w:lang w:val="pt-PT"/>
                 <w14:textFill>
@@ -12976,41 +13783,23 @@
             </w:r>
             <w:r>
               <w:rPr>
-                <w:rFonts w:ascii="Arial" w:hAnsi="Arial"/>
-                <w:outline w:val="0"/>
-                <w:color w:val="0c3512"/>
-                <w:sz w:val="20"/>
-                <w:szCs w:val="20"/>
-                <w:u w:color="0c3512"/>
-                <w:rtl w:val="0"/>
-                <w:lang w:val="pt-PT"/>
-                <w14:textFill>
-                  <w14:solidFill>
-                    <w14:srgbClr w14:val="0C3512"/>
-                  </w14:solidFill>
-                </w14:textFill>
-              </w:rPr>
-              <w:t xml:space="preserve">cia do jogo foi feito </w:t>
-            </w:r>
-            <w:r>
-              <w:rPr>
-                <w:rStyle w:val="Nenhum"/>
-                <w:rFonts w:ascii="Arial" w:hAnsi="Arial"/>
-                <w:outline w:val="0"/>
-                <w:color w:val="0c3512"/>
-                <w:sz w:val="20"/>
-                <w:szCs w:val="20"/>
-                <w:u w:color="0c3512"/>
-                <w:shd w:val="nil" w:color="auto" w:fill="auto"/>
-                <w:rtl w:val="0"/>
-                <w:lang w:val="pt-PT"/>
-                <w14:textFill>
-                  <w14:solidFill>
-                    <w14:srgbClr w14:val="0C3512"/>
-                  </w14:solidFill>
-                </w14:textFill>
-              </w:rPr>
-              <w:t>por meio da intera</w:t>
+                <w:rStyle w:val="Nenhum"/>
+                <w:rFonts w:ascii="Arial" w:hAnsi="Arial"/>
+                <w:outline w:val="0"/>
+                <w:color w:val="0c3512"/>
+                <w:sz w:val="20"/>
+                <w:szCs w:val="20"/>
+                <w:u w:color="0c3512"/>
+                <w:shd w:val="nil" w:color="auto" w:fill="auto"/>
+                <w:rtl w:val="0"/>
+                <w:lang w:val="pt-PT"/>
+                <w14:textFill>
+                  <w14:solidFill>
+                    <w14:srgbClr w14:val="0C3512"/>
+                  </w14:solidFill>
+                </w14:textFill>
+              </w:rPr>
+              <w:t>cia do jogo foi feito por meio da intera</w:t>
             </w:r>
             <w:r>
               <w:rPr>
@@ -13913,6 +14702,20 @@
         <w:pStyle w:val="Corpo A"/>
         <w:widowControl w:val="0"/>
         <w:spacing w:after="0" w:line="240" w:lineRule="auto"/>
+        <w:ind w:left="216" w:hanging="216"/>
+        <w:rPr>
+          <w:rStyle w:val="Nenhum"/>
+          <w:rFonts w:ascii="Arial" w:cs="Arial" w:hAnsi="Arial" w:eastAsia="Arial"/>
+          <w:sz w:val="20"/>
+          <w:szCs w:val="20"/>
+        </w:rPr>
+      </w:pPr>
+    </w:p>
+    <w:p>
+      <w:pPr>
+        <w:pStyle w:val="Corpo A"/>
+        <w:widowControl w:val="0"/>
+        <w:spacing w:after="0" w:line="240" w:lineRule="auto"/>
         <w:ind w:left="108" w:hanging="108"/>
         <w:rPr>
           <w:rStyle w:val="Nenhum"/>
@@ -13977,7 +14780,7 @@
       <w:tblPr>
         <w:tblW w:w="9360" w:type="dxa"/>
         <w:jc w:val="left"/>
-        <w:tblInd w:w="216" w:type="dxa"/>
+        <w:tblInd w:w="324" w:type="dxa"/>
         <w:tblBorders>
           <w:top w:val="single" w:color="ffffff" w:sz="8" w:space="0" w:shadow="0" w:frame="0"/>
           <w:left w:val="single" w:color="ffffff" w:sz="8" w:space="0" w:shadow="0" w:frame="0"/>
@@ -13997,7 +14800,7 @@
           <w:shd w:val="clear" w:color="auto" w:fill="cad1d7"/>
         </w:tblPrEx>
         <w:trPr>
-          <w:trHeight w:val="2743" w:hRule="atLeast"/>
+          <w:trHeight w:val="2753" w:hRule="atLeast"/>
         </w:trPr>
         <w:tc>
           <w:tcPr>
@@ -14985,6 +15788,21 @@
         <w:pStyle w:val="Corpo A"/>
         <w:widowControl w:val="0"/>
         <w:spacing w:after="0" w:line="240" w:lineRule="auto"/>
+        <w:ind w:left="216" w:hanging="216"/>
+        <w:rPr>
+          <w:rStyle w:val="Nenhum"/>
+          <w:rFonts w:ascii="Arial" w:cs="Arial" w:hAnsi="Arial" w:eastAsia="Arial"/>
+          <w:sz w:val="20"/>
+          <w:szCs w:val="20"/>
+          <w:lang w:val="pt-PT"/>
+        </w:rPr>
+      </w:pPr>
+    </w:p>
+    <w:p>
+      <w:pPr>
+        <w:pStyle w:val="Corpo A"/>
+        <w:widowControl w:val="0"/>
+        <w:spacing w:after="0" w:line="240" w:lineRule="auto"/>
         <w:ind w:left="108" w:hanging="108"/>
         <w:rPr>
           <w:rStyle w:val="Nenhum"/>
@@ -15078,7 +15896,7 @@
       <w:tblPr>
         <w:tblW w:w="8380" w:type="dxa"/>
         <w:jc w:val="left"/>
-        <w:tblInd w:w="216" w:type="dxa"/>
+        <w:tblInd w:w="324" w:type="dxa"/>
         <w:tblBorders>
           <w:top w:val="single" w:color="ffffff" w:sz="8" w:space="0" w:shadow="0" w:frame="0"/>
           <w:left w:val="single" w:color="ffffff" w:sz="8" w:space="0" w:shadow="0" w:frame="0"/>
@@ -15098,7 +15916,7 @@
           <w:shd w:val="clear" w:color="auto" w:fill="cad1d7"/>
         </w:tblPrEx>
         <w:trPr>
-          <w:trHeight w:val="1561" w:hRule="atLeast"/>
+          <w:trHeight w:val="1571" w:hRule="atLeast"/>
         </w:trPr>
         <w:tc>
           <w:tcPr>
@@ -15196,47 +16014,7 @@
                   </w14:solidFill>
                 </w14:textFill>
               </w:rPr>
-              <w:t xml:space="preserve">ncia interativa funcional, combinando </w:t>
-            </w:r>
-            <w:r>
-              <w:rPr>
-                <w:rStyle w:val="Nenhum"/>
-                <w:rFonts w:ascii="Arial" w:hAnsi="Arial"/>
-                <w:outline w:val="0"/>
-                <w:color w:val="0c3512"/>
-                <w:sz w:val="20"/>
-                <w:szCs w:val="20"/>
-                <w:u w:color="0c3512"/>
-                <w:shd w:val="nil" w:color="auto" w:fill="auto"/>
-                <w:rtl w:val="0"/>
-                <w:lang w:val="pt-PT"/>
-                <w14:textFill>
-                  <w14:solidFill>
-                    <w14:srgbClr w14:val="0C3512"/>
-                  </w14:solidFill>
-                </w14:textFill>
-              </w:rPr>
-              <w:t xml:space="preserve">uma narrativa intencional </w:t>
-            </w:r>
-            <w:r>
-              <w:rPr>
-                <w:rStyle w:val="Nenhum"/>
-                <w:rFonts w:ascii="Arial" w:hAnsi="Arial"/>
-                <w:outline w:val="0"/>
-                <w:color w:val="0c3512"/>
-                <w:sz w:val="20"/>
-                <w:szCs w:val="20"/>
-                <w:u w:color="0c3512"/>
-                <w:shd w:val="nil" w:color="auto" w:fill="auto"/>
-                <w:rtl w:val="0"/>
-                <w:lang w:val="pt-PT"/>
-                <w14:textFill>
-                  <w14:solidFill>
-                    <w14:srgbClr w14:val="0C3512"/>
-                  </w14:solidFill>
-                </w14:textFill>
-              </w:rPr>
-              <w:t>com maior complexidade mec</w:t>
+              <w:t>ncia interativa funcional, combinando uma narrativa intencional com maior complexidade mec</w:t>
             </w:r>
             <w:r>
               <w:rPr>
@@ -15316,47 +16094,7 @@
                   </w14:solidFill>
                 </w14:textFill>
               </w:rPr>
-              <w:t>m a problemas globais</w:t>
-            </w:r>
-            <w:r>
-              <w:rPr>
-                <w:rStyle w:val="Nenhum"/>
-                <w:rFonts w:ascii="Arial" w:hAnsi="Arial"/>
-                <w:outline w:val="0"/>
-                <w:color w:val="0c3512"/>
-                <w:sz w:val="20"/>
-                <w:szCs w:val="20"/>
-                <w:u w:color="0c3512"/>
-                <w:shd w:val="nil" w:color="auto" w:fill="auto"/>
-                <w:rtl w:val="0"/>
-                <w:lang w:val="pt-PT"/>
-                <w14:textFill>
-                  <w14:solidFill>
-                    <w14:srgbClr w14:val="0C3512"/>
-                  </w14:solidFill>
-                </w14:textFill>
-              </w:rPr>
-              <w:t>,</w:t>
-            </w:r>
-            <w:r>
-              <w:rPr>
-                <w:rStyle w:val="Nenhum"/>
-                <w:rFonts w:ascii="Arial" w:hAnsi="Arial"/>
-                <w:outline w:val="0"/>
-                <w:color w:val="0c3512"/>
-                <w:sz w:val="20"/>
-                <w:szCs w:val="20"/>
-                <w:u w:color="0c3512"/>
-                <w:shd w:val="nil" w:color="auto" w:fill="auto"/>
-                <w:rtl w:val="0"/>
-                <w:lang w:val="pt-PT"/>
-                <w14:textFill>
-                  <w14:solidFill>
-                    <w14:srgbClr w14:val="0C3512"/>
-                  </w14:solidFill>
-                </w14:textFill>
-              </w:rPr>
-              <w:t xml:space="preserve"> identificados na ODS, buscando criar uma conscientiza</w:t>
+              <w:t>m a problemas globais, identificados na ODS, buscando criar uma conscientiza</w:t>
             </w:r>
             <w:r>
               <w:rPr>
@@ -15396,47 +16134,7 @@
                   </w14:solidFill>
                 </w14:textFill>
               </w:rPr>
-              <w:t>o no jo</w:t>
-            </w:r>
-            <w:r>
-              <w:rPr>
-                <w:rStyle w:val="Nenhum"/>
-                <w:rFonts w:ascii="Arial" w:hAnsi="Arial"/>
-                <w:outline w:val="0"/>
-                <w:color w:val="0c3512"/>
-                <w:sz w:val="20"/>
-                <w:szCs w:val="20"/>
-                <w:u w:color="0c3512"/>
-                <w:shd w:val="nil" w:color="auto" w:fill="auto"/>
-                <w:rtl w:val="0"/>
-                <w:lang w:val="pt-PT"/>
-                <w14:textFill>
-                  <w14:solidFill>
-                    <w14:srgbClr w14:val="0C3512"/>
-                  </w14:solidFill>
-                </w14:textFill>
-              </w:rPr>
-              <w:t>g</w:t>
-            </w:r>
-            <w:r>
-              <w:rPr>
-                <w:rStyle w:val="Nenhum"/>
-                <w:rFonts w:ascii="Arial" w:hAnsi="Arial"/>
-                <w:outline w:val="0"/>
-                <w:color w:val="0c3512"/>
-                <w:sz w:val="20"/>
-                <w:szCs w:val="20"/>
-                <w:u w:color="0c3512"/>
-                <w:shd w:val="nil" w:color="auto" w:fill="auto"/>
-                <w:rtl w:val="0"/>
-                <w:lang w:val="pt-PT"/>
-                <w14:textFill>
-                  <w14:solidFill>
-                    <w14:srgbClr w14:val="0C3512"/>
-                  </w14:solidFill>
-                </w14:textFill>
-              </w:rPr>
-              <w:t>ador de maneira indireta. O jogo tamb</w:t>
+              <w:t>o no jogador de maneira indireta. O jogo tamb</w:t>
             </w:r>
             <w:r>
               <w:rPr>
@@ -15607,6 +16305,21 @@
         <w:pStyle w:val="Corpo A"/>
         <w:widowControl w:val="0"/>
         <w:spacing w:after="0" w:line="240" w:lineRule="auto"/>
+        <w:ind w:left="216" w:hanging="216"/>
+        <w:rPr>
+          <w:rStyle w:val="Nenhum"/>
+          <w:rFonts w:ascii="Arial" w:cs="Arial" w:hAnsi="Arial" w:eastAsia="Arial"/>
+          <w:sz w:val="20"/>
+          <w:szCs w:val="20"/>
+          <w:lang w:val="pt-PT"/>
+        </w:rPr>
+      </w:pPr>
+    </w:p>
+    <w:p>
+      <w:pPr>
+        <w:pStyle w:val="Corpo A"/>
+        <w:widowControl w:val="0"/>
+        <w:spacing w:after="0" w:line="240" w:lineRule="auto"/>
         <w:ind w:left="108" w:hanging="108"/>
         <w:rPr>
           <w:rStyle w:val="Nenhum"/>
@@ -15699,7 +16412,7 @@
       <w:tblPr>
         <w:tblW w:w="9300" w:type="dxa"/>
         <w:jc w:val="left"/>
-        <w:tblInd w:w="216" w:type="dxa"/>
+        <w:tblInd w:w="324" w:type="dxa"/>
         <w:tblBorders>
           <w:top w:val="single" w:color="ffffff" w:sz="8" w:space="0" w:shadow="0" w:frame="0"/>
           <w:left w:val="single" w:color="ffffff" w:sz="8" w:space="0" w:shadow="0" w:frame="0"/>
@@ -15719,7 +16432,7 @@
           <w:shd w:val="clear" w:color="auto" w:fill="cad1d7"/>
         </w:tblPrEx>
         <w:trPr>
-          <w:trHeight w:val="1153" w:hRule="atLeast"/>
+          <w:trHeight w:val="1163" w:hRule="atLeast"/>
         </w:trPr>
         <w:tc>
           <w:tcPr>
@@ -15948,6 +16661,22 @@
         <w:pStyle w:val="Corpo A"/>
         <w:widowControl w:val="0"/>
         <w:spacing w:after="0" w:line="240" w:lineRule="auto"/>
+        <w:ind w:left="216" w:hanging="216"/>
+        <w:rPr>
+          <w:rStyle w:val="Nenhum"/>
+          <w:rFonts w:ascii="Arial" w:cs="Arial" w:hAnsi="Arial" w:eastAsia="Arial"/>
+          <w:b w:val="1"/>
+          <w:bCs w:val="1"/>
+          <w:sz w:val="20"/>
+          <w:szCs w:val="20"/>
+        </w:rPr>
+      </w:pPr>
+    </w:p>
+    <w:p>
+      <w:pPr>
+        <w:pStyle w:val="Corpo A"/>
+        <w:widowControl w:val="0"/>
+        <w:spacing w:after="0" w:line="240" w:lineRule="auto"/>
         <w:ind w:left="108" w:hanging="108"/>
         <w:rPr>
           <w:rStyle w:val="Nenhum"/>
@@ -16127,6 +16856,9 @@
       <w:jc w:val="right"/>
     </w:pPr>
     <w:r>
+      <w:rPr>
+        <w:rStyle w:val="Nenhum A"/>
+      </w:rPr>
       <w:tab/>
       <w:tab/>
     </w:r>
@@ -16149,10 +16881,10 @@
         <wp:anchor distT="152400" distB="152400" distL="152400" distR="152400" simplePos="0" relativeHeight="251658240" behindDoc="1" locked="0" layoutInCell="1" allowOverlap="1">
           <wp:simplePos x="0" y="0"/>
           <wp:positionH relativeFrom="page">
-            <wp:posOffset>-5713</wp:posOffset>
+            <wp:posOffset>-5712</wp:posOffset>
           </wp:positionH>
           <wp:positionV relativeFrom="page">
-            <wp:posOffset>-7618</wp:posOffset>
+            <wp:posOffset>-7617</wp:posOffset>
           </wp:positionV>
           <wp:extent cx="7577941" cy="10714945"/>
           <wp:effectExtent l="0" t="0" r="0" b="0"/>
@@ -17804,6 +18536,9 @@
       </w14:textFill>
     </w:rPr>
   </w:style>
+  <w:style w:type="character" w:styleId="Nenhum A">
+    <w:name w:val="Nenhum A"/>
+  </w:style>
   <w:style w:type="paragraph" w:styleId="Corpo A">
     <w:name w:val="Corpo A"/>
     <w:next w:val="Corpo A"/>
@@ -17905,18 +18640,42 @@
       <w:position w:val="0"/>
       <w:sz w:val="24"/>
       <w:szCs w:val="24"/>
-      <w:u w:val="none"/>
+      <w:u w:val="none" w:color="000000"/>
       <w:shd w:val="nil" w:color="auto" w:fill="auto"/>
       <w:vertAlign w:val="baseline"/>
       <w:lang w:val="pt-PT"/>
-      <w14:textOutline>
+      <w14:textOutline w14:w="12700" w14:cap="flat">
         <w14:noFill/>
+        <w14:miter w14:lim="400000"/>
       </w14:textOutline>
       <w14:textFill>
         <w14:solidFill>
           <w14:srgbClr w14:val="000000"/>
         </w14:solidFill>
       </w14:textFill>
+    </w:rPr>
+  </w:style>
+  <w:style w:type="character" w:styleId="Link">
+    <w:name w:val="Link"/>
+    <w:rPr>
+      <w:outline w:val="0"/>
+      <w:color w:val="0000ff"/>
+      <w:u w:val="single" w:color="0000ff"/>
+      <w14:textFill>
+        <w14:solidFill>
+          <w14:srgbClr w14:val="0000FF"/>
+        </w14:solidFill>
+      </w14:textFill>
+    </w:rPr>
+  </w:style>
+  <w:style w:type="character" w:styleId="Hyperlink.1">
+    <w:name w:val="Hyperlink.1"/>
+    <w:basedOn w:val="Link"/>
+    <w:next w:val="Hyperlink.1"/>
+    <w:rPr>
+      <w:rFonts w:ascii="Arial" w:cs="Arial" w:hAnsi="Arial" w:eastAsia="Arial"/>
+      <w:sz w:val="20"/>
+      <w:szCs w:val="20"/>
     </w:rPr>
   </w:style>
   <w:style w:type="paragraph" w:styleId="Padrão A">
